--- a/skills/phong-dieu-duong/assets/nd30-mau-1.4-van-ban-co-ten-loai.docx
+++ b/skills/phong-dieu-duong/assets/nd30-mau-1.4-van-ban-co-ten-loai.docx
@@ -1,5 +1,59 @@
 
-<file path=word/document.xml><?xml version="1.0" encoding="utf-8"?>
+<file path=./[Content_Types].xml><?xml version="1.0" encoding="utf-8"?>
+<Types xmlns="http://schemas.openxmlformats.org/package/2006/content-types">
+  <Default Extension="fntdata" ContentType="application/x-fontdata"/>
+  <Default Extension="jpeg" ContentType="image/jpeg"/>
+  <Default Extension="png" ContentType="image/png"/>
+  <Default Extension="rels" ContentType="application/vnd.openxmlformats-package.relationships+xml"/>
+  <Default Extension="xml" ContentType="application/xml"/>
+  <Override PartName="/word/document.xml" ContentType="application/vnd.openxmlformats-officedocument.wordprocessingml.document.main+xml"/>
+  <Override PartName="/word/styles.xml" ContentType="application/vnd.openxmlformats-officedocument.wordprocessingml.styles+xml"/>
+  <Override PartName="/word/header1.xml" ContentType="application/vnd.openxmlformats-officedocument.wordprocessingml.header+xml"/>
+  <Override PartName="/word/theme/theme1.xml" ContentType="application/vnd.openxmlformats-officedocument.theme+xml"/>
+  <Override PartName="/word/settings.xml" ContentType="application/vnd.openxmlformats-officedocument.wordprocessingml.settings+xml"/>
+  <Override PartName="/word/fontTable.xml" ContentType="application/vnd.openxmlformats-officedocument.wordprocessingml.fontTable+xml"/>
+  <Override PartName="/word/header2.xml" ContentType="application/vnd.openxmlformats-officedocument.wordprocessingml.header+xml"/>
+  <Override PartName="/word/numbering.xml" ContentType="application/vnd.openxmlformats-officedocument.wordprocessingml.numbering+xml"/>
+  <Override PartName="/docProps/custom.xml" ContentType="application/vnd.openxmlformats-officedocument.custom-properties+xml"/>
+  <Override PartName="/docProps/core.xml" ContentType="application/vnd.openxmlformats-package.core-properties+xml"/>
+  <Override PartName="/docProps/app.xml" ContentType="application/vnd.openxmlformats-officedocument.extended-properties+xml"/>
+</Types>
+</file>
+
+<file path=./docProps/app.xml><?xml version="1.0" encoding="utf-8"?>
+<Properties xmlns="http://schemas.openxmlformats.org/officeDocument/2006/extended-properties" xmlns:vt="http://schemas.openxmlformats.org/officeDocument/2006/docPropsVTypes">
+  <Template>Normal</Template>
+  <TotalTime>156</TotalTime>
+  <Application>LibreOffice/26.2.4.2$Windows_X86_64 LibreOffice_project/0229ac93fcf0d7cbc6376066c6f35021cef002dc</Application>
+  <AppVersion>15.0000</AppVersion>
+</Properties>
+</file>
+
+<file path=./docProps/core.xml><?xml version="1.0" encoding="utf-8"?>
+<cp:coreProperties xmlns:cp="http://schemas.openxmlformats.org/package/2006/metadata/core-properties" xmlns:dc="http://purl.org/dc/elements/1.1/" xmlns:dcterms="http://purl.org/dc/terms/" xmlns:dcmitype="http://purl.org/dc/dcmitype/" xmlns:xsi="http://www.w3.org/2001/XMLSchema-instance">
+  <dcterms:created xsi:type="dcterms:W3CDTF">2020-03-13T13:22:00Z</dcterms:created>
+  <dc:creator>congbao</dc:creator>
+  <dc:description/>
+  <cp:keywords/>
+  <dc:language>en-US</dc:language>
+  <cp:lastModifiedBy>PC</cp:lastModifiedBy>
+  <cp:lastPrinted>2020-03-14T11:13:00Z</cp:lastPrinted>
+  <dcterms:modified xsi:type="dcterms:W3CDTF">2020-11-10T14:00:00Z</dcterms:modified>
+  <cp:revision>71</cp:revision>
+  <dc:subject/>
+  <dc:title>Số 215 + 216                                                                  Ngày 08 tháng 3 năm 2007</dc:title>
+</cp:coreProperties>
+</file>
+
+<file path=./docProps/custom.xml><?xml version="1.0" encoding="utf-8"?>
+<Properties xmlns="http://schemas.openxmlformats.org/officeDocument/2006/custom-properties" xmlns:vt="http://schemas.openxmlformats.org/officeDocument/2006/docPropsVTypes">
+  <property fmtid="{D5CDD505-2E9C-101B-9397-08002B2CF9AE}" pid="2" name="MTEquationNumber2">
+    <vt:lpwstr>(#S1.#E1)</vt:lpwstr>
+  </property>
+</Properties>
+</file>
+
+<file path=./word/document.xml><?xml version="1.0" encoding="utf-8"?>
 <w:document xmlns:o="urn:schemas-microsoft-com:office:office" xmlns:r="http://schemas.openxmlformats.org/officeDocument/2006/relationships" xmlns:v="urn:schemas-microsoft-com:vml" xmlns:w="http://schemas.openxmlformats.org/wordprocessingml/2006/main" xmlns:w10="urn:schemas-microsoft-com:office:word" xmlns:wp="http://schemas.openxmlformats.org/drawingml/2006/wordprocessingDrawing" xmlns:pic="http://schemas.openxmlformats.org/drawingml/2006/picture" xmlns:wps="http://schemas.microsoft.com/office/word/2010/wordprocessingShape" xmlns:wpg="http://schemas.microsoft.com/office/word/2010/wordprocessingGroup" xmlns:mc="http://schemas.openxmlformats.org/markup-compatibility/2006" xmlns:wp14="http://schemas.microsoft.com/office/word/2010/wordprocessingDrawing" xmlns:w14="http://schemas.microsoft.com/office/word/2010/wordml" xmlns:w15="http://schemas.microsoft.com/office/word/2012/wordml">
   <w:body>
     <w:tbl>
@@ -1609,7 +1663,261 @@
 </w:document>
 </file>
 
-<file path=word/header1.xml><?xml version="1.0" encoding="utf-8"?>
+<file path=./word/fontTable.xml><?xml version="1.0" encoding="utf-8"?>
+<w:fonts xmlns:w="http://schemas.openxmlformats.org/wordprocessingml/2006/main" xmlns:r="http://schemas.openxmlformats.org/officeDocument/2006/relationships">
+  <w:font w:name="Times New Roman">
+    <w:family w:val="roman"/>
+    <w:pitch w:val="variable"/>
+  </w:font>
+  <w:font w:name="Symbol">
+    <w:family w:val="roman"/>
+    <w:pitch w:val="variable"/>
+  </w:font>
+  <w:font w:name="Arial">
+    <w:family w:val="swiss"/>
+    <w:pitch w:val="variable"/>
+  </w:font>
+  <w:font w:name="Liberation Serif">
+    <w:altName w:val="Times New Roman"/>
+    <w:family w:val="roman"/>
+    <w:pitch w:val="variable"/>
+  </w:font>
+  <w:font w:name=".VnTimeH">
+    <w:altName w:val="Courier New"/>
+    <w:family w:val="swiss"/>
+    <w:pitch w:val="variable"/>
+  </w:font>
+  <w:font w:name=".VnTime">
+    <w:altName w:val="Courier New"/>
+    <w:family w:val="swiss"/>
+    <w:pitch w:val="variable"/>
+  </w:font>
+  <w:font w:name="Courier New">
+    <w:family w:val="modern"/>
+    <w:pitch w:val="default"/>
+  </w:font>
+  <w:font w:name="Wingdings">
+    <w:family w:val="auto"/>
+    <w:pitch w:val="variable"/>
+  </w:font>
+  <w:font w:name="Tahoma">
+    <w:family w:val="swiss"/>
+    <w:pitch w:val="variable"/>
+  </w:font>
+  <w:font w:name="Calibri">
+    <w:family w:val="swiss"/>
+    <w:pitch w:val="variable"/>
+  </w:font>
+  <w:font w:name="VNI-Times">
+    <w:family w:val="auto"/>
+    <w:pitch w:val="variable"/>
+  </w:font>
+  <w:font w:name=".VnAvant">
+    <w:altName w:val="Courier New"/>
+    <w:family w:val="swiss"/>
+    <w:pitch w:val="variable"/>
+  </w:font>
+  <w:font w:name="Muc mon">
+    <w:altName w:val="Times New Roman"/>
+    <w:family w:val="roman"/>
+    <w:pitch w:val="default"/>
+  </w:font>
+  <w:font w:name=".VnCourier NewH">
+    <w:altName w:val="Courier New"/>
+    <w:family w:val="roman"/>
+    <w:pitch w:val="variable"/>
+  </w:font>
+  <w:font w:name=".VnGothic">
+    <w:altName w:val="Courier New"/>
+    <w:family w:val="swiss"/>
+    <w:pitch w:val="variable"/>
+  </w:font>
+  <w:font w:name=".VnCentury Schoolbook">
+    <w:altName w:val="Courier New"/>
+    <w:family w:val="swiss"/>
+    <w:pitch w:val="variable"/>
+  </w:font>
+  <w:font w:name=".VnAvantH">
+    <w:altName w:val="Courier New"/>
+    <w:family w:val="swiss"/>
+    <w:pitch w:val="variable"/>
+  </w:font>
+  <w:font w:name=".VnCentury SchoolbookH">
+    <w:altName w:val="Courier New"/>
+    <w:family w:val="swiss"/>
+    <w:pitch w:val="variable"/>
+  </w:font>
+  <w:font w:name=".VnHelvetIns">
+    <w:altName w:val="Courier New"/>
+    <w:family w:val="swiss"/>
+    <w:pitch w:val="variable"/>
+  </w:font>
+  <w:font w:name=".VnArial">
+    <w:altName w:val="Courier New"/>
+    <w:family w:val="swiss"/>
+    <w:pitch w:val="variable"/>
+  </w:font>
+  <w:font w:name=".VnHelvetInsH">
+    <w:altName w:val="Courier New"/>
+    <w:family w:val="swiss"/>
+    <w:pitch w:val="variable"/>
+  </w:font>
+  <w:font w:name=".VnArialH">
+    <w:altName w:val="Courier New"/>
+    <w:family w:val="swiss"/>
+    <w:pitch w:val="variable"/>
+  </w:font>
+  <w:font w:name="Arial Unicode MS">
+    <w:family w:val="swiss"/>
+    <w:pitch w:val="variable"/>
+  </w:font>
+  <w:font w:name="Cambria">
+    <w:family w:val="roman"/>
+    <w:pitch w:val="variable"/>
+  </w:font>
+  <w:font w:name="Verdana">
+    <w:family w:val="swiss"/>
+    <w:pitch w:val="variable"/>
+  </w:font>
+  <w:font w:name="Arial Narrow">
+    <w:family w:val="swiss"/>
+    <w:pitch w:val="variable"/>
+  </w:font>
+  <w:font w:name="Consolas">
+    <w:family w:val="modern"/>
+    <w:pitch w:val="default"/>
+  </w:font>
+  <w:font w:name="Microsoft Sans Serif">
+    <w:family w:val="swiss"/>
+    <w:pitch w:val="variable"/>
+  </w:font>
+  <w:font w:name="Arial Black">
+    <w:family w:val="swiss"/>
+    <w:pitch w:val="variable"/>
+  </w:font>
+  <w:font w:name="Trebuchet MS">
+    <w:family w:val="swiss"/>
+    <w:pitch w:val="variable"/>
+  </w:font>
+  <w:font w:name="Century Gothic">
+    <w:family w:val="swiss"/>
+    <w:pitch w:val="variable"/>
+  </w:font>
+  <w:font w:name="Garamond">
+    <w:family w:val="roman"/>
+    <w:pitch w:val="variable"/>
+  </w:font>
+  <w:font w:name="Georgia">
+    <w:family w:val="roman"/>
+    <w:pitch w:val="variable"/>
+  </w:font>
+  <w:font w:name="Calibri Light">
+    <w:family w:val="swiss"/>
+    <w:pitch w:val="variable"/>
+  </w:font>
+  <w:font w:name="VNTime">
+    <w:family w:val="auto"/>
+    <w:pitch w:val="variable"/>
+  </w:font>
+  <w:font w:name="Times New Roman Bold">
+    <w:altName w:val="Times New Roman"/>
+    <w:family w:val="roman"/>
+    <w:pitch w:val="default"/>
+  </w:font>
+  <w:font w:name="PdTime">
+    <w:altName w:val="Arial Narrow"/>
+    <w:family w:val="swiss"/>
+    <w:pitch w:val="variable"/>
+  </w:font>
+  <w:font w:name=".VnArial Narrow">
+    <w:altName w:val="Courier New"/>
+    <w:family w:val="swiss"/>
+    <w:pitch w:val="variable"/>
+  </w:font>
+  <w:font w:name="Arial">
+    <w:family w:val="swiss"/>
+    <w:pitch w:val="default"/>
+  </w:font>
+  <w:font w:name="PdTimeH">
+    <w:altName w:val="Arial Narrow"/>
+    <w:family w:val="swiss"/>
+    <w:pitch w:val="variable"/>
+  </w:font>
+  <w:font w:name=".VnVogue">
+    <w:altName w:val="Courier New"/>
+    <w:family w:val="swiss"/>
+    <w:pitch w:val="variable"/>
+  </w:font>
+  <w:font w:name=".VnBlackH">
+    <w:altName w:val="Courier New"/>
+    <w:family w:val="swiss"/>
+    <w:pitch w:val="variable"/>
+  </w:font>
+  <w:font w:name="VnHelveticaU">
+    <w:family w:val="swiss"/>
+    <w:pitch w:val="variable"/>
+  </w:font>
+  <w:font w:name="VnHelvetica">
+    <w:altName w:val="Arial"/>
+    <w:family w:val="auto"/>
+    <w:pitch w:val="variable"/>
+  </w:font>
+  <w:font w:name="Caslon 540 LT Std">
+    <w:family w:val="roman"/>
+    <w:pitch w:val="variable"/>
+  </w:font>
+  <w:font w:name="Myriad Pro Light">
+    <w:altName w:val="Arial"/>
+    <w:family w:val="swiss"/>
+    <w:pitch w:val="variable"/>
+  </w:font>
+  <w:font w:name=".VnCourier">
+    <w:altName w:val="Courier New"/>
+    <w:family w:val="swiss"/>
+    <w:pitch w:val="variable"/>
+  </w:font>
+  <w:font w:name="VNI Times">
+    <w:family w:val="auto"/>
+    <w:pitch w:val="variable"/>
+  </w:font>
+  <w:font w:name="VNSVNI2">
+    <w:altName w:val="Courier New"/>
+    <w:family w:val="auto"/>
+    <w:pitch w:val="variable"/>
+  </w:font>
+  <w:font w:name=".VnClarendonH">
+    <w:altName w:val="Courier New"/>
+    <w:family w:val="swiss"/>
+    <w:pitch w:val="variable"/>
+  </w:font>
+  <w:font w:name="VNAvantH">
+    <w:altName w:val="Arial"/>
+    <w:family w:val="swiss"/>
+    <w:pitch w:val="variable"/>
+  </w:font>
+  <w:font w:name="Vn Arial HBold">
+    <w:altName w:val="Times New Roman"/>
+    <w:family w:val="auto"/>
+    <w:pitch w:val="default"/>
+  </w:font>
+  <w:font w:name="Batang">
+    <w:altName w:val="바탕"/>
+    <w:family w:val="auto"/>
+    <w:pitch w:val="default"/>
+  </w:font>
+  <w:font w:name=".VnVogueH">
+    <w:altName w:val="Courier New"/>
+    <w:family w:val="swiss"/>
+    <w:pitch w:val="variable"/>
+  </w:font>
+  <w:font w:name="Courier New">
+    <w:family w:val="modern"/>
+    <w:pitch w:val="fixed"/>
+  </w:font>
+</w:fonts>
+</file>
+
+<file path=./word/header1.xml><?xml version="1.0" encoding="utf-8"?>
 <w:hdr xmlns:o="urn:schemas-microsoft-com:office:office" xmlns:r="http://schemas.openxmlformats.org/officeDocument/2006/relationships" xmlns:v="urn:schemas-microsoft-com:vml" xmlns:w="http://schemas.openxmlformats.org/wordprocessingml/2006/main" xmlns:w10="urn:schemas-microsoft-com:office:word" xmlns:wp="http://schemas.openxmlformats.org/drawingml/2006/wordprocessingDrawing" xmlns:pic="http://schemas.openxmlformats.org/drawingml/2006/picture" xmlns:wps="http://schemas.microsoft.com/office/word/2010/wordprocessingShape" xmlns:wpg="http://schemas.microsoft.com/office/word/2010/wordprocessingGroup" xmlns:mc="http://schemas.openxmlformats.org/markup-compatibility/2006" xmlns:wp14="http://schemas.microsoft.com/office/word/2010/wordprocessingDrawing" xmlns:w14="http://schemas.microsoft.com/office/word/2010/wordml" xmlns:w15="http://schemas.microsoft.com/office/word/2012/wordml">
   <w:p>
     <w:pPr>
@@ -1794,7 +2102,7 @@
 </w:hdr>
 </file>
 
-<file path=word/header2.xml><?xml version="1.0" encoding="utf-8"?>
+<file path=./word/header2.xml><?xml version="1.0" encoding="utf-8"?>
 <w:hdr xmlns:o="urn:schemas-microsoft-com:office:office" xmlns:r="http://schemas.openxmlformats.org/officeDocument/2006/relationships" xmlns:v="urn:schemas-microsoft-com:vml" xmlns:w="http://schemas.openxmlformats.org/wordprocessingml/2006/main" xmlns:w10="urn:schemas-microsoft-com:office:word" xmlns:wp="http://schemas.openxmlformats.org/drawingml/2006/wordprocessingDrawing" xmlns:pic="http://schemas.openxmlformats.org/drawingml/2006/picture" xmlns:wps="http://schemas.microsoft.com/office/word/2010/wordprocessingShape" xmlns:wpg="http://schemas.microsoft.com/office/word/2010/wordprocessingGroup" xmlns:mc="http://schemas.openxmlformats.org/markup-compatibility/2006" xmlns:wp14="http://schemas.microsoft.com/office/word/2010/wordprocessingDrawing" xmlns:w14="http://schemas.microsoft.com/office/word/2010/wordml" xmlns:w15="http://schemas.microsoft.com/office/word/2012/wordml">
   <w:p>
     <w:pPr>
@@ -1808,7 +2116,7 @@
 </w:hdr>
 </file>
 
-<file path=word/numbering.xml><?xml version="1.0" encoding="utf-8"?>
+<file path=./word/numbering.xml><?xml version="1.0" encoding="utf-8"?>
 <w:numbering xmlns:w="http://schemas.openxmlformats.org/wordprocessingml/2006/main" xmlns:o="urn:schemas-microsoft-com:office:office" xmlns:r="http://schemas.openxmlformats.org/officeDocument/2006/relationships" xmlns:v="urn:schemas-microsoft-com:vml" xmlns:mc="http://schemas.openxmlformats.org/markup-compatibility/2006" xmlns:w14="http://schemas.microsoft.com/office/word/2010/wordml">
   <w:abstractNum w:abstractNumId="1">
     <w:lvl w:ilvl="0">
@@ -3970,7 +4278,21 @@
 </w:numbering>
 </file>
 
-<file path=word/styles.xml><?xml version="1.0" encoding="utf-8"?>
+<file path=./word/settings.xml><?xml version="1.0" encoding="utf-8"?>
+<w:settings xmlns:w="http://schemas.openxmlformats.org/wordprocessingml/2006/main">
+  <w:zoom w:percent="100"/>
+  <w:defaultTabStop w:val="709"/>
+  <w:autoHyphenation w:val="true"/>
+  <w:hyphenationZone w:val="0"/>
+  <w:evenAndOddHeaders/>
+  <w:compat>
+    <w:doNotBreakWrappedTables/>
+    <w:compatSetting w:name="compatibilityMode" w:uri="http://schemas.microsoft.com/office/word" w:val="11"/>
+  </w:compat>
+</w:settings>
+</file>
+
+<file path=./word/styles.xml><?xml version="1.0" encoding="utf-8"?>
 <w:styles xmlns:w="http://schemas.openxmlformats.org/wordprocessingml/2006/main" xmlns:w14="http://schemas.microsoft.com/office/word/2010/wordml" xmlns:mc="http://schemas.openxmlformats.org/markup-compatibility/2006">
   <w:docDefaults>
     <w:rPrDefault>
@@ -41320,7 +41642,7 @@
 </w:styles>
 </file>
 
-<file path=word/theme/theme1.xml><?xml version="1.0" encoding="utf-8"?>
+<file path=./word/theme/theme1.xml><?xml version="1.0" encoding="utf-8"?>
 <a:theme xmlns:a="http://schemas.openxmlformats.org/drawingml/2006/main" xmlns:r="http://schemas.openxmlformats.org/officeDocument/2006/relationships" name="Office">
   <a:themeElements>
     <a:clrScheme name="LibreOffice">

--- a/skills/phong-dieu-duong/assets/nd30-mau-1.4-van-ban-co-ten-loai.docx
+++ b/skills/phong-dieu-duong/assets/nd30-mau-1.4-van-ban-co-ten-loai.docx
@@ -1,59 +1,5 @@
 
-<file path=./[Content_Types].xml><?xml version="1.0" encoding="utf-8"?>
-<Types xmlns="http://schemas.openxmlformats.org/package/2006/content-types">
-  <Default Extension="fntdata" ContentType="application/x-fontdata"/>
-  <Default Extension="jpeg" ContentType="image/jpeg"/>
-  <Default Extension="png" ContentType="image/png"/>
-  <Default Extension="rels" ContentType="application/vnd.openxmlformats-package.relationships+xml"/>
-  <Default Extension="xml" ContentType="application/xml"/>
-  <Override PartName="/word/document.xml" ContentType="application/vnd.openxmlformats-officedocument.wordprocessingml.document.main+xml"/>
-  <Override PartName="/word/styles.xml" ContentType="application/vnd.openxmlformats-officedocument.wordprocessingml.styles+xml"/>
-  <Override PartName="/word/header1.xml" ContentType="application/vnd.openxmlformats-officedocument.wordprocessingml.header+xml"/>
-  <Override PartName="/word/theme/theme1.xml" ContentType="application/vnd.openxmlformats-officedocument.theme+xml"/>
-  <Override PartName="/word/settings.xml" ContentType="application/vnd.openxmlformats-officedocument.wordprocessingml.settings+xml"/>
-  <Override PartName="/word/fontTable.xml" ContentType="application/vnd.openxmlformats-officedocument.wordprocessingml.fontTable+xml"/>
-  <Override PartName="/word/header2.xml" ContentType="application/vnd.openxmlformats-officedocument.wordprocessingml.header+xml"/>
-  <Override PartName="/word/numbering.xml" ContentType="application/vnd.openxmlformats-officedocument.wordprocessingml.numbering+xml"/>
-  <Override PartName="/docProps/custom.xml" ContentType="application/vnd.openxmlformats-officedocument.custom-properties+xml"/>
-  <Override PartName="/docProps/core.xml" ContentType="application/vnd.openxmlformats-package.core-properties+xml"/>
-  <Override PartName="/docProps/app.xml" ContentType="application/vnd.openxmlformats-officedocument.extended-properties+xml"/>
-</Types>
-</file>
-
-<file path=./docProps/app.xml><?xml version="1.0" encoding="utf-8"?>
-<Properties xmlns="http://schemas.openxmlformats.org/officeDocument/2006/extended-properties" xmlns:vt="http://schemas.openxmlformats.org/officeDocument/2006/docPropsVTypes">
-  <Template>Normal</Template>
-  <TotalTime>156</TotalTime>
-  <Application>LibreOffice/26.2.4.2$Windows_X86_64 LibreOffice_project/0229ac93fcf0d7cbc6376066c6f35021cef002dc</Application>
-  <AppVersion>15.0000</AppVersion>
-</Properties>
-</file>
-
-<file path=./docProps/core.xml><?xml version="1.0" encoding="utf-8"?>
-<cp:coreProperties xmlns:cp="http://schemas.openxmlformats.org/package/2006/metadata/core-properties" xmlns:dc="http://purl.org/dc/elements/1.1/" xmlns:dcterms="http://purl.org/dc/terms/" xmlns:dcmitype="http://purl.org/dc/dcmitype/" xmlns:xsi="http://www.w3.org/2001/XMLSchema-instance">
-  <dcterms:created xsi:type="dcterms:W3CDTF">2020-03-13T13:22:00Z</dcterms:created>
-  <dc:creator>congbao</dc:creator>
-  <dc:description/>
-  <cp:keywords/>
-  <dc:language>en-US</dc:language>
-  <cp:lastModifiedBy>PC</cp:lastModifiedBy>
-  <cp:lastPrinted>2020-03-14T11:13:00Z</cp:lastPrinted>
-  <dcterms:modified xsi:type="dcterms:W3CDTF">2020-11-10T14:00:00Z</dcterms:modified>
-  <cp:revision>71</cp:revision>
-  <dc:subject/>
-  <dc:title>Số 215 + 216                                                                  Ngày 08 tháng 3 năm 2007</dc:title>
-</cp:coreProperties>
-</file>
-
-<file path=./docProps/custom.xml><?xml version="1.0" encoding="utf-8"?>
-<Properties xmlns="http://schemas.openxmlformats.org/officeDocument/2006/custom-properties" xmlns:vt="http://schemas.openxmlformats.org/officeDocument/2006/docPropsVTypes">
-  <property fmtid="{D5CDD505-2E9C-101B-9397-08002B2CF9AE}" pid="2" name="MTEquationNumber2">
-    <vt:lpwstr>(#S1.#E1)</vt:lpwstr>
-  </property>
-</Properties>
-</file>
-
-<file path=./word/document.xml><?xml version="1.0" encoding="utf-8"?>
+<file path=word/document.xml><?xml version="1.0" encoding="utf-8"?>
 <w:document xmlns:o="urn:schemas-microsoft-com:office:office" xmlns:r="http://schemas.openxmlformats.org/officeDocument/2006/relationships" xmlns:v="urn:schemas-microsoft-com:vml" xmlns:w="http://schemas.openxmlformats.org/wordprocessingml/2006/main" xmlns:w10="urn:schemas-microsoft-com:office:word" xmlns:wp="http://schemas.openxmlformats.org/drawingml/2006/wordprocessingDrawing" xmlns:pic="http://schemas.openxmlformats.org/drawingml/2006/picture" xmlns:wps="http://schemas.microsoft.com/office/word/2010/wordprocessingShape" xmlns:wpg="http://schemas.microsoft.com/office/word/2010/wordprocessingGroup" xmlns:mc="http://schemas.openxmlformats.org/markup-compatibility/2006" xmlns:wp14="http://schemas.microsoft.com/office/word/2010/wordprocessingDrawing" xmlns:w14="http://schemas.microsoft.com/office/word/2010/wordml" xmlns:w15="http://schemas.microsoft.com/office/word/2012/wordml">
   <w:body>
     <w:tbl>
@@ -113,7 +59,7 @@
                 <w:vertAlign w:val="superscript"/>
                 <w:lang w:eastAsia="vi-VN"/>
               </w:rPr>
-              <w:t>{{SO_LIEU}}</w:t>
+              <w:t>1</w:t>
             </w:r>
           </w:p>
           <w:p>
@@ -123,7 +69,14 @@
               <w:spacing w:lineRule="exact" w:line="390" w:before="0" w:after="0"/>
               <w:ind w:hanging="0" w:end="0"/>
               <w:jc w:val="center"/>
-              <w:rPr/>
+              <w:rPr>
+                <w:rStyle w:val="Other"/>
+                <w:b/>
+                <w:bCs/>
+                <w:color w:val="000000"/>
+                <w:vertAlign w:val="superscript"/>
+                <w:lang w:eastAsia="vi-VN"/>
+              </w:rPr>
             </w:pPr>
             <w:r>
               <w:rPr>
@@ -144,7 +97,7 @@
                 <w:vertAlign w:val="superscript"/>
                 <w:lang w:eastAsia="vi-VN"/>
               </w:rPr>
-              <w:t>{{SO_LIEU}}</w:t>
+              <w:t>2</w:t>
             </w:r>
           </w:p>
           <w:p>
@@ -156,11 +109,8 @@
               <w:jc w:val="center"/>
               <w:rPr>
                 <w:rStyle w:val="Other"/>
-                <w:b/>
-                <w:bCs/>
                 <w:color w:val="000000"/>
-                <w:vertAlign w:val="superscript"/>
-                <w:lang w:val="en-US" w:eastAsia="vi-VN"/>
+                <w:lang w:eastAsia="vi-VN"/>
               </w:rPr>
             </w:pPr>
             <w:r>
@@ -250,7 +200,7 @@
                 <w:vertAlign w:val="superscript"/>
                 <w:lang w:eastAsia="vi-VN"/>
               </w:rPr>
-              <w:t>{{SO_LIEU}}</w:t>
+              <w:t>3</w:t>
             </w:r>
             <w:r>
               <w:rPr>
@@ -267,7 +217,7 @@
                 <w:vertAlign w:val="superscript"/>
                 <w:lang w:eastAsia="vi-VN"/>
               </w:rPr>
-              <w:t>{{SO_LIEU}}</w:t>
+              <w:t>4</w:t>
             </w:r>
             <w:r>
               <w:rPr>
@@ -292,7 +242,13 @@
               <w:spacing w:lineRule="exact" w:line="390" w:before="0" w:after="0"/>
               <w:ind w:hanging="0" w:end="0"/>
               <w:jc w:val="center"/>
-              <w:rPr/>
+              <w:rPr>
+                <w:rStyle w:val="Other"/>
+                <w:b/>
+                <w:bCs/>
+                <w:color w:val="000000"/>
+                <w:lang w:eastAsia="vi-VN"/>
+              </w:rPr>
             </w:pPr>
             <w:r>
               <w:rPr>
@@ -312,7 +268,13 @@
               <w:spacing w:lineRule="exact" w:line="390" w:before="0" w:after="0"/>
               <w:ind w:hanging="0" w:end="0"/>
               <w:jc w:val="center"/>
-              <w:rPr/>
+              <w:rPr>
+                <w:rStyle w:val="Other"/>
+                <w:b/>
+                <w:bCs/>
+                <w:color w:val="000000"/>
+                <w:lang w:eastAsia="vi-VN"/>
+              </w:rPr>
             </w:pPr>
             <w:r>
               <w:rPr>
@@ -334,12 +296,10 @@
               <w:jc w:val="right"/>
               <w:rPr>
                 <w:rStyle w:val="Other"/>
-                <w:b/>
-                <w:bCs/>
                 <w:i/>
                 <w:iCs/>
                 <w:color w:val="000000"/>
-                <w:lang w:val="en-US" w:eastAsia="vi-VN"/>
+                <w:lang w:eastAsia="vi-VN"/>
               </w:rPr>
             </w:pPr>
             <w:r>
@@ -433,7 +393,7 @@
                 <w:vertAlign w:val="superscript"/>
                 <w:lang w:eastAsia="vi-VN"/>
               </w:rPr>
-              <w:t>{{SO_LIEU}}</w:t>
+              <w:t>5</w:t>
             </w:r>
             <w:r>
               <w:rPr>
@@ -505,7 +465,16 @@
         </w:tabs>
         <w:spacing w:lineRule="exact" w:line="390"/>
         <w:jc w:val="center"/>
-        <w:rPr/>
+        <w:rPr>
+          <w:rStyle w:val="Heading21"/>
+          <w:rFonts w:ascii="Times New Roman" w:hAnsi="Times New Roman" w:cs="Times New Roman"/>
+          <w:bCs w:val="false"/>
+          <w:color w:val="000000"/>
+          <w:sz w:val="28"/>
+          <w:szCs w:val="28"/>
+          <w:vertAlign w:val="superscript"/>
+          <w:lang w:eastAsia="vi-VN"/>
+        </w:rPr>
       </w:pPr>
       <w:r>
         <w:rPr>
@@ -532,7 +501,7 @@
           <w:vertAlign w:val="superscript"/>
           <w:lang w:eastAsia="vi-VN"/>
         </w:rPr>
-        <w:t>{{SO_LIEU}}</w:t>
+        <w:t>6</w:t>
       </w:r>
     </w:p>
     <w:p>
@@ -545,7 +514,16 @@
         </w:tabs>
         <w:spacing w:lineRule="exact" w:line="390"/>
         <w:jc w:val="center"/>
-        <w:rPr/>
+        <w:rPr>
+          <w:rStyle w:val="Heading21"/>
+          <w:rFonts w:ascii="Times New Roman" w:hAnsi="Times New Roman" w:cs="Times New Roman"/>
+          <w:b w:val="false"/>
+          <w:bCs w:val="false"/>
+          <w:color w:val="000000"/>
+          <w:sz w:val="28"/>
+          <w:szCs w:val="28"/>
+          <w:lang w:eastAsia="vi-VN"/>
+        </w:rPr>
       </w:pPr>
       <w:r>
         <w:rPr>
@@ -572,7 +550,7 @@
           <w:vertAlign w:val="superscript"/>
           <w:lang w:eastAsia="vi-VN"/>
         </w:rPr>
-        <w:t>{{SO_LIEU}}</w:t>
+        <w:t>7</w:t>
       </w:r>
       <w:r>
         <w:rPr>
@@ -600,14 +578,10 @@
         <w:ind w:firstLine="454" w:end="0"/>
         <w:jc w:val="center"/>
         <w:rPr>
-          <w:rStyle w:val="Heading21"/>
           <w:rFonts w:ascii="Times New Roman" w:hAnsi="Times New Roman" w:cs="Times New Roman"/>
-          <w:b w:val="false"/>
-          <w:bCs w:val="false"/>
           <w:color w:val="000000"/>
           <w:sz w:val="28"/>
           <w:szCs w:val="28"/>
-          <w:lang w:val="en-US" w:eastAsia="en-US"/>
         </w:rPr>
       </w:pPr>
       <w:r>
@@ -708,7 +682,7 @@
           <w:vertAlign w:val="superscript"/>
           <w:lang w:eastAsia="vi-VN"/>
         </w:rPr>
-        <w:t>{{SO_LIEU}}</w:t>
+        <w:t>8</w:t>
       </w:r>
       <w:r>
         <w:rPr>
@@ -774,7 +748,13 @@
         <w:pStyle w:val="Normal"/>
         <w:widowControl w:val="false"/>
         <w:spacing w:lineRule="exact" w:line="390" w:before="80" w:after="0"/>
-        <w:rPr/>
+        <w:rPr>
+          <w:rStyle w:val="Heading21"/>
+          <w:b w:val="false"/>
+          <w:bCs w:val="false"/>
+          <w:color w:val="000000"/>
+          <w:lang w:eastAsia="vi-VN"/>
+        </w:rPr>
       </w:pPr>
       <w:r>
         <w:rPr>
@@ -867,7 +847,14 @@
               </w:tabs>
               <w:spacing w:lineRule="auto" w:line="240"/>
               <w:ind w:hanging="0" w:end="0"/>
-              <w:rPr/>
+              <w:rPr>
+                <w:rStyle w:val="Bodytext2"/>
+                <w:b w:val="false"/>
+                <w:color w:val="000000"/>
+                <w:sz w:val="24"/>
+                <w:szCs w:val="24"/>
+                <w:lang w:eastAsia="vi-VN"/>
+              </w:rPr>
             </w:pPr>
             <w:r>
               <w:rPr>
@@ -893,7 +880,14 @@
               </w:tabs>
               <w:spacing w:lineRule="auto" w:line="240"/>
               <w:ind w:hanging="0" w:end="0"/>
-              <w:rPr/>
+              <w:rPr>
+                <w:rStyle w:val="Bodytext2"/>
+                <w:b w:val="false"/>
+                <w:color w:val="000000"/>
+                <w:sz w:val="24"/>
+                <w:szCs w:val="24"/>
+                <w:lang w:eastAsia="vi-VN"/>
+              </w:rPr>
             </w:pPr>
             <w:r>
               <w:rPr>
@@ -971,7 +965,7 @@
                 <w:vertAlign w:val="superscript"/>
                 <w:lang w:eastAsia="vi-VN"/>
               </w:rPr>
-              <w:t>{{SO_LIEU}}</w:t>
+              <w:t>9</w:t>
             </w:r>
             <w:r>
               <w:rPr>
@@ -996,7 +990,7 @@
                 <w:vertAlign w:val="superscript"/>
                 <w:lang w:eastAsia="vi-VN"/>
               </w:rPr>
-              <w:t>{{SO_LIEU}}</w:t>
+              <w:t>10</w:t>
             </w:r>
             <w:r>
               <w:rPr>
@@ -1021,9 +1015,7 @@
               </w:tabs>
               <w:rPr>
                 <w:rFonts w:ascii="Times New Roman" w:hAnsi="Times New Roman" w:cs="Times New Roman"/>
-                <w:b w:val="false"/>
                 <w:color w:val="000000"/>
-                <w:sz w:val="24"/>
                 <w:szCs w:val="24"/>
               </w:rPr>
             </w:pPr>
@@ -1183,7 +1175,7 @@
           <w:color w:val="000000"/>
           <w:sz w:val="28"/>
           <w:szCs w:val="28"/>
-          <w:lang w:val="en-US" w:eastAsia="vi-VN"/>
+          <w:lang w:eastAsia="vi-VN"/>
         </w:rPr>
       </w:pPr>
       <w:r>
@@ -1254,7 +1246,13 @@
         <w:spacing w:lineRule="exact" w:line="300"/>
         <w:ind w:hanging="142" w:start="142" w:end="0"/>
         <w:jc w:val="both"/>
-        <w:rPr/>
+        <w:rPr>
+          <w:rStyle w:val="Footnote"/>
+          <w:b/>
+          <w:i/>
+          <w:sz w:val="24"/>
+          <w:szCs w:val="24"/>
+        </w:rPr>
       </w:pPr>
       <w:r>
         <w:rPr>
@@ -1274,7 +1272,11 @@
         <w:spacing w:lineRule="exact" w:line="300"/>
         <w:ind w:hanging="142" w:start="142" w:end="0"/>
         <w:jc w:val="both"/>
-        <w:rPr/>
+        <w:rPr>
+          <w:rStyle w:val="Footnote"/>
+          <w:sz w:val="24"/>
+          <w:szCs w:val="24"/>
+        </w:rPr>
       </w:pPr>
       <w:r>
         <w:rPr>
@@ -1283,7 +1285,7 @@
           <w:szCs w:val="24"/>
           <w:vertAlign w:val="superscript"/>
         </w:rPr>
-        <w:t xml:space="preserve">{{SO_LIEU}}</w:t>
+        <w:t xml:space="preserve">1 </w:t>
       </w:r>
       <w:r>
         <w:rPr>
@@ -1313,7 +1315,7 @@
           <w:szCs w:val="24"/>
           <w:vertAlign w:val="superscript"/>
         </w:rPr>
-        <w:t xml:space="preserve">{{SO_LIEU}}</w:t>
+        <w:t xml:space="preserve">2 </w:t>
       </w:r>
       <w:r>
         <w:rPr>
@@ -1334,7 +1336,13 @@
         <w:spacing w:lineRule="exact" w:line="300" w:before="0" w:after="0"/>
         <w:ind w:hanging="142" w:start="142" w:end="0"/>
         <w:jc w:val="both"/>
-        <w:rPr/>
+        <w:rPr>
+          <w:rStyle w:val="Footnote"/>
+          <w:color w:val="000000"/>
+          <w:sz w:val="24"/>
+          <w:szCs w:val="24"/>
+          <w:lang w:eastAsia="vi-VN"/>
+        </w:rPr>
       </w:pPr>
       <w:r>
         <w:rPr>
@@ -1345,7 +1353,7 @@
           <w:vertAlign w:val="superscript"/>
           <w:lang w:eastAsia="vi-VN"/>
         </w:rPr>
-        <w:t xml:space="preserve">{{SO_LIEU}}</w:t>
+        <w:t xml:space="preserve">3 </w:t>
       </w:r>
       <w:r>
         <w:rPr>
@@ -1382,7 +1390,7 @@
           <w:vertAlign w:val="superscript"/>
           <w:lang w:eastAsia="vi-VN"/>
         </w:rPr>
-        <w:t xml:space="preserve">{{SO_LIEU}}</w:t>
+        <w:t xml:space="preserve">4 </w:t>
       </w:r>
       <w:r>
         <w:rPr>
@@ -1419,7 +1427,7 @@
           <w:vertAlign w:val="superscript"/>
           <w:lang w:eastAsia="vi-VN"/>
         </w:rPr>
-        <w:t xml:space="preserve">{{SO_LIEU}}</w:t>
+        <w:t xml:space="preserve">5 </w:t>
       </w:r>
       <w:r>
         <w:rPr>
@@ -1453,7 +1461,7 @@
           <w:vertAlign w:val="superscript"/>
           <w:lang w:eastAsia="vi-VN"/>
         </w:rPr>
-        <w:t xml:space="preserve">{{SO_LIEU}}</w:t>
+        <w:t xml:space="preserve">6 </w:t>
       </w:r>
       <w:r>
         <w:rPr>
@@ -1523,7 +1531,7 @@
           <w:vertAlign w:val="superscript"/>
           <w:lang w:eastAsia="vi-VN"/>
         </w:rPr>
-        <w:t>{{SO_LIEU}}</w:t>
+        <w:t>7</w:t>
       </w:r>
       <w:r>
         <w:rPr>
@@ -1560,7 +1568,7 @@
           <w:vertAlign w:val="superscript"/>
           <w:lang w:eastAsia="vi-VN"/>
         </w:rPr>
-        <w:t xml:space="preserve">{{SO_LIEU}}</w:t>
+        <w:t xml:space="preserve">8 </w:t>
       </w:r>
       <w:r>
         <w:rPr>
@@ -1597,7 +1605,7 @@
           <w:vertAlign w:val="superscript"/>
           <w:lang w:eastAsia="vi-VN"/>
         </w:rPr>
-        <w:t xml:space="preserve">{{SO_LIEU}}</w:t>
+        <w:t xml:space="preserve">9 </w:t>
       </w:r>
       <w:r>
         <w:rPr>
@@ -1621,7 +1629,11 @@
         <w:ind w:hanging="142" w:start="142" w:end="0"/>
         <w:jc w:val="both"/>
         <w:rPr>
-          <w:vanish/>
+          <w:rStyle w:val="Footnote"/>
+          <w:color w:val="000000"/>
+          <w:sz w:val="24"/>
+          <w:szCs w:val="24"/>
+          <w:lang w:eastAsia="vi-VN"/>
         </w:rPr>
       </w:pPr>
       <w:r>
@@ -1633,7 +1645,7 @@
           <w:vertAlign w:val="superscript"/>
           <w:lang w:eastAsia="vi-VN"/>
         </w:rPr>
-        <w:t xml:space="preserve">{{SO_LIEU}}</w:t>
+        <w:t xml:space="preserve">10 </w:t>
       </w:r>
       <w:r>
         <w:rPr>
@@ -1663,261 +1675,7 @@
 </w:document>
 </file>
 
-<file path=./word/fontTable.xml><?xml version="1.0" encoding="utf-8"?>
-<w:fonts xmlns:w="http://schemas.openxmlformats.org/wordprocessingml/2006/main" xmlns:r="http://schemas.openxmlformats.org/officeDocument/2006/relationships">
-  <w:font w:name="Times New Roman">
-    <w:family w:val="roman"/>
-    <w:pitch w:val="variable"/>
-  </w:font>
-  <w:font w:name="Symbol">
-    <w:family w:val="roman"/>
-    <w:pitch w:val="variable"/>
-  </w:font>
-  <w:font w:name="Arial">
-    <w:family w:val="swiss"/>
-    <w:pitch w:val="variable"/>
-  </w:font>
-  <w:font w:name="Liberation Serif">
-    <w:altName w:val="Times New Roman"/>
-    <w:family w:val="roman"/>
-    <w:pitch w:val="variable"/>
-  </w:font>
-  <w:font w:name=".VnTimeH">
-    <w:altName w:val="Courier New"/>
-    <w:family w:val="swiss"/>
-    <w:pitch w:val="variable"/>
-  </w:font>
-  <w:font w:name=".VnTime">
-    <w:altName w:val="Courier New"/>
-    <w:family w:val="swiss"/>
-    <w:pitch w:val="variable"/>
-  </w:font>
-  <w:font w:name="Courier New">
-    <w:family w:val="modern"/>
-    <w:pitch w:val="default"/>
-  </w:font>
-  <w:font w:name="Wingdings">
-    <w:family w:val="auto"/>
-    <w:pitch w:val="variable"/>
-  </w:font>
-  <w:font w:name="Tahoma">
-    <w:family w:val="swiss"/>
-    <w:pitch w:val="variable"/>
-  </w:font>
-  <w:font w:name="Calibri">
-    <w:family w:val="swiss"/>
-    <w:pitch w:val="variable"/>
-  </w:font>
-  <w:font w:name="VNI-Times">
-    <w:family w:val="auto"/>
-    <w:pitch w:val="variable"/>
-  </w:font>
-  <w:font w:name=".VnAvant">
-    <w:altName w:val="Courier New"/>
-    <w:family w:val="swiss"/>
-    <w:pitch w:val="variable"/>
-  </w:font>
-  <w:font w:name="Muc mon">
-    <w:altName w:val="Times New Roman"/>
-    <w:family w:val="roman"/>
-    <w:pitch w:val="default"/>
-  </w:font>
-  <w:font w:name=".VnCourier NewH">
-    <w:altName w:val="Courier New"/>
-    <w:family w:val="roman"/>
-    <w:pitch w:val="variable"/>
-  </w:font>
-  <w:font w:name=".VnGothic">
-    <w:altName w:val="Courier New"/>
-    <w:family w:val="swiss"/>
-    <w:pitch w:val="variable"/>
-  </w:font>
-  <w:font w:name=".VnCentury Schoolbook">
-    <w:altName w:val="Courier New"/>
-    <w:family w:val="swiss"/>
-    <w:pitch w:val="variable"/>
-  </w:font>
-  <w:font w:name=".VnAvantH">
-    <w:altName w:val="Courier New"/>
-    <w:family w:val="swiss"/>
-    <w:pitch w:val="variable"/>
-  </w:font>
-  <w:font w:name=".VnCentury SchoolbookH">
-    <w:altName w:val="Courier New"/>
-    <w:family w:val="swiss"/>
-    <w:pitch w:val="variable"/>
-  </w:font>
-  <w:font w:name=".VnHelvetIns">
-    <w:altName w:val="Courier New"/>
-    <w:family w:val="swiss"/>
-    <w:pitch w:val="variable"/>
-  </w:font>
-  <w:font w:name=".VnArial">
-    <w:altName w:val="Courier New"/>
-    <w:family w:val="swiss"/>
-    <w:pitch w:val="variable"/>
-  </w:font>
-  <w:font w:name=".VnHelvetInsH">
-    <w:altName w:val="Courier New"/>
-    <w:family w:val="swiss"/>
-    <w:pitch w:val="variable"/>
-  </w:font>
-  <w:font w:name=".VnArialH">
-    <w:altName w:val="Courier New"/>
-    <w:family w:val="swiss"/>
-    <w:pitch w:val="variable"/>
-  </w:font>
-  <w:font w:name="Arial Unicode MS">
-    <w:family w:val="swiss"/>
-    <w:pitch w:val="variable"/>
-  </w:font>
-  <w:font w:name="Cambria">
-    <w:family w:val="roman"/>
-    <w:pitch w:val="variable"/>
-  </w:font>
-  <w:font w:name="Verdana">
-    <w:family w:val="swiss"/>
-    <w:pitch w:val="variable"/>
-  </w:font>
-  <w:font w:name="Arial Narrow">
-    <w:family w:val="swiss"/>
-    <w:pitch w:val="variable"/>
-  </w:font>
-  <w:font w:name="Consolas">
-    <w:family w:val="modern"/>
-    <w:pitch w:val="default"/>
-  </w:font>
-  <w:font w:name="Microsoft Sans Serif">
-    <w:family w:val="swiss"/>
-    <w:pitch w:val="variable"/>
-  </w:font>
-  <w:font w:name="Arial Black">
-    <w:family w:val="swiss"/>
-    <w:pitch w:val="variable"/>
-  </w:font>
-  <w:font w:name="Trebuchet MS">
-    <w:family w:val="swiss"/>
-    <w:pitch w:val="variable"/>
-  </w:font>
-  <w:font w:name="Century Gothic">
-    <w:family w:val="swiss"/>
-    <w:pitch w:val="variable"/>
-  </w:font>
-  <w:font w:name="Garamond">
-    <w:family w:val="roman"/>
-    <w:pitch w:val="variable"/>
-  </w:font>
-  <w:font w:name="Georgia">
-    <w:family w:val="roman"/>
-    <w:pitch w:val="variable"/>
-  </w:font>
-  <w:font w:name="Calibri Light">
-    <w:family w:val="swiss"/>
-    <w:pitch w:val="variable"/>
-  </w:font>
-  <w:font w:name="VNTime">
-    <w:family w:val="auto"/>
-    <w:pitch w:val="variable"/>
-  </w:font>
-  <w:font w:name="Times New Roman Bold">
-    <w:altName w:val="Times New Roman"/>
-    <w:family w:val="roman"/>
-    <w:pitch w:val="default"/>
-  </w:font>
-  <w:font w:name="PdTime">
-    <w:altName w:val="Arial Narrow"/>
-    <w:family w:val="swiss"/>
-    <w:pitch w:val="variable"/>
-  </w:font>
-  <w:font w:name=".VnArial Narrow">
-    <w:altName w:val="Courier New"/>
-    <w:family w:val="swiss"/>
-    <w:pitch w:val="variable"/>
-  </w:font>
-  <w:font w:name="Arial">
-    <w:family w:val="swiss"/>
-    <w:pitch w:val="default"/>
-  </w:font>
-  <w:font w:name="PdTimeH">
-    <w:altName w:val="Arial Narrow"/>
-    <w:family w:val="swiss"/>
-    <w:pitch w:val="variable"/>
-  </w:font>
-  <w:font w:name=".VnVogue">
-    <w:altName w:val="Courier New"/>
-    <w:family w:val="swiss"/>
-    <w:pitch w:val="variable"/>
-  </w:font>
-  <w:font w:name=".VnBlackH">
-    <w:altName w:val="Courier New"/>
-    <w:family w:val="swiss"/>
-    <w:pitch w:val="variable"/>
-  </w:font>
-  <w:font w:name="VnHelveticaU">
-    <w:family w:val="swiss"/>
-    <w:pitch w:val="variable"/>
-  </w:font>
-  <w:font w:name="VnHelvetica">
-    <w:altName w:val="Arial"/>
-    <w:family w:val="auto"/>
-    <w:pitch w:val="variable"/>
-  </w:font>
-  <w:font w:name="Caslon 540 LT Std">
-    <w:family w:val="roman"/>
-    <w:pitch w:val="variable"/>
-  </w:font>
-  <w:font w:name="Myriad Pro Light">
-    <w:altName w:val="Arial"/>
-    <w:family w:val="swiss"/>
-    <w:pitch w:val="variable"/>
-  </w:font>
-  <w:font w:name=".VnCourier">
-    <w:altName w:val="Courier New"/>
-    <w:family w:val="swiss"/>
-    <w:pitch w:val="variable"/>
-  </w:font>
-  <w:font w:name="VNI Times">
-    <w:family w:val="auto"/>
-    <w:pitch w:val="variable"/>
-  </w:font>
-  <w:font w:name="VNSVNI2">
-    <w:altName w:val="Courier New"/>
-    <w:family w:val="auto"/>
-    <w:pitch w:val="variable"/>
-  </w:font>
-  <w:font w:name=".VnClarendonH">
-    <w:altName w:val="Courier New"/>
-    <w:family w:val="swiss"/>
-    <w:pitch w:val="variable"/>
-  </w:font>
-  <w:font w:name="VNAvantH">
-    <w:altName w:val="Arial"/>
-    <w:family w:val="swiss"/>
-    <w:pitch w:val="variable"/>
-  </w:font>
-  <w:font w:name="Vn Arial HBold">
-    <w:altName w:val="Times New Roman"/>
-    <w:family w:val="auto"/>
-    <w:pitch w:val="default"/>
-  </w:font>
-  <w:font w:name="Batang">
-    <w:altName w:val="바탕"/>
-    <w:family w:val="auto"/>
-    <w:pitch w:val="default"/>
-  </w:font>
-  <w:font w:name=".VnVogueH">
-    <w:altName w:val="Courier New"/>
-    <w:family w:val="swiss"/>
-    <w:pitch w:val="variable"/>
-  </w:font>
-  <w:font w:name="Courier New">
-    <w:family w:val="modern"/>
-    <w:pitch w:val="fixed"/>
-  </w:font>
-</w:fonts>
-</file>
-
-<file path=./word/header1.xml><?xml version="1.0" encoding="utf-8"?>
+<file path=word/header1.xml><?xml version="1.0" encoding="utf-8"?>
 <w:hdr xmlns:o="urn:schemas-microsoft-com:office:office" xmlns:r="http://schemas.openxmlformats.org/officeDocument/2006/relationships" xmlns:v="urn:schemas-microsoft-com:vml" xmlns:w="http://schemas.openxmlformats.org/wordprocessingml/2006/main" xmlns:w10="urn:schemas-microsoft-com:office:word" xmlns:wp="http://schemas.openxmlformats.org/drawingml/2006/wordprocessingDrawing" xmlns:pic="http://schemas.openxmlformats.org/drawingml/2006/picture" xmlns:wps="http://schemas.microsoft.com/office/word/2010/wordprocessingShape" xmlns:wpg="http://schemas.microsoft.com/office/word/2010/wordprocessingGroup" xmlns:mc="http://schemas.openxmlformats.org/markup-compatibility/2006" xmlns:wp14="http://schemas.microsoft.com/office/word/2010/wordprocessingDrawing" xmlns:w14="http://schemas.microsoft.com/office/word/2010/wordml" xmlns:w15="http://schemas.microsoft.com/office/word/2012/wordml">
   <w:p>
     <w:pPr>
@@ -1963,7 +1721,7 @@
     </w:r>
     <w:r>
       <w:rPr/>
-      <w:t>{{SO_LIEU}}</w:t>
+      <w:t>0</w:t>
     </w:r>
     <w:r>
       <w:rPr/>
@@ -1978,7 +1736,7 @@
     </w:r>
     <w:r>
       <w:rPr/>
-      <w:t>CÔNG BÁO/Số {{SO_LIEU}} + {{SO_LIEU}}/Ngày {{NGAY_THANG}}</w:t>
+      <w:t>CÔNG BÁO/Số 283 + 284/Ngày 17-3-2020</w:t>
     </w:r>
   </w:p>
   <w:p>
@@ -2102,7 +1860,7 @@
 </w:hdr>
 </file>
 
-<file path=./word/header2.xml><?xml version="1.0" encoding="utf-8"?>
+<file path=word/header2.xml><?xml version="1.0" encoding="utf-8"?>
 <w:hdr xmlns:o="urn:schemas-microsoft-com:office:office" xmlns:r="http://schemas.openxmlformats.org/officeDocument/2006/relationships" xmlns:v="urn:schemas-microsoft-com:vml" xmlns:w="http://schemas.openxmlformats.org/wordprocessingml/2006/main" xmlns:w10="urn:schemas-microsoft-com:office:word" xmlns:wp="http://schemas.openxmlformats.org/drawingml/2006/wordprocessingDrawing" xmlns:pic="http://schemas.openxmlformats.org/drawingml/2006/picture" xmlns:wps="http://schemas.microsoft.com/office/word/2010/wordprocessingShape" xmlns:wpg="http://schemas.microsoft.com/office/word/2010/wordprocessingGroup" xmlns:mc="http://schemas.openxmlformats.org/markup-compatibility/2006" xmlns:wp14="http://schemas.microsoft.com/office/word/2010/wordprocessingDrawing" xmlns:w14="http://schemas.microsoft.com/office/word/2010/wordml" xmlns:w15="http://schemas.microsoft.com/office/word/2012/wordml">
   <w:p>
     <w:pPr>
@@ -2116,7 +1874,7 @@
 </w:hdr>
 </file>
 
-<file path=./word/numbering.xml><?xml version="1.0" encoding="utf-8"?>
+<file path=word/numbering.xml><?xml version="1.0" encoding="utf-8"?>
 <w:numbering xmlns:w="http://schemas.openxmlformats.org/wordprocessingml/2006/main" xmlns:o="urn:schemas-microsoft-com:office:office" xmlns:r="http://schemas.openxmlformats.org/officeDocument/2006/relationships" xmlns:v="urn:schemas-microsoft-com:vml" xmlns:mc="http://schemas.openxmlformats.org/markup-compatibility/2006" xmlns:w14="http://schemas.microsoft.com/office/word/2010/wordml">
   <w:abstractNum w:abstractNumId="1">
     <w:lvl w:ilvl="0">
@@ -4278,29 +4036,15 @@
 </w:numbering>
 </file>
 
-<file path=./word/settings.xml><?xml version="1.0" encoding="utf-8"?>
-<w:settings xmlns:w="http://schemas.openxmlformats.org/wordprocessingml/2006/main">
-  <w:zoom w:percent="100"/>
-  <w:defaultTabStop w:val="709"/>
-  <w:autoHyphenation w:val="true"/>
-  <w:hyphenationZone w:val="0"/>
-  <w:evenAndOddHeaders/>
-  <w:compat>
-    <w:doNotBreakWrappedTables/>
-    <w:compatSetting w:name="compatibilityMode" w:uri="http://schemas.microsoft.com/office/word" w:val="11"/>
-  </w:compat>
-</w:settings>
-</file>
-
-<file path=./word/styles.xml><?xml version="1.0" encoding="utf-8"?>
+<file path=word/styles.xml><?xml version="1.0" encoding="utf-8"?>
 <w:styles xmlns:w="http://schemas.openxmlformats.org/wordprocessingml/2006/main" xmlns:w14="http://schemas.microsoft.com/office/word/2010/wordml" xmlns:mc="http://schemas.openxmlformats.org/markup-compatibility/2006">
   <w:docDefaults>
     <w:rPrDefault>
       <w:rPr>
-        <w:rFonts w:ascii="Liberation Serif" w:hAnsi="Liberation Serif" w:eastAsia="NSimSun" w:cs="Lucida Sans"/>
+        <w:rFonts w:ascii="Liberation Serif" w:hAnsi="Liberation Serif" w:eastAsia="Songti SC" w:cs="Arial Unicode MS"/>
         <w:sz w:val="24"/>
         <w:szCs w:val="24"/>
-        <w:lang w:val="en-US" w:eastAsia="zh-CN" w:bidi="hi-IN"/>
+        <w:lang w:val="vi-VN" w:eastAsia="zh-CN" w:bidi="hi-IN"/>
       </w:rPr>
     </w:rPrDefault>
     <w:pPrDefault>
@@ -4321,7 +4065,7 @@
       <w:color w:val="auto"/>
       <w:sz w:val="28"/>
       <w:szCs w:val="28"/>
-      <w:lang w:bidi="ar-SA" w:val="en-US" w:eastAsia="zh-CN"/>
+      <w:lang w:val="en-US" w:bidi="ar-SA" w:eastAsia="zh-CN"/>
     </w:rPr>
   </w:style>
   <w:style w:type="paragraph" w:styleId="Heading1">
@@ -4812,7 +4556,7 @@
       <w:rFonts w:ascii=".VnTimeH" w:hAnsi=".VnTimeH" w:cs=".VnTimeH"/>
       <w:b/>
       <w:sz w:val="28"/>
-      <w:lang w:bidi="ar-SA"/>
+      <w:lang w:val="en-US" w:bidi="ar-SA"/>
     </w:rPr>
   </w:style>
   <w:style w:type="character" w:styleId="Heading2Char2">
@@ -4823,7 +4567,7 @@
       <w:bCs/>
       <w:sz w:val="16"/>
       <w:szCs w:val="24"/>
-      <w:lang w:bidi="ar-SA"/>
+      <w:lang w:val="en-US" w:bidi="ar-SA"/>
     </w:rPr>
   </w:style>
   <w:style w:type="character" w:styleId="Heading3Char3">
@@ -4835,7 +4579,7 @@
       <w:bCs/>
       <w:sz w:val="26"/>
       <w:szCs w:val="26"/>
-      <w:lang w:bidi="ar-SA"/>
+      <w:lang w:val="en-US" w:bidi="ar-SA"/>
     </w:rPr>
   </w:style>
   <w:style w:type="character" w:styleId="Heading4Char1">
@@ -4846,7 +4590,7 @@
       <w:bCs/>
       <w:sz w:val="28"/>
       <w:szCs w:val="28"/>
-      <w:lang w:bidi="ar-SA"/>
+      <w:lang w:val="en-US" w:bidi="ar-SA"/>
     </w:rPr>
   </w:style>
   <w:style w:type="character" w:styleId="Heading5Char1">
@@ -4860,7 +4604,7 @@
       <w:iCs/>
       <w:sz w:val="26"/>
       <w:szCs w:val="26"/>
-      <w:lang w:bidi="ar-SA"/>
+      <w:lang w:val="en-US" w:bidi="ar-SA"/>
     </w:rPr>
   </w:style>
   <w:style w:type="character" w:styleId="Heading6Char2">
@@ -4871,7 +4615,7 @@
       <w:bCs/>
       <w:sz w:val="22"/>
       <w:szCs w:val="22"/>
-      <w:lang w:bidi="ar-SA"/>
+      <w:lang w:val="en-US" w:bidi="ar-SA"/>
     </w:rPr>
   </w:style>
   <w:style w:type="character" w:styleId="Heading7Char1">
@@ -4880,7 +4624,7 @@
     <w:rPr>
       <w:sz w:val="24"/>
       <w:szCs w:val="24"/>
-      <w:lang w:bidi="ar-SA"/>
+      <w:lang w:val="en-US" w:bidi="ar-SA"/>
     </w:rPr>
   </w:style>
   <w:style w:type="character" w:styleId="Heading9Char1">
@@ -4890,7 +4634,7 @@
       <w:rFonts w:ascii="Arial" w:hAnsi="Arial" w:cs="Arial"/>
       <w:sz w:val="22"/>
       <w:szCs w:val="22"/>
-      <w:lang w:bidi="ar-SA"/>
+      <w:lang w:val="en-US" w:bidi="ar-SA"/>
     </w:rPr>
   </w:style>
   <w:style w:type="character" w:styleId="CharChar8">
@@ -4901,7 +4645,7 @@
       <w:bCs/>
       <w:sz w:val="16"/>
       <w:szCs w:val="24"/>
-      <w:lang w:bidi="ar-SA"/>
+      <w:lang w:val="en-US" w:bidi="ar-SA"/>
     </w:rPr>
   </w:style>
   <w:style w:type="character" w:styleId="CharChar7">
@@ -4912,7 +4656,7 @@
       <w:bCs/>
       <w:sz w:val="28"/>
       <w:szCs w:val="28"/>
-      <w:lang w:bidi="ar-SA"/>
+      <w:lang w:val="en-US" w:bidi="ar-SA"/>
     </w:rPr>
   </w:style>
   <w:style w:type="character" w:styleId="CharCharChar">
@@ -4926,7 +4670,7 @@
       <w:iCs/>
       <w:sz w:val="26"/>
       <w:szCs w:val="26"/>
-      <w:lang w:bidi="ar-SA"/>
+      <w:lang w:val="en-US" w:bidi="ar-SA"/>
     </w:rPr>
   </w:style>
   <w:style w:type="character" w:styleId="CharChar6">
@@ -4935,7 +4679,7 @@
     <w:rPr>
       <w:sz w:val="24"/>
       <w:szCs w:val="24"/>
-      <w:lang w:bidi="ar-SA"/>
+      <w:lang w:val="en-US" w:bidi="ar-SA"/>
     </w:rPr>
   </w:style>
   <w:style w:type="character" w:styleId="z-BottomofFormChar1">
@@ -4945,7 +4689,7 @@
       <w:rFonts w:ascii="Arial" w:hAnsi="Arial" w:cs="Arial"/>
       <w:sz w:val="22"/>
       <w:szCs w:val="22"/>
-      <w:lang w:bidi="ar-SA"/>
+      <w:lang w:val="en-US" w:bidi="ar-SA"/>
     </w:rPr>
   </w:style>
   <w:style w:type="character" w:styleId="BodyText2Char1">
@@ -4957,7 +4701,7 @@
       <w:bCs/>
       <w:sz w:val="28"/>
       <w:szCs w:val="24"/>
-      <w:lang w:bidi="ar-SA"/>
+      <w:lang w:val="en-US" w:bidi="ar-SA"/>
     </w:rPr>
   </w:style>
   <w:style w:type="character" w:styleId="CharChar4">
@@ -4969,7 +4713,7 @@
       <w:bCs/>
       <w:sz w:val="28"/>
       <w:szCs w:val="24"/>
-      <w:lang w:bidi="ar-SA"/>
+      <w:lang w:val="en-US" w:bidi="ar-SA"/>
     </w:rPr>
   </w:style>
   <w:style w:type="character" w:styleId="BodyTextIndentChar2">
@@ -4978,7 +4722,7 @@
     <w:rPr>
       <w:rFonts w:ascii=".VnTime" w:hAnsi=".VnTime" w:cs=".VnTime"/>
       <w:sz w:val="28"/>
-      <w:lang w:bidi="ar-SA"/>
+      <w:lang w:val="en-US" w:bidi="ar-SA"/>
     </w:rPr>
   </w:style>
   <w:style w:type="character" w:styleId="CharChar1">
@@ -4987,7 +4731,7 @@
     <w:rPr>
       <w:rFonts w:ascii=".VnTime" w:hAnsi=".VnTime" w:cs=".VnTime"/>
       <w:sz w:val="28"/>
-      <w:lang w:bidi="ar-SA"/>
+      <w:lang w:val="en-US" w:bidi="ar-SA"/>
     </w:rPr>
   </w:style>
   <w:style w:type="character" w:styleId="BodyTextIndentChar1Char">
@@ -4996,7 +4740,7 @@
     <w:rPr>
       <w:rFonts w:ascii=".VnTime" w:hAnsi=".VnTime" w:cs=".VnTime"/>
       <w:sz w:val="28"/>
-      <w:lang w:bidi="ar-SA"/>
+      <w:lang w:val="en-US" w:bidi="ar-SA"/>
     </w:rPr>
   </w:style>
   <w:style w:type="character" w:styleId="BodyTextChar2">
@@ -5006,7 +4750,7 @@
       <w:rFonts w:ascii=".VnTimeH" w:hAnsi=".VnTimeH" w:cs=".VnTimeH"/>
       <w:b/>
       <w:sz w:val="24"/>
-      <w:lang w:bidi="ar-SA"/>
+      <w:lang w:val="en-US" w:bidi="ar-SA"/>
     </w:rPr>
   </w:style>
   <w:style w:type="character" w:styleId="BalloonTextChar3">
@@ -5016,7 +4760,7 @@
       <w:rFonts w:ascii="Tahoma" w:hAnsi="Tahoma" w:cs="Tahoma"/>
       <w:sz w:val="16"/>
       <w:szCs w:val="16"/>
-      <w:lang w:bidi="ar-SA"/>
+      <w:lang w:val="en-US" w:bidi="ar-SA"/>
     </w:rPr>
   </w:style>
   <w:style w:type="character" w:styleId="HeaderChar2">
@@ -5025,7 +4769,7 @@
     <w:rPr>
       <w:sz w:val="28"/>
       <w:szCs w:val="28"/>
-      <w:lang w:bidi="ar-SA"/>
+      <w:lang w:val="en-US" w:bidi="ar-SA"/>
     </w:rPr>
   </w:style>
   <w:style w:type="character" w:styleId="PageNumber">
@@ -5039,7 +4783,7 @@
     <w:rPr>
       <w:sz w:val="16"/>
       <w:szCs w:val="16"/>
-      <w:lang w:bidi="ar-SA"/>
+      <w:lang w:val="en-US" w:bidi="ar-SA"/>
     </w:rPr>
   </w:style>
   <w:style w:type="character" w:styleId="CharChar3">
@@ -5048,7 +4792,7 @@
     <w:rPr>
       <w:sz w:val="16"/>
       <w:szCs w:val="16"/>
-      <w:lang w:bidi="ar-SA"/>
+      <w:lang w:val="en-US" w:bidi="ar-SA"/>
     </w:rPr>
   </w:style>
   <w:style w:type="character" w:styleId="Hyperlink">
@@ -5062,14 +4806,14 @@
     <w:name w:val="Footnote Text Char3"/>
     <w:qFormat/>
     <w:rPr>
-      <w:lang w:bidi="ar-SA"/>
+      <w:lang w:val="en-US" w:bidi="ar-SA"/>
     </w:rPr>
   </w:style>
   <w:style w:type="character" w:styleId="CharChar2">
     <w:name w:val=" Char Char2"/>
     <w:qFormat/>
     <w:rPr>
-      <w:lang w:bidi="ar-SA"/>
+      <w:lang w:val="en-US" w:bidi="ar-SA"/>
     </w:rPr>
   </w:style>
   <w:style w:type="character" w:styleId="CharChar">
@@ -5082,7 +4826,7 @@
       <w:iCs/>
       <w:sz w:val="26"/>
       <w:szCs w:val="26"/>
-      <w:lang w:bidi="ar-SA"/>
+      <w:lang w:val="en-US" w:bidi="ar-SA"/>
     </w:rPr>
   </w:style>
   <w:style w:type="character" w:styleId="BodyTextIndent2Char1">
@@ -5092,7 +4836,7 @@
       <w:rFonts w:ascii=".VnTime" w:hAnsi=".VnTime" w:eastAsia=".VnTime" w:cs=".VnTime"/>
       <w:sz w:val="28"/>
       <w:szCs w:val="28"/>
-      <w:lang w:bidi="ar-SA"/>
+      <w:lang w:val="en-US" w:bidi="ar-SA"/>
     </w:rPr>
   </w:style>
   <w:style w:type="character" w:styleId="BodyTextIndent2CharCharChar">
@@ -5102,7 +4846,7 @@
       <w:rFonts w:ascii=".VnTime" w:hAnsi=".VnTime" w:eastAsia=".VnTime" w:cs=".VnTime"/>
       <w:sz w:val="28"/>
       <w:szCs w:val="28"/>
-      <w:lang w:bidi="ar-SA"/>
+      <w:lang w:val="en-US" w:bidi="ar-SA"/>
     </w:rPr>
   </w:style>
   <w:style w:type="character" w:styleId="CommentReference">
@@ -5118,7 +4862,7 @@
     <w:qFormat/>
     <w:rPr>
       <w:rFonts w:ascii=".VnTime" w:hAnsi=".VnTime" w:cs=".VnTime"/>
-      <w:lang w:bidi="ar-SA"/>
+      <w:lang w:val="en-US" w:bidi="ar-SA"/>
     </w:rPr>
   </w:style>
   <w:style w:type="character" w:styleId="DieuCharChar">
@@ -5129,7 +4873,7 @@
       <w:bCs/>
       <w:sz w:val="28"/>
       <w:szCs w:val="28"/>
-      <w:lang w:val="vi-VN" w:bidi="ar-SA"/>
+      <w:lang w:bidi="ar-SA"/>
     </w:rPr>
   </w:style>
   <w:style w:type="character" w:styleId="BodyTextIndent3Char1">
@@ -5139,7 +4883,7 @@
       <w:rFonts w:ascii=".VnTime" w:hAnsi=".VnTime" w:cs=".VnTime"/>
       <w:sz w:val="28"/>
       <w:szCs w:val="28"/>
-      <w:lang w:bidi="ar-SA"/>
+      <w:lang w:val="en-US" w:bidi="ar-SA"/>
     </w:rPr>
   </w:style>
   <w:style w:type="character" w:styleId="ChuongCharChar">
@@ -5169,7 +4913,7 @@
       <w:iCs/>
       <w:sz w:val="24"/>
       <w:szCs w:val="24"/>
-      <w:lang w:bidi="ar-SA"/>
+      <w:lang w:val="en-US" w:bidi="ar-SA"/>
     </w:rPr>
   </w:style>
   <w:style w:type="character" w:styleId="TChar">
@@ -5178,7 +4922,7 @@
     <w:rPr>
       <w:rFonts w:ascii=".VnTime" w:hAnsi=".VnTime" w:cs=".VnTime"/>
       <w:sz w:val="28"/>
-      <w:lang w:val="vi-VN" w:bidi="ar-SA"/>
+      <w:lang w:bidi="ar-SA"/>
     </w:rPr>
   </w:style>
   <w:style w:type="character" w:styleId="normalchar1">
@@ -5249,7 +4993,7 @@
       <w:spacing w:val="24"/>
       <w:sz w:val="26"/>
       <w:szCs w:val="26"/>
-      <w:lang w:bidi="ar-SA"/>
+      <w:lang w:val="en-US" w:bidi="ar-SA"/>
     </w:rPr>
   </w:style>
   <w:style w:type="character" w:styleId="Emphasis">
@@ -5328,7 +5072,7 @@
       <w:rFonts w:ascii=".VnTime" w:hAnsi=".VnTime" w:cs=".VnTime"/>
       <w:sz w:val="26"/>
       <w:szCs w:val="26"/>
-      <w:lang w:bidi="ar-SA"/>
+      <w:lang w:val="en-US" w:bidi="ar-SA"/>
     </w:rPr>
   </w:style>
   <w:style w:type="character" w:styleId="tenmonChar">
@@ -5339,7 +5083,7 @@
       <w:b/>
       <w:sz w:val="28"/>
       <w:szCs w:val="28"/>
-      <w:lang w:bidi="ar-SA"/>
+      <w:lang w:val="en-US" w:bidi="ar-SA"/>
     </w:rPr>
   </w:style>
   <w:style w:type="character" w:styleId="StyleBold">
@@ -5367,7 +5111,7 @@
       <w:b/>
       <w:sz w:val="28"/>
       <w:szCs w:val="28"/>
-      <w:lang w:bidi="ar-SA"/>
+      <w:lang w:val="en-US" w:bidi="ar-SA"/>
     </w:rPr>
   </w:style>
   <w:style w:type="character" w:styleId="yshortcuts">
@@ -5427,6 +5171,7 @@
       <w:bCs/>
       <w:sz w:val="28"/>
       <w:szCs w:val="28"/>
+      <w:lang w:val="en-US"/>
     </w:rPr>
   </w:style>
   <w:style w:type="character" w:styleId="CharChar16">
@@ -5437,6 +5182,7 @@
       <w:bCs/>
       <w:sz w:val="24"/>
       <w:szCs w:val="24"/>
+      <w:lang w:val="en-US"/>
     </w:rPr>
   </w:style>
   <w:style w:type="character" w:styleId="CharChar15">
@@ -5448,6 +5194,7 @@
       <w:bCs/>
       <w:sz w:val="26"/>
       <w:szCs w:val="26"/>
+      <w:lang w:val="en-US"/>
     </w:rPr>
   </w:style>
   <w:style w:type="character" w:styleId="CharChar81">
@@ -5458,6 +5205,7 @@
       <w:bCs/>
       <w:sz w:val="24"/>
       <w:szCs w:val="24"/>
+      <w:lang w:val="en-US"/>
     </w:rPr>
   </w:style>
   <w:style w:type="character" w:styleId="CharChar71">
@@ -5468,6 +5216,7 @@
       <w:bCs/>
       <w:sz w:val="28"/>
       <w:szCs w:val="28"/>
+      <w:lang w:val="en-US"/>
     </w:rPr>
   </w:style>
   <w:style w:type="character" w:styleId="CharCharChar1">
@@ -5481,6 +5230,7 @@
       <w:iCs/>
       <w:sz w:val="26"/>
       <w:szCs w:val="26"/>
+      <w:lang w:val="en-US"/>
     </w:rPr>
   </w:style>
   <w:style w:type="character" w:styleId="CharChar61">
@@ -5489,6 +5239,7 @@
     <w:rPr>
       <w:sz w:val="24"/>
       <w:szCs w:val="24"/>
+      <w:lang w:val="en-US"/>
     </w:rPr>
   </w:style>
   <w:style w:type="character" w:styleId="CharChar5">
@@ -5498,6 +5249,7 @@
       <w:rFonts w:ascii="Arial" w:hAnsi="Arial" w:cs="Arial"/>
       <w:sz w:val="22"/>
       <w:szCs w:val="22"/>
+      <w:lang w:val="en-US"/>
     </w:rPr>
   </w:style>
   <w:style w:type="character" w:styleId="CharChar41">
@@ -5509,6 +5261,7 @@
       <w:bCs/>
       <w:sz w:val="24"/>
       <w:szCs w:val="24"/>
+      <w:lang w:val="en-US"/>
     </w:rPr>
   </w:style>
   <w:style w:type="character" w:styleId="CharChar11">
@@ -5518,6 +5271,7 @@
       <w:rFonts w:ascii="Times New Roman" w:hAnsi="Times New Roman" w:cs="Times New Roman"/>
       <w:sz w:val="28"/>
       <w:szCs w:val="28"/>
+      <w:lang w:val="en-US"/>
     </w:rPr>
   </w:style>
   <w:style w:type="character" w:styleId="CharChar31">
@@ -5526,12 +5280,15 @@
     <w:rPr>
       <w:sz w:val="16"/>
       <w:szCs w:val="16"/>
+      <w:lang w:val="en-US"/>
     </w:rPr>
   </w:style>
   <w:style w:type="character" w:styleId="CharChar21">
     <w:name w:val="Char Char2"/>
     <w:qFormat/>
-    <w:rPr/>
+    <w:rPr>
+      <w:lang w:val="en-US"/>
+    </w:rPr>
   </w:style>
   <w:style w:type="character" w:styleId="CharChar9">
     <w:name w:val="Char Char"/>
@@ -5543,6 +5300,7 @@
       <w:iCs/>
       <w:sz w:val="26"/>
       <w:szCs w:val="26"/>
+      <w:lang w:val="en-US"/>
     </w:rPr>
   </w:style>
   <w:style w:type="character" w:styleId="normal1">
@@ -5559,6 +5317,7 @@
       <w:color w:val="000000"/>
       <w:sz w:val="26"/>
       <w:szCs w:val="26"/>
+      <w:lang w:val="en-US"/>
     </w:rPr>
   </w:style>
   <w:style w:type="character" w:styleId="apple-converted-space">
@@ -5623,7 +5382,7 @@
     <w:rPr>
       <w:sz w:val="24"/>
       <w:szCs w:val="24"/>
-      <w:lang w:bidi="ar-SA"/>
+      <w:lang w:val="en-US" w:bidi="ar-SA"/>
     </w:rPr>
   </w:style>
   <w:style w:type="character" w:styleId="Heading1Char">
@@ -5636,6 +5395,7 @@
       <w:kern w:val="2"/>
       <w:sz w:val="32"/>
       <w:szCs w:val="32"/>
+      <w:lang w:val="en-US"/>
     </w:rPr>
   </w:style>
   <w:style w:type="character" w:styleId="Heading2Char">
@@ -5649,6 +5409,7 @@
       <w:iCs/>
       <w:sz w:val="28"/>
       <w:szCs w:val="28"/>
+      <w:lang w:val="en-US"/>
     </w:rPr>
   </w:style>
   <w:style w:type="character" w:styleId="Heading3Char">
@@ -5660,6 +5421,7 @@
       <w:bCs/>
       <w:sz w:val="26"/>
       <w:szCs w:val="26"/>
+      <w:lang w:val="en-US"/>
     </w:rPr>
   </w:style>
   <w:style w:type="character" w:styleId="Heading4Char">
@@ -5671,6 +5433,7 @@
       <w:bCs/>
       <w:sz w:val="28"/>
       <w:szCs w:val="28"/>
+      <w:lang w:val="en-US"/>
     </w:rPr>
   </w:style>
   <w:style w:type="character" w:styleId="Heading5Char">
@@ -5684,6 +5447,7 @@
       <w:iCs/>
       <w:sz w:val="26"/>
       <w:szCs w:val="26"/>
+      <w:lang w:val="en-US"/>
     </w:rPr>
   </w:style>
   <w:style w:type="character" w:styleId="Heading6Char">
@@ -5693,6 +5457,7 @@
       <w:rFonts w:ascii="Arial" w:hAnsi="Arial" w:cs="Times New Roman"/>
       <w:b/>
       <w:bCs/>
+      <w:lang w:val="en-US"/>
     </w:rPr>
   </w:style>
   <w:style w:type="character" w:styleId="Heading7Char">
@@ -5702,6 +5467,7 @@
       <w:rFonts w:ascii="Arial" w:hAnsi="Arial" w:cs="Times New Roman"/>
       <w:sz w:val="24"/>
       <w:szCs w:val="24"/>
+      <w:lang w:val="en-US"/>
     </w:rPr>
   </w:style>
   <w:style w:type="character" w:styleId="Heading8Char">
@@ -5713,6 +5479,7 @@
       <w:iCs/>
       <w:sz w:val="24"/>
       <w:szCs w:val="24"/>
+      <w:lang w:val="en-US"/>
     </w:rPr>
   </w:style>
   <w:style w:type="character" w:styleId="Heading9Char">
@@ -5720,6 +5487,7 @@
     <w:qFormat/>
     <w:rPr>
       <w:rFonts w:ascii="Times New Roman" w:hAnsi="Times New Roman" w:cs="Times New Roman"/>
+      <w:lang w:val="en-US"/>
     </w:rPr>
   </w:style>
   <w:style w:type="character" w:styleId="CommentSubjectChar">
@@ -5727,6 +5495,7 @@
     <w:qFormat/>
     <w:rPr>
       <w:rFonts w:cs="Times New Roman"/>
+      <w:lang w:val="en-US"/>
     </w:rPr>
   </w:style>
   <w:style w:type="character" w:styleId="FooterChar">
@@ -5736,6 +5505,7 @@
       <w:rFonts w:cs="Times New Roman"/>
       <w:sz w:val="24"/>
       <w:szCs w:val="24"/>
+      <w:lang w:val="en-US"/>
     </w:rPr>
   </w:style>
   <w:style w:type="character" w:styleId="n002dchuongtenchar">
@@ -5753,7 +5523,7 @@
       <w:bCs/>
       <w:sz w:val="26"/>
       <w:szCs w:val="24"/>
-      <w:lang w:bidi="ar-SA"/>
+      <w:lang w:val="en-US" w:bidi="ar-SA"/>
     </w:rPr>
   </w:style>
   <w:style w:type="character" w:styleId="StyleBodyTextBodyText1Left05Char">
@@ -5763,7 +5533,7 @@
       <w:rFonts w:ascii="Arial" w:hAnsi="Arial" w:cs="Cordia New"/>
       <w:spacing w:val="-4"/>
       <w:sz w:val="21"/>
-      <w:lang w:val="vi-VN" w:bidi="en-US"/>
+      <w:lang w:bidi="en-US"/>
     </w:rPr>
   </w:style>
   <w:style w:type="character" w:styleId="portlettext21">
@@ -5786,7 +5556,7 @@
       <w:color w:val="000000"/>
       <w:sz w:val="22"/>
       <w:szCs w:val="22"/>
-      <w:lang w:bidi="en-US"/>
+      <w:lang w:val="en-US" w:bidi="en-US"/>
     </w:rPr>
   </w:style>
   <w:style w:type="character" w:styleId="IntenseQuoteChar">
@@ -5801,7 +5571,7 @@
       <w:color w:val="4F81BD"/>
       <w:sz w:val="22"/>
       <w:szCs w:val="22"/>
-      <w:lang w:bidi="en-US"/>
+      <w:lang w:val="en-US" w:bidi="en-US"/>
     </w:rPr>
   </w:style>
   <w:style w:type="character" w:styleId="SubtleEmphasis">
@@ -5973,7 +5743,7 @@
     <w:rPr>
       <w:rFonts w:ascii=".VnTime" w:hAnsi=".VnTime" w:cs=".VnTime"/>
       <w:sz w:val="28"/>
-      <w:lang w:bidi="ar-SA"/>
+      <w:lang w:val="en-US" w:bidi="ar-SA"/>
     </w:rPr>
   </w:style>
   <w:style w:type="character" w:styleId="longtext1">
@@ -6024,7 +5794,7 @@
       <w:rFonts w:ascii=".VnTimeH" w:hAnsi=".VnTimeH" w:cs=".VnTimeH"/>
       <w:b/>
       <w:sz w:val="28"/>
-      <w:lang w:bidi="ar-SA"/>
+      <w:lang w:val="en-US" w:bidi="ar-SA"/>
     </w:rPr>
   </w:style>
   <w:style w:type="character" w:styleId="CharChar20">
@@ -6035,7 +5805,7 @@
       <w:bCs/>
       <w:sz w:val="22"/>
       <w:szCs w:val="22"/>
-      <w:lang w:bidi="ar-SA"/>
+      <w:lang w:val="en-US" w:bidi="ar-SA"/>
     </w:rPr>
   </w:style>
   <w:style w:type="character" w:styleId="CharChar22">
@@ -6046,7 +5816,7 @@
       <w:bCs/>
       <w:sz w:val="16"/>
       <w:szCs w:val="24"/>
-      <w:lang w:bidi="ar-SA"/>
+      <w:lang w:val="en-US" w:bidi="ar-SA"/>
     </w:rPr>
   </w:style>
   <w:style w:type="character" w:styleId="Heading2Char1Char1">
@@ -6058,7 +5828,7 @@
       <w:kern w:val="2"/>
       <w:sz w:val="28"/>
       <w:szCs w:val="28"/>
-      <w:lang w:bidi="he-IL"/>
+      <w:lang w:val="en-US" w:bidi="he-IL"/>
     </w:rPr>
   </w:style>
   <w:style w:type="character" w:styleId="Heading4CharCharChar">
@@ -6069,7 +5839,7 @@
       <w:spacing w:val="5"/>
       <w:sz w:val="24"/>
       <w:szCs w:val="24"/>
-      <w:lang w:bidi="he-IL"/>
+      <w:lang w:val="en-US" w:bidi="he-IL"/>
     </w:rPr>
   </w:style>
   <w:style w:type="character" w:styleId="NumberedParagraph-BulletelistLeft0Firstline0Char">
@@ -6077,7 +5847,7 @@
     <w:qFormat/>
     <w:rPr>
       <w:sz w:val="24"/>
-      <w:lang w:bidi="ar-SA"/>
+      <w:lang w:val="en-US" w:bidi="ar-SA"/>
     </w:rPr>
   </w:style>
   <w:style w:type="character" w:styleId="LeftHeaderCharChar">
@@ -6085,7 +5855,7 @@
     <w:qFormat/>
     <w:rPr>
       <w:kern w:val="2"/>
-      <w:lang w:bidi="he-IL"/>
+      <w:lang w:val="en-US" w:bidi="he-IL"/>
     </w:rPr>
   </w:style>
   <w:style w:type="character" w:styleId="FootnoteTextCharChar">
@@ -6093,7 +5863,7 @@
     <w:qFormat/>
     <w:rPr>
       <w:kern w:val="2"/>
-      <w:lang w:bidi="he-IL"/>
+      <w:lang w:val="en-US" w:bidi="he-IL"/>
     </w:rPr>
   </w:style>
   <w:style w:type="character" w:styleId="NumParaLeftChar">
@@ -6113,7 +5883,7 @@
       <w:kern w:val="2"/>
       <w:sz w:val="24"/>
       <w:szCs w:val="24"/>
-      <w:lang w:bidi="he-IL"/>
+      <w:lang w:val="en-US" w:bidi="he-IL"/>
     </w:rPr>
   </w:style>
   <w:style w:type="character" w:styleId="FootnoterefererenceCharCharCharCharCharCharChar">
@@ -6135,7 +5905,7 @@
       <w:kern w:val="2"/>
       <w:sz w:val="24"/>
       <w:szCs w:val="24"/>
-      <w:lang w:bidi="ar-SA"/>
+      <w:lang w:val="en-US" w:bidi="ar-SA"/>
     </w:rPr>
   </w:style>
   <w:style w:type="character" w:styleId="FootnoteChar">
@@ -6145,7 +5915,7 @@
       <w:kern w:val="2"/>
       <w:sz w:val="16"/>
       <w:szCs w:val="16"/>
-      <w:lang w:bidi="ar-SA"/>
+      <w:lang w:val="en-US" w:bidi="ar-SA"/>
     </w:rPr>
   </w:style>
   <w:style w:type="character" w:styleId="NumberedParagraphChar">
@@ -6155,7 +5925,7 @@
       <w:kern w:val="2"/>
       <w:sz w:val="24"/>
       <w:szCs w:val="24"/>
-      <w:lang w:bidi="he-IL"/>
+      <w:lang w:val="en-US" w:bidi="he-IL"/>
     </w:rPr>
   </w:style>
   <w:style w:type="character" w:styleId="IndentChar">
@@ -6170,7 +5940,7 @@
     <w:rPr>
       <w:kern w:val="2"/>
       <w:sz w:val="24"/>
-      <w:lang w:bidi="ar-SA"/>
+      <w:lang w:val="en-US" w:bidi="ar-SA"/>
     </w:rPr>
   </w:style>
   <w:style w:type="character" w:styleId="Boldparagraph">
@@ -6193,7 +5963,7 @@
       <w:kern w:val="2"/>
       <w:sz w:val="24"/>
       <w:szCs w:val="24"/>
-      <w:lang w:bidi="ar-SA"/>
+      <w:lang w:val="en-US" w:bidi="ar-SA"/>
     </w:rPr>
   </w:style>
   <w:style w:type="character" w:styleId="Heading3Char1Char">
@@ -6205,7 +5975,7 @@
       <w:kern w:val="2"/>
       <w:sz w:val="24"/>
       <w:szCs w:val="24"/>
-      <w:lang w:bidi="he-IL"/>
+      <w:lang w:val="en-US" w:bidi="he-IL"/>
     </w:rPr>
   </w:style>
   <w:style w:type="character" w:styleId="Level2-aChar1">
@@ -6216,7 +5986,7 @@
       <w:spacing w:val="5"/>
       <w:sz w:val="24"/>
       <w:szCs w:val="24"/>
-      <w:lang w:bidi="he-IL"/>
+      <w:lang w:val="en-US" w:bidi="he-IL"/>
     </w:rPr>
   </w:style>
   <w:style w:type="character" w:styleId="IndentCharCharCharCharChar">
@@ -6227,7 +5997,7 @@
       <w:kern w:val="2"/>
       <w:sz w:val="24"/>
       <w:szCs w:val="24"/>
-      <w:lang w:bidi="ar-SA"/>
+      <w:lang w:val="en-US" w:bidi="ar-SA"/>
     </w:rPr>
   </w:style>
   <w:style w:type="character" w:styleId="IndentCharCharCharCharCharCharCharCharCharCharCharCharCharCharCharCharChar">
@@ -6236,7 +6006,7 @@
     <w:rPr>
       <w:rFonts w:eastAsia="MS Mincho"/>
       <w:kern w:val="2"/>
-      <w:lang w:bidi="he-IL"/>
+      <w:lang w:val="en-US" w:bidi="he-IL"/>
     </w:rPr>
   </w:style>
   <w:style w:type="character" w:styleId="FootnoteReference">
@@ -6317,7 +6087,7 @@
       <w:bCs/>
       <w:sz w:val="28"/>
       <w:szCs w:val="28"/>
-      <w:lang w:bidi="ar-SA"/>
+      <w:lang w:val="en-US" w:bidi="ar-SA"/>
     </w:rPr>
   </w:style>
   <w:style w:type="character" w:styleId="NumberedParagraphCharCharChar">
@@ -6327,14 +6097,14 @@
       <w:kern w:val="2"/>
       <w:sz w:val="24"/>
       <w:szCs w:val="24"/>
-      <w:lang w:bidi="he-IL"/>
+      <w:lang w:val="en-US" w:bidi="he-IL"/>
     </w:rPr>
   </w:style>
   <w:style w:type="character" w:styleId="NumberedParagraph-BulletelistLeft0Firstline0CharChar">
     <w:name w:val="Numbered Paragraph - Bullete list + Left:  0&quot; First line:  0&quot; Char Char"/>
     <w:qFormat/>
     <w:rPr>
-      <w:lang w:bidi="ar-SA"/>
+      <w:lang w:val="en-US" w:bidi="ar-SA"/>
     </w:rPr>
   </w:style>
   <w:style w:type="character" w:styleId="Heading3Char2CharChar">
@@ -6346,7 +6116,7 @@
       <w:kern w:val="2"/>
       <w:sz w:val="24"/>
       <w:szCs w:val="24"/>
-      <w:lang w:bidi="he-IL"/>
+      <w:lang w:val="en-US" w:bidi="he-IL"/>
     </w:rPr>
   </w:style>
   <w:style w:type="character" w:styleId="NumberedParagraphCharCharCharChar">
@@ -6356,7 +6126,7 @@
       <w:kern w:val="2"/>
       <w:sz w:val="24"/>
       <w:szCs w:val="24"/>
-      <w:lang w:bidi="he-IL"/>
+      <w:lang w:val="en-US" w:bidi="he-IL"/>
     </w:rPr>
   </w:style>
   <w:style w:type="character" w:styleId="HeadingdrhChar">
@@ -6378,7 +6148,7 @@
       <w:bCs/>
       <w:sz w:val="28"/>
       <w:szCs w:val="28"/>
-      <w:lang w:bidi="ar-SA"/>
+      <w:lang w:val="en-US" w:bidi="ar-SA"/>
     </w:rPr>
   </w:style>
   <w:style w:type="character" w:styleId="BodyTextCharCharCharCharCharCharChar">
@@ -6388,7 +6158,7 @@
       <w:rFonts w:ascii=".VnTimeH" w:hAnsi=".VnTimeH" w:cs=".VnTimeH"/>
       <w:b/>
       <w:sz w:val="24"/>
-      <w:lang w:bidi="ar-SA"/>
+      <w:lang w:val="en-US" w:bidi="ar-SA"/>
     </w:rPr>
   </w:style>
   <w:style w:type="character" w:styleId="titMHCharChar">
@@ -6398,7 +6168,7 @@
       <w:rFonts w:ascii="VNI-Times" w:hAnsi="VNI-Times" w:eastAsia="SimSun" w:cs="VNI-Times"/>
       <w:b/>
       <w:sz w:val="24"/>
-      <w:lang w:bidi="ar-SA"/>
+      <w:lang w:val="en-US" w:bidi="ar-SA"/>
     </w:rPr>
   </w:style>
   <w:style w:type="character" w:styleId="chungtrinhhocphanCharChar">
@@ -6408,7 +6178,7 @@
       <w:rFonts w:ascii="VNI-Times" w:hAnsi="VNI-Times" w:eastAsia="SimSun" w:cs="VNI-Times"/>
       <w:b/>
       <w:sz w:val="32"/>
-      <w:lang w:bidi="ar-SA"/>
+      <w:lang w:val="en-US" w:bidi="ar-SA"/>
     </w:rPr>
   </w:style>
   <w:style w:type="character" w:styleId="CharChar18">
@@ -6418,7 +6188,7 @@
       <w:rFonts w:ascii="VNI-Times" w:hAnsi="VNI-Times" w:eastAsia="SimSun" w:cs="VNI-Times"/>
       <w:b/>
       <w:sz w:val="24"/>
-      <w:lang w:bidi="ar-SA"/>
+      <w:lang w:val="en-US" w:bidi="ar-SA"/>
     </w:rPr>
   </w:style>
   <w:style w:type="character" w:styleId="tChar1">
@@ -6431,7 +6201,7 @@
       <w:spacing w:val="40"/>
       <w:sz w:val="28"/>
       <w:szCs w:val="32"/>
-      <w:lang w:bidi="ar-SA"/>
+      <w:lang w:val="en-US" w:bidi="ar-SA"/>
     </w:rPr>
   </w:style>
   <w:style w:type="character" w:styleId="a3Char">
@@ -6441,7 +6211,7 @@
       <w:rFonts w:ascii=".VnTimeH" w:hAnsi=".VnTimeH" w:eastAsia="SimSun" w:cs=".VnTimeH"/>
       <w:b/>
       <w:sz w:val="26"/>
-      <w:lang w:bidi="ar-SA"/>
+      <w:lang w:val="en-US" w:bidi="ar-SA"/>
     </w:rPr>
   </w:style>
   <w:style w:type="character" w:styleId="2nChar">
@@ -6452,7 +6222,7 @@
       <w:b/>
       <w:sz w:val="28"/>
       <w:szCs w:val="22"/>
-      <w:lang w:bidi="ar-SA"/>
+      <w:lang w:val="en-US" w:bidi="ar-SA"/>
     </w:rPr>
   </w:style>
   <w:style w:type="character" w:styleId="g1Char">
@@ -6462,7 +6232,7 @@
       <w:rFonts w:ascii=".VnTime" w:hAnsi=".VnTime" w:eastAsia="SimSun" w:cs=".VnTime"/>
       <w:sz w:val="26"/>
       <w:szCs w:val="26"/>
-      <w:lang w:bidi="ar-SA"/>
+      <w:lang w:val="en-US" w:bidi="ar-SA"/>
     </w:rPr>
   </w:style>
   <w:style w:type="character" w:styleId="tmChar1">
@@ -6472,7 +6242,7 @@
       <w:rFonts w:ascii=".VnAvant" w:hAnsi=".VnAvant" w:eastAsia="SimSun" w:cs=".VnAvant"/>
       <w:b/>
       <w:sz w:val="24"/>
-      <w:lang w:bidi="ar-SA"/>
+      <w:lang w:val="en-US" w:bidi="ar-SA"/>
     </w:rPr>
   </w:style>
   <w:style w:type="character" w:styleId="tendemucChar">
@@ -6494,6 +6264,7 @@
       <w:bCs/>
       <w:sz w:val="28"/>
       <w:szCs w:val="28"/>
+      <w:lang w:val="en-US"/>
     </w:rPr>
   </w:style>
   <w:style w:type="character" w:styleId="MucmonChar">
@@ -6505,6 +6276,7 @@
       <w:bCs/>
       <w:sz w:val="28"/>
       <w:szCs w:val="28"/>
+      <w:lang w:val="en-US"/>
     </w:rPr>
   </w:style>
   <w:style w:type="character" w:styleId="MucchinhChar">
@@ -6517,6 +6289,7 @@
       <w:color w:val="000000"/>
       <w:sz w:val="28"/>
       <w:szCs w:val="28"/>
+      <w:lang w:val="en-US"/>
     </w:rPr>
   </w:style>
   <w:style w:type="character" w:styleId="Style13ptBoldItalicCondensedby02pt">
@@ -6555,7 +6328,7 @@
       <w:color w:val="000000"/>
       <w:sz w:val="28"/>
       <w:szCs w:val="28"/>
-      <w:lang w:bidi="ar-SA"/>
+      <w:lang w:val="en-US" w:bidi="ar-SA"/>
     </w:rPr>
   </w:style>
   <w:style w:type="character" w:styleId="MChar">
@@ -6565,7 +6338,7 @@
       <w:rFonts w:ascii=".VnCourier NewH" w:hAnsi=".VnCourier NewH" w:cs=".VnCourier NewH"/>
       <w:b/>
       <w:sz w:val="32"/>
-      <w:lang w:bidi="ar-SA"/>
+      <w:lang w:val="en-US" w:bidi="ar-SA"/>
     </w:rPr>
   </w:style>
   <w:style w:type="character" w:styleId="2Char">
@@ -6575,7 +6348,7 @@
       <w:rFonts w:ascii=".VnTimeH" w:hAnsi=".VnTimeH" w:cs=".VnTimeH"/>
       <w:b/>
       <w:sz w:val="26"/>
-      <w:lang w:bidi="ar-SA"/>
+      <w:lang w:val="en-US" w:bidi="ar-SA"/>
     </w:rPr>
   </w:style>
   <w:style w:type="character" w:styleId="ctChar">
@@ -6585,7 +6358,7 @@
       <w:rFonts w:ascii=".VnGothic" w:hAnsi=".VnGothic" w:cs=".VnVogueH"/>
       <w:sz w:val="40"/>
       <w:szCs w:val="40"/>
-      <w:lang w:bidi="ar-SA"/>
+      <w:lang w:val="en-US" w:bidi="ar-SA"/>
     </w:rPr>
   </w:style>
   <w:style w:type="character" w:styleId="cCharChar">
@@ -6595,7 +6368,7 @@
       <w:rFonts w:ascii=".VnAvant" w:hAnsi=".VnAvant" w:cs=".VnAvant"/>
       <w:b/>
       <w:sz w:val="24"/>
-      <w:lang w:bidi="ar-SA"/>
+      <w:lang w:val="en-US" w:bidi="ar-SA"/>
     </w:rPr>
   </w:style>
   <w:style w:type="character" w:styleId="tmChar">
@@ -6605,7 +6378,7 @@
       <w:rFonts w:ascii=".VnAvant" w:hAnsi=".VnAvant" w:cs=".VnAvant"/>
       <w:b/>
       <w:sz w:val="24"/>
-      <w:lang w:bidi="ar-SA"/>
+      <w:lang w:val="en-US" w:bidi="ar-SA"/>
     </w:rPr>
   </w:style>
   <w:style w:type="character" w:styleId="nChar">
@@ -6620,7 +6393,7 @@
       <w:color w:val="4F81BD"/>
       <w:sz w:val="28"/>
       <w:szCs w:val="26"/>
-      <w:lang w:bidi="ar-SA"/>
+      <w:lang w:val="en-US" w:bidi="ar-SA"/>
     </w:rPr>
   </w:style>
   <w:style w:type="character" w:styleId="ngChar">
@@ -6636,7 +6409,7 @@
       <w:rFonts w:ascii=".VnTime" w:hAnsi=".VnTime" w:eastAsia="SimSun" w:cs=".VnTime"/>
       <w:sz w:val="26"/>
       <w:szCs w:val="26"/>
-      <w:lang w:bidi="ar-SA"/>
+      <w:lang w:val="en-US" w:bidi="ar-SA"/>
     </w:rPr>
   </w:style>
   <w:style w:type="character" w:styleId="g1CharChar">
@@ -6671,7 +6444,7 @@
     <w:rPr>
       <w:sz w:val="28"/>
       <w:szCs w:val="28"/>
-      <w:lang w:bidi="ar-SA"/>
+      <w:lang w:val="en-US" w:bidi="ar-SA"/>
     </w:rPr>
   </w:style>
   <w:style w:type="character" w:styleId="tCharChar">
@@ -6684,7 +6457,7 @@
       <w:spacing w:val="40"/>
       <w:sz w:val="28"/>
       <w:szCs w:val="32"/>
-      <w:lang w:bidi="ar-SA"/>
+      <w:lang w:val="en-US" w:bidi="ar-SA"/>
     </w:rPr>
   </w:style>
   <w:style w:type="character" w:styleId="1CharChar">
@@ -6698,7 +6471,7 @@
       <w:spacing w:val="40"/>
       <w:sz w:val="26"/>
       <w:szCs w:val="24"/>
-      <w:lang w:bidi="ar-SA"/>
+      <w:lang w:val="en-US" w:bidi="ar-SA"/>
     </w:rPr>
   </w:style>
   <w:style w:type="character" w:styleId="Style9CharCharChar">
@@ -6721,7 +6494,7 @@
       <w:spacing w:val="40"/>
       <w:sz w:val="24"/>
       <w:szCs w:val="24"/>
-      <w:lang w:bidi="ar-SA"/>
+      <w:lang w:val="en-US" w:bidi="ar-SA"/>
     </w:rPr>
   </w:style>
   <w:style w:type="character" w:styleId="Char">
@@ -6731,7 +6504,7 @@
       <w:rFonts w:ascii=".VnTimeH" w:hAnsi=".VnTimeH" w:cs=".VnTimeH"/>
       <w:kern w:val="2"/>
       <w:sz w:val="26"/>
-      <w:lang w:bidi="ar-SA"/>
+      <w:lang w:val="en-US" w:bidi="ar-SA"/>
     </w:rPr>
   </w:style>
   <w:style w:type="character" w:styleId="Style9CharCharCharCharCharChar">
@@ -6773,7 +6546,7 @@
       <w:b/>
       <w:sz w:val="28"/>
       <w:szCs w:val="28"/>
-      <w:lang w:bidi="ar-SA"/>
+      <w:lang w:val="en-US" w:bidi="ar-SA"/>
     </w:rPr>
   </w:style>
   <w:style w:type="character" w:styleId="11Char">
@@ -6813,7 +6586,7 @@
       <w:rFonts w:ascii=".VnTime" w:hAnsi=".VnTime" w:eastAsia=".VnTime" w:cs=".VnTime"/>
       <w:sz w:val="28"/>
       <w:szCs w:val="28"/>
-      <w:lang w:bidi="ar-SA"/>
+      <w:lang w:val="en-US" w:bidi="ar-SA"/>
     </w:rPr>
   </w:style>
   <w:style w:type="character" w:styleId="1noidungChar">
@@ -6822,7 +6595,7 @@
     <w:rPr>
       <w:rFonts w:ascii="Arial" w:hAnsi="Arial" w:cs="Arial"/>
       <w:sz w:val="24"/>
-      <w:lang w:val="en-US" w:bidi="ar-SA"/>
+      <w:lang w:val="vi-VN" w:bidi="ar-SA"/>
     </w:rPr>
   </w:style>
   <w:style w:type="character" w:styleId="atn">
@@ -6844,14 +6617,14 @@
       <w:b/>
       <w:sz w:val="26"/>
       <w:szCs w:val="26"/>
-      <w:lang w:bidi="ar-SA"/>
+      <w:lang w:val="en-US" w:bidi="ar-SA"/>
     </w:rPr>
   </w:style>
   <w:style w:type="character" w:styleId="Style7Char">
     <w:name w:val="Style7 Char"/>
     <w:qFormat/>
     <w:rPr>
-      <w:lang w:bidi="ar-SA"/>
+      <w:lang w:val="en-US" w:bidi="ar-SA"/>
     </w:rPr>
   </w:style>
   <w:style w:type="character" w:styleId="frametitle">
@@ -6886,7 +6659,7 @@
       <w:spacing w:val="24"/>
       <w:sz w:val="28"/>
       <w:szCs w:val="28"/>
-      <w:lang w:bidi="ar-SA"/>
+      <w:lang w:val="en-US" w:bidi="ar-SA"/>
     </w:rPr>
   </w:style>
   <w:style w:type="character" w:styleId="dieuCharChar1">
@@ -6898,25 +6671,25 @@
       <w:spacing w:val="24"/>
       <w:sz w:val="26"/>
       <w:szCs w:val="26"/>
-      <w:lang w:bidi="ar-SA"/>
+      <w:lang w:val="en-US" w:bidi="ar-SA"/>
     </w:rPr>
   </w:style>
   <w:style w:type="character" w:styleId="CenterChar">
     <w:name w:val="Center Char"/>
-    <w:qFormat/>
-    <w:rPr>
-      <w:sz w:val="28"/>
-      <w:szCs w:val="28"/>
-      <w:lang w:val="vi-VN" w:bidi="ar-SA"/>
-    </w:rPr>
-  </w:style>
-  <w:style w:type="character" w:styleId="TenvbChar">
-    <w:name w:val="Tenvb Char"/>
     <w:qFormat/>
     <w:rPr>
       <w:sz w:val="28"/>
       <w:szCs w:val="28"/>
       <w:lang w:bidi="ar-SA"/>
+    </w:rPr>
+  </w:style>
+  <w:style w:type="character" w:styleId="TenvbChar">
+    <w:name w:val="Tenvb Char"/>
+    <w:qFormat/>
+    <w:rPr>
+      <w:sz w:val="28"/>
+      <w:szCs w:val="28"/>
+      <w:lang w:val="en-US" w:bidi="ar-SA"/>
     </w:rPr>
   </w:style>
   <w:style w:type="character" w:styleId="OFFICE1Char">
@@ -6940,7 +6713,7 @@
       <w:iCs/>
       <w:sz w:val="26"/>
       <w:szCs w:val="26"/>
-      <w:lang w:bidi="ar-SA"/>
+      <w:lang w:val="en-US" w:bidi="ar-SA"/>
     </w:rPr>
   </w:style>
   <w:style w:type="character" w:styleId="MMTopic2Char">
@@ -6954,7 +6727,7 @@
       <w:iCs/>
       <w:sz w:val="28"/>
       <w:szCs w:val="28"/>
-      <w:lang w:bidi="ar-SA"/>
+      <w:lang w:val="en-US" w:bidi="ar-SA"/>
     </w:rPr>
   </w:style>
   <w:style w:type="character" w:styleId="Heading8Char1">
@@ -6965,7 +6738,7 @@
       <w:iCs/>
       <w:sz w:val="24"/>
       <w:szCs w:val="24"/>
-      <w:lang w:bidi="ar-SA"/>
+      <w:lang w:val="en-US" w:bidi="ar-SA"/>
     </w:rPr>
   </w:style>
   <w:style w:type="character" w:styleId="BodyTextIndentChar">
@@ -6986,7 +6759,7 @@
       <w:color w:val="000000"/>
       <w:sz w:val="22"/>
       <w:szCs w:val="22"/>
-      <w:lang w:bidi="ar-SA"/>
+      <w:lang w:val="en-US" w:bidi="ar-SA"/>
     </w:rPr>
   </w:style>
   <w:style w:type="character" w:styleId="11chucdanhnguoiky-co11CharChar">
@@ -6998,7 +6771,7 @@
       <w:color w:val="000000"/>
       <w:sz w:val="22"/>
       <w:szCs w:val="22"/>
-      <w:lang w:bidi="ar-SA"/>
+      <w:lang w:val="en-US" w:bidi="ar-SA"/>
     </w:rPr>
   </w:style>
   <w:style w:type="character" w:styleId="6tenmucphanCharCharChar">
@@ -7010,7 +6783,7 @@
       <w:color w:val="000000"/>
       <w:sz w:val="22"/>
       <w:szCs w:val="22"/>
-      <w:lang w:bidi="ar-SA"/>
+      <w:lang w:val="en-US" w:bidi="ar-SA"/>
     </w:rPr>
   </w:style>
   <w:style w:type="character" w:styleId="1chinhtrangChar1CharCharChar">
@@ -7021,7 +6794,7 @@
       <w:color w:val="000000"/>
       <w:sz w:val="22"/>
       <w:szCs w:val="22"/>
-      <w:lang w:bidi="ar-SA"/>
+      <w:lang w:val="en-US" w:bidi="ar-SA"/>
     </w:rPr>
   </w:style>
   <w:style w:type="character" w:styleId="coCharCharChar">
@@ -7032,7 +6805,7 @@
       <w:color w:val="000000"/>
       <w:sz w:val="22"/>
       <w:szCs w:val="22"/>
-      <w:lang w:bidi="ar-SA"/>
+      <w:lang w:val="en-US" w:bidi="ar-SA"/>
     </w:rPr>
   </w:style>
   <w:style w:type="character" w:styleId="BodyTextIndent3Char">
@@ -7059,7 +6832,7 @@
       <w:color w:val="000000"/>
       <w:sz w:val="22"/>
       <w:szCs w:val="22"/>
-      <w:lang w:bidi="ar-SA"/>
+      <w:lang w:val="en-US" w:bidi="ar-SA"/>
     </w:rPr>
   </w:style>
   <w:style w:type="character" w:styleId="4tenchuongCharCharChar">
@@ -7071,7 +6844,7 @@
       <w:color w:val="000000"/>
       <w:sz w:val="22"/>
       <w:szCs w:val="22"/>
-      <w:lang w:bidi="ar-SA"/>
+      <w:lang w:val="en-US" w:bidi="ar-SA"/>
     </w:rPr>
   </w:style>
   <w:style w:type="character" w:styleId="71CharCharCharCharCharCharCharCharChar">
@@ -7094,7 +6867,7 @@
       <w:color w:val="000000"/>
       <w:sz w:val="22"/>
       <w:szCs w:val="22"/>
-      <w:lang w:bidi="ar-SA"/>
+      <w:lang w:val="en-US" w:bidi="ar-SA"/>
     </w:rPr>
   </w:style>
   <w:style w:type="character" w:styleId="cChar1CharCharCharChar">
@@ -7105,7 +6878,7 @@
       <w:color w:val="000000"/>
       <w:sz w:val="22"/>
       <w:szCs w:val="22"/>
-      <w:lang w:bidi="ar-SA"/>
+      <w:lang w:val="en-US" w:bidi="ar-SA"/>
     </w:rPr>
   </w:style>
   <w:style w:type="character" w:styleId="1chinhtrangChar">
@@ -7127,7 +6900,7 @@
       <w:color w:val="000000"/>
       <w:sz w:val="22"/>
       <w:szCs w:val="22"/>
-      <w:lang w:bidi="ar-SA"/>
+      <w:lang w:val="en-US" w:bidi="ar-SA"/>
     </w:rPr>
   </w:style>
   <w:style w:type="character" w:styleId="cCharCharChar">
@@ -7145,7 +6918,7 @@
       <w:color w:val="000000"/>
       <w:sz w:val="22"/>
       <w:szCs w:val="22"/>
-      <w:lang w:bidi="ar-SA"/>
+      <w:lang w:val="en-US" w:bidi="ar-SA"/>
     </w:rPr>
   </w:style>
   <w:style w:type="character" w:styleId="1chinhtrangCharCharCharCharCharCharChar">
@@ -7156,7 +6929,7 @@
       <w:color w:val="000000"/>
       <w:sz w:val="22"/>
       <w:szCs w:val="22"/>
-      <w:lang w:bidi="ar-SA"/>
+      <w:lang w:val="en-US" w:bidi="ar-SA"/>
     </w:rPr>
   </w:style>
   <w:style w:type="character" w:styleId="4tenchuongCharCharCharCharCharChar">
@@ -7168,7 +6941,7 @@
       <w:color w:val="000000"/>
       <w:sz w:val="22"/>
       <w:szCs w:val="22"/>
-      <w:lang w:bidi="ar-SA"/>
+      <w:lang w:val="en-US" w:bidi="ar-SA"/>
     </w:rPr>
   </w:style>
   <w:style w:type="character" w:styleId="2dongcachCharCharCharCharCharChar">
@@ -7180,7 +6953,7 @@
       <w:color w:val="000000"/>
       <w:sz w:val="22"/>
       <w:szCs w:val="22"/>
-      <w:lang w:bidi="ar-SA"/>
+      <w:lang w:val="en-US" w:bidi="ar-SA"/>
     </w:rPr>
   </w:style>
   <w:style w:type="character" w:styleId="1chinhtrangCharChar1CharCharCharChar">
@@ -7191,7 +6964,7 @@
       <w:color w:val="000000"/>
       <w:sz w:val="22"/>
       <w:szCs w:val="22"/>
-      <w:lang w:bidi="ar-SA"/>
+      <w:lang w:val="en-US" w:bidi="ar-SA"/>
     </w:rPr>
   </w:style>
   <w:style w:type="character" w:styleId="cCharCharCharCharCharChar">
@@ -7202,7 +6975,7 @@
       <w:color w:val="000000"/>
       <w:sz w:val="22"/>
       <w:szCs w:val="26"/>
-      <w:lang w:bidi="ar-SA"/>
+      <w:lang w:val="en-US" w:bidi="ar-SA"/>
     </w:rPr>
   </w:style>
   <w:style w:type="character" w:styleId="coCharCharCharCharCharChar">
@@ -7213,7 +6986,7 @@
       <w:color w:val="000000"/>
       <w:sz w:val="22"/>
       <w:szCs w:val="22"/>
-      <w:lang w:bidi="ar-SA"/>
+      <w:lang w:val="en-US" w:bidi="ar-SA"/>
     </w:rPr>
   </w:style>
   <w:style w:type="character" w:styleId="TitleCharCharChar1">
@@ -7235,7 +7008,7 @@
       <w:color w:val="000000"/>
       <w:sz w:val="22"/>
       <w:szCs w:val="22"/>
-      <w:lang w:bidi="ar-SA"/>
+      <w:lang w:val="en-US" w:bidi="ar-SA"/>
     </w:rPr>
   </w:style>
   <w:style w:type="character" w:styleId="aCharCharChar">
@@ -7247,7 +7020,7 @@
       <w:color w:val="000000"/>
       <w:sz w:val="26"/>
       <w:szCs w:val="26"/>
-      <w:lang w:bidi="ar-SA"/>
+      <w:lang w:val="en-US" w:bidi="ar-SA"/>
     </w:rPr>
   </w:style>
   <w:style w:type="character" w:styleId="eCharCharChar">
@@ -7260,7 +7033,7 @@
       <w:color w:val="000000"/>
       <w:sz w:val="22"/>
       <w:szCs w:val="22"/>
-      <w:lang w:bidi="ar-SA"/>
+      <w:lang w:val="en-US" w:bidi="ar-SA"/>
     </w:rPr>
   </w:style>
   <w:style w:type="character" w:styleId="17CharChar">
@@ -7273,7 +7046,7 @@
       <w:color w:val="000000"/>
       <w:sz w:val="26"/>
       <w:szCs w:val="26"/>
-      <w:lang w:bidi="ar-SA"/>
+      <w:lang w:val="en-US" w:bidi="ar-SA"/>
     </w:rPr>
   </w:style>
   <w:style w:type="character" w:styleId="phanCharCharCharCharCharCharChar">
@@ -7285,7 +7058,7 @@
       <w:color w:val="000000"/>
       <w:sz w:val="22"/>
       <w:szCs w:val="22"/>
-      <w:lang w:bidi="ar-SA"/>
+      <w:lang w:val="en-US" w:bidi="ar-SA"/>
     </w:rPr>
   </w:style>
   <w:style w:type="character" w:styleId="cChar2">
@@ -7297,7 +7070,7 @@
       <w:color w:val="000000"/>
       <w:sz w:val="22"/>
       <w:szCs w:val="22"/>
-      <w:lang w:bidi="ar-SA"/>
+      <w:lang w:val="en-US" w:bidi="ar-SA"/>
     </w:rPr>
   </w:style>
   <w:style w:type="character" w:styleId="3sochuongCharCharChar">
@@ -7309,7 +7082,7 @@
       <w:color w:val="000000"/>
       <w:sz w:val="22"/>
       <w:szCs w:val="22"/>
-      <w:lang w:bidi="ar-SA"/>
+      <w:lang w:val="en-US" w:bidi="ar-SA"/>
     </w:rPr>
   </w:style>
   <w:style w:type="character" w:styleId="noCharCharCharChar">
@@ -7320,7 +7093,7 @@
       <w:color w:val="000000"/>
       <w:sz w:val="22"/>
       <w:szCs w:val="22"/>
-      <w:lang w:bidi="ar-SA"/>
+      <w:lang w:val="en-US" w:bidi="ar-SA"/>
     </w:rPr>
   </w:style>
   <w:style w:type="character" w:styleId="1chinhtrangCharCharChar1CharChar">
@@ -7331,7 +7104,7 @@
       <w:color w:val="000000"/>
       <w:sz w:val="22"/>
       <w:szCs w:val="22"/>
-      <w:lang w:bidi="ar-SA"/>
+      <w:lang w:val="en-US" w:bidi="ar-SA"/>
     </w:rPr>
   </w:style>
   <w:style w:type="character" w:styleId="z-TopofFormChar1">
@@ -7365,7 +7138,7 @@
       <w:color w:val="0000FF"/>
       <w:spacing w:val="24"/>
       <w:sz w:val="28"/>
-      <w:lang w:bidi="ar-SA"/>
+      <w:lang w:val="en-US" w:bidi="ar-SA"/>
     </w:rPr>
   </w:style>
   <w:style w:type="character" w:styleId="71CharChar">
@@ -7377,7 +7150,7 @@
       <w:color w:val="000000"/>
       <w:sz w:val="22"/>
       <w:szCs w:val="22"/>
-      <w:lang w:bidi="ar-SA"/>
+      <w:lang w:val="en-US" w:bidi="ar-SA"/>
     </w:rPr>
   </w:style>
   <w:style w:type="character" w:styleId="DocumentMapChar2">
@@ -7385,7 +7158,7 @@
     <w:qFormat/>
     <w:rPr>
       <w:rFonts w:ascii="Tahoma" w:hAnsi="Tahoma" w:cs="Tahoma"/>
-      <w:lang w:bidi="ar-SA"/>
+      <w:lang w:val="en-US" w:bidi="ar-SA"/>
     </w:rPr>
   </w:style>
   <w:style w:type="character" w:styleId="71CharChar1">
@@ -7437,7 +7210,7 @@
     <w:name w:val="Endnote Text Char1"/>
     <w:qFormat/>
     <w:rPr>
-      <w:lang w:bidi="ar-SA"/>
+      <w:lang w:val="en-US" w:bidi="ar-SA"/>
     </w:rPr>
   </w:style>
   <w:style w:type="character" w:styleId="SubtitleChar2">
@@ -7447,7 +7220,7 @@
       <w:rFonts w:ascii=".VnTimeH" w:hAnsi=".VnTimeH" w:cs=".VnTimeH"/>
       <w:b/>
       <w:sz w:val="28"/>
-      <w:lang w:bidi="ar-SA"/>
+      <w:lang w:val="en-US" w:bidi="ar-SA"/>
     </w:rPr>
   </w:style>
   <w:style w:type="character" w:styleId="15CharCharCharChar">
@@ -7460,7 +7233,7 @@
       <w:spacing w:val="20"/>
       <w:sz w:val="26"/>
       <w:szCs w:val="26"/>
-      <w:lang w:bidi="ar-SA"/>
+      <w:lang w:val="en-US" w:bidi="ar-SA"/>
     </w:rPr>
   </w:style>
   <w:style w:type="character" w:styleId="4CharCharCharChar">
@@ -7474,7 +7247,7 @@
       <w:spacing w:val="28"/>
       <w:sz w:val="23"/>
       <w:szCs w:val="23"/>
-      <w:lang w:bidi="ar-SA"/>
+      <w:lang w:val="en-US" w:bidi="ar-SA"/>
     </w:rPr>
   </w:style>
   <w:style w:type="character" w:styleId="5CharCharCharChar">
@@ -7489,7 +7262,7 @@
       <w:color w:val="000000"/>
       <w:sz w:val="23"/>
       <w:szCs w:val="23"/>
-      <w:lang w:bidi="ar-SA"/>
+      <w:lang w:val="en-US" w:bidi="ar-SA"/>
     </w:rPr>
   </w:style>
   <w:style w:type="character" w:styleId="DNnd2chuongChar">
@@ -7501,7 +7274,7 @@
       <w:bCs/>
       <w:color w:val="000000"/>
       <w:sz w:val="22"/>
-      <w:lang w:bidi="ar-SA"/>
+      <w:lang w:val="en-US" w:bidi="ar-SA"/>
     </w:rPr>
   </w:style>
   <w:style w:type="character" w:styleId="DNnd1quyetdinhChar">
@@ -7513,7 +7286,7 @@
       <w:color w:val="000000"/>
       <w:sz w:val="32"/>
       <w:szCs w:val="32"/>
-      <w:lang w:bidi="ar-SA"/>
+      <w:lang w:val="en-US" w:bidi="ar-SA"/>
     </w:rPr>
   </w:style>
   <w:style w:type="character" w:styleId="DNtd6trichyeuVBChar">
@@ -7524,7 +7297,7 @@
       <w:color w:val="000000"/>
       <w:sz w:val="26"/>
       <w:szCs w:val="26"/>
-      <w:lang w:bidi="ar-SA"/>
+      <w:lang w:val="en-US" w:bidi="ar-SA"/>
     </w:rPr>
   </w:style>
   <w:style w:type="character" w:styleId="1CharCharCharChar">
@@ -7535,7 +7308,7 @@
       <w:color w:val="000000"/>
       <w:sz w:val="22"/>
       <w:szCs w:val="22"/>
-      <w:lang w:bidi="ar-SA"/>
+      <w:lang w:val="en-US" w:bidi="ar-SA"/>
     </w:rPr>
   </w:style>
   <w:style w:type="character" w:styleId="7CharCharChar">
@@ -7548,7 +7321,7 @@
       <w:spacing w:val="28"/>
       <w:sz w:val="22"/>
       <w:szCs w:val="22"/>
-      <w:lang w:bidi="ar-SA"/>
+      <w:lang w:val="en-US" w:bidi="ar-SA"/>
     </w:rPr>
   </w:style>
   <w:style w:type="character" w:styleId="1chinhtrangChar1">
@@ -7559,7 +7332,7 @@
       <w:color w:val="000000"/>
       <w:sz w:val="22"/>
       <w:szCs w:val="22"/>
-      <w:lang w:bidi="ar-SA"/>
+      <w:lang w:val="en-US" w:bidi="ar-SA"/>
     </w:rPr>
   </w:style>
   <w:style w:type="character" w:styleId="1chinhtrangCharCharChar2CharCharCharCharChar">
@@ -7570,7 +7343,7 @@
       <w:color w:val="000000"/>
       <w:sz w:val="23"/>
       <w:szCs w:val="23"/>
-      <w:lang w:bidi="ar-SA"/>
+      <w:lang w:val="en-US" w:bidi="ar-SA"/>
     </w:rPr>
   </w:style>
   <w:style w:type="character" w:styleId="4tenchuongCharChar1">
@@ -7582,7 +7355,7 @@
       <w:color w:val="000000"/>
       <w:sz w:val="22"/>
       <w:szCs w:val="22"/>
-      <w:lang w:bidi="ar-SA"/>
+      <w:lang w:val="en-US" w:bidi="ar-SA"/>
     </w:rPr>
   </w:style>
   <w:style w:type="character" w:styleId="1chinhtrangCharChar4CharChar">
@@ -7593,7 +7366,7 @@
       <w:color w:val="000000"/>
       <w:sz w:val="23"/>
       <w:szCs w:val="23"/>
-      <w:lang w:bidi="ar-SA"/>
+      <w:lang w:val="en-US" w:bidi="ar-SA"/>
     </w:rPr>
   </w:style>
   <w:style w:type="character" w:styleId="nCharChar">
@@ -7612,7 +7385,7 @@
       <w:color w:val="000000"/>
       <w:sz w:val="22"/>
       <w:szCs w:val="22"/>
-      <w:lang w:bidi="ar-SA"/>
+      <w:lang w:val="en-US" w:bidi="ar-SA"/>
     </w:rPr>
   </w:style>
   <w:style w:type="character" w:styleId="4tenchuongChar1">
@@ -7624,7 +7397,7 @@
       <w:color w:val="000000"/>
       <w:sz w:val="22"/>
       <w:szCs w:val="22"/>
-      <w:lang w:bidi="ar-SA"/>
+      <w:lang w:val="en-US" w:bidi="ar-SA"/>
     </w:rPr>
   </w:style>
   <w:style w:type="character" w:styleId="2dongcachChar1">
@@ -7636,7 +7409,7 @@
       <w:color w:val="000000"/>
       <w:sz w:val="22"/>
       <w:szCs w:val="22"/>
-      <w:lang w:bidi="ar-SA"/>
+      <w:lang w:val="en-US" w:bidi="ar-SA"/>
     </w:rPr>
   </w:style>
   <w:style w:type="character" w:styleId="1chinhtrangCharCharChar2">
@@ -7647,7 +7420,7 @@
       <w:color w:val="000000"/>
       <w:sz w:val="23"/>
       <w:szCs w:val="23"/>
-      <w:lang w:bidi="ar-SA"/>
+      <w:lang w:val="en-US" w:bidi="ar-SA"/>
     </w:rPr>
   </w:style>
   <w:style w:type="character" w:styleId="1chinhtrangChar1CharCharCharChar">
@@ -7658,7 +7431,7 @@
       <w:color w:val="000000"/>
       <w:sz w:val="22"/>
       <w:szCs w:val="22"/>
-      <w:lang w:bidi="ar-SA"/>
+      <w:lang w:val="en-US" w:bidi="ar-SA"/>
     </w:rPr>
   </w:style>
   <w:style w:type="character" w:styleId="cChar1CharCharCharCharChar">
@@ -7669,7 +7442,7 @@
       <w:color w:val="000000"/>
       <w:sz w:val="22"/>
       <w:szCs w:val="22"/>
-      <w:lang w:bidi="ar-SA"/>
+      <w:lang w:val="en-US" w:bidi="ar-SA"/>
     </w:rPr>
   </w:style>
   <w:style w:type="character" w:styleId="PlainTextChar1">
@@ -7677,7 +7450,7 @@
     <w:qFormat/>
     <w:rPr>
       <w:rFonts w:ascii="Courier New" w:hAnsi="Courier New" w:cs="Courier New"/>
-      <w:lang w:bidi="ar-SA"/>
+      <w:lang w:val="en-US" w:bidi="ar-SA"/>
     </w:rPr>
   </w:style>
   <w:style w:type="character" w:styleId="17CharCharChar">
@@ -7690,7 +7463,7 @@
       <w:color w:val="000000"/>
       <w:sz w:val="26"/>
       <w:szCs w:val="26"/>
-      <w:lang w:bidi="ar-SA"/>
+      <w:lang w:val="en-US" w:bidi="ar-SA"/>
     </w:rPr>
   </w:style>
   <w:style w:type="character" w:styleId="2dongcachCharCharCharChar">
@@ -7702,7 +7475,7 @@
       <w:color w:val="000000"/>
       <w:sz w:val="22"/>
       <w:szCs w:val="22"/>
-      <w:lang w:bidi="ar-SA"/>
+      <w:lang w:val="en-US" w:bidi="ar-SA"/>
     </w:rPr>
   </w:style>
   <w:style w:type="character" w:styleId="11chucdanhnguoiky-co11CharCharChar">
@@ -7714,7 +7487,7 @@
       <w:color w:val="000000"/>
       <w:sz w:val="22"/>
       <w:szCs w:val="22"/>
-      <w:lang w:bidi="ar-SA"/>
+      <w:lang w:val="en-US" w:bidi="ar-SA"/>
     </w:rPr>
   </w:style>
   <w:style w:type="character" w:styleId="coCharCharCharChar">
@@ -7725,7 +7498,7 @@
       <w:color w:val="000000"/>
       <w:sz w:val="22"/>
       <w:szCs w:val="22"/>
-      <w:lang w:bidi="ar-SA"/>
+      <w:lang w:val="en-US" w:bidi="ar-SA"/>
     </w:rPr>
   </w:style>
   <w:style w:type="character" w:styleId="noCharCharCharCharChar">
@@ -7736,7 +7509,7 @@
       <w:color w:val="000000"/>
       <w:sz w:val="22"/>
       <w:szCs w:val="22"/>
-      <w:lang w:bidi="ar-SA"/>
+      <w:lang w:val="en-US" w:bidi="ar-SA"/>
     </w:rPr>
   </w:style>
   <w:style w:type="character" w:styleId="cCharCharCharChar">
@@ -7748,7 +7521,7 @@
       <w:color w:val="000000"/>
       <w:sz w:val="22"/>
       <w:szCs w:val="22"/>
-      <w:lang w:bidi="ar-SA"/>
+      <w:lang w:val="en-US" w:bidi="ar-SA"/>
     </w:rPr>
   </w:style>
   <w:style w:type="character" w:styleId="TitleChar1">
@@ -7760,7 +7533,7 @@
       <w:bCs/>
       <w:sz w:val="24"/>
       <w:szCs w:val="24"/>
-      <w:lang w:bidi="ar-SA"/>
+      <w:lang w:val="en-US" w:bidi="ar-SA"/>
     </w:rPr>
   </w:style>
   <w:style w:type="character" w:styleId="3sochuongCharCharCharChar">
@@ -7772,7 +7545,7 @@
       <w:color w:val="000000"/>
       <w:sz w:val="22"/>
       <w:szCs w:val="22"/>
-      <w:lang w:bidi="ar-SA"/>
+      <w:lang w:val="en-US" w:bidi="ar-SA"/>
     </w:rPr>
   </w:style>
   <w:style w:type="character" w:styleId="6tenmucphanCharCharCharCharChar">
@@ -7784,7 +7557,7 @@
       <w:color w:val="000000"/>
       <w:sz w:val="22"/>
       <w:szCs w:val="22"/>
-      <w:lang w:bidi="ar-SA"/>
+      <w:lang w:val="en-US" w:bidi="ar-SA"/>
     </w:rPr>
   </w:style>
   <w:style w:type="character" w:styleId="11chucdanhnguoiky-co11CharCharCharChar">
@@ -7796,7 +7569,7 @@
       <w:color w:val="000000"/>
       <w:sz w:val="22"/>
       <w:szCs w:val="22"/>
-      <w:lang w:bidi="ar-SA"/>
+      <w:lang w:val="en-US" w:bidi="ar-SA"/>
     </w:rPr>
   </w:style>
   <w:style w:type="character" w:styleId="1chinhtrangCharChar1CharCharCharCharChar">
@@ -7807,7 +7580,7 @@
       <w:color w:val="000000"/>
       <w:sz w:val="22"/>
       <w:szCs w:val="22"/>
-      <w:lang w:bidi="ar-SA"/>
+      <w:lang w:val="en-US" w:bidi="ar-SA"/>
     </w:rPr>
   </w:style>
   <w:style w:type="character" w:styleId="eCharCharCharChar">
@@ -7820,7 +7593,7 @@
       <w:color w:val="000000"/>
       <w:sz w:val="22"/>
       <w:szCs w:val="22"/>
-      <w:lang w:bidi="ar-SA"/>
+      <w:lang w:val="en-US" w:bidi="ar-SA"/>
     </w:rPr>
   </w:style>
   <w:style w:type="character" w:styleId="1chinhtrangCharCharCharCharChar">
@@ -7831,7 +7604,7 @@
       <w:color w:val="000000"/>
       <w:sz w:val="22"/>
       <w:szCs w:val="22"/>
-      <w:lang w:bidi="ar-SA"/>
+      <w:lang w:val="en-US" w:bidi="ar-SA"/>
     </w:rPr>
   </w:style>
   <w:style w:type="character" w:styleId="71CharCharCharChar">
@@ -7862,7 +7635,7 @@
       <w:rFonts w:ascii=".VnTime" w:hAnsi=".VnTime" w:cs="Times New Roman"/>
       <w:sz w:val="28"/>
       <w:szCs w:val="28"/>
-      <w:lang w:bidi="ar-SA"/>
+      <w:lang w:val="en-US" w:bidi="ar-SA"/>
     </w:rPr>
   </w:style>
   <w:style w:type="character" w:styleId="Heading6Char1">
@@ -7875,7 +7648,7 @@
       <w:color w:val="000000"/>
       <w:sz w:val="26"/>
       <w:szCs w:val="26"/>
-      <w:lang w:bidi="ar-SA"/>
+      <w:lang w:val="en-US" w:bidi="ar-SA"/>
     </w:rPr>
   </w:style>
   <w:style w:type="character" w:styleId="1chinhtrangChar1CharCharCharCharChar">
@@ -7908,7 +7681,7 @@
       <w:color w:val="000000"/>
       <w:sz w:val="22"/>
       <w:szCs w:val="22"/>
-      <w:lang w:bidi="ar-SA"/>
+      <w:lang w:val="en-US" w:bidi="ar-SA"/>
     </w:rPr>
   </w:style>
   <w:style w:type="character" w:styleId="HTMLCite">
@@ -7942,6 +7715,7 @@
       <w:rFonts w:ascii=".VnCentury Schoolbook" w:hAnsi=".VnCentury Schoolbook" w:cs="Times New Roman"/>
       <w:b/>
       <w:color w:val="000000"/>
+      <w:lang w:val="en-US"/>
     </w:rPr>
   </w:style>
   <w:style w:type="character" w:styleId="5somucCharChar2">
@@ -7951,6 +7725,7 @@
       <w:rFonts w:ascii=".VnCentury Schoolbook" w:hAnsi=".VnCentury Schoolbook" w:cs="Times New Roman"/>
       <w:b/>
       <w:color w:val="000000"/>
+      <w:lang w:val="en-US"/>
     </w:rPr>
   </w:style>
   <w:style w:type="character" w:styleId="nCharChar1">
@@ -7961,7 +7736,7 @@
       <w:color w:val="000000"/>
       <w:sz w:val="22"/>
       <w:szCs w:val="22"/>
-      <w:lang w:bidi="ar-SA"/>
+      <w:lang w:val="en-US" w:bidi="ar-SA"/>
     </w:rPr>
   </w:style>
   <w:style w:type="character" w:styleId="5somuc1">
@@ -7971,6 +7746,7 @@
       <w:rFonts w:ascii=".VnCentury Schoolbook" w:hAnsi=".VnCentury Schoolbook" w:cs="Times New Roman"/>
       <w:b/>
       <w:color w:val="000000"/>
+      <w:lang w:val="en-US"/>
     </w:rPr>
   </w:style>
   <w:style w:type="character" w:styleId="noCharChar1">
@@ -7981,7 +7757,7 @@
       <w:color w:val="000000"/>
       <w:sz w:val="22"/>
       <w:szCs w:val="22"/>
-      <w:lang w:bidi="ar-SA"/>
+      <w:lang w:val="en-US" w:bidi="ar-SA"/>
     </w:rPr>
   </w:style>
   <w:style w:type="character" w:styleId="1chinhtrangChar2Char">
@@ -7992,7 +7768,7 @@
       <w:color w:val="000000"/>
       <w:sz w:val="22"/>
       <w:szCs w:val="22"/>
-      <w:lang w:bidi="ar-SA"/>
+      <w:lang w:val="en-US" w:bidi="ar-SA"/>
     </w:rPr>
   </w:style>
   <w:style w:type="character" w:styleId="4tenchuongCharCharChar1">
@@ -8004,7 +7780,7 @@
       <w:color w:val="000000"/>
       <w:sz w:val="22"/>
       <w:szCs w:val="22"/>
-      <w:lang w:bidi="ar-SA"/>
+      <w:lang w:val="en-US" w:bidi="ar-SA"/>
     </w:rPr>
   </w:style>
   <w:style w:type="character" w:styleId="2dongcachCharCharChar1">
@@ -8016,7 +7792,7 @@
       <w:color w:val="000000"/>
       <w:sz w:val="22"/>
       <w:szCs w:val="22"/>
-      <w:lang w:bidi="ar-SA"/>
+      <w:lang w:val="en-US" w:bidi="ar-SA"/>
     </w:rPr>
   </w:style>
   <w:style w:type="character" w:styleId="1chinhtrangCharChar2">
@@ -8027,7 +7803,7 @@
       <w:color w:val="000000"/>
       <w:sz w:val="22"/>
       <w:szCs w:val="22"/>
-      <w:lang w:bidi="ar-SA"/>
+      <w:lang w:val="en-US" w:bidi="ar-SA"/>
     </w:rPr>
   </w:style>
   <w:style w:type="character" w:styleId="E-mailSignatureChar1">
@@ -8036,7 +7812,7 @@
     <w:rPr>
       <w:sz w:val="24"/>
       <w:szCs w:val="24"/>
-      <w:lang w:bidi="ar-SA"/>
+      <w:lang w:val="en-US" w:bidi="ar-SA"/>
     </w:rPr>
   </w:style>
   <w:style w:type="character" w:styleId="postbody">
@@ -8053,6 +7829,7 @@
       <w:rFonts w:ascii=".VnCentury Schoolbook" w:hAnsi=".VnCentury Schoolbook" w:cs=".VnCentury Schoolbook"/>
       <w:color w:val="000000"/>
       <w:sz w:val="22"/>
+      <w:lang w:val="en-US"/>
     </w:rPr>
   </w:style>
   <w:style w:type="character" w:styleId="1chinhtrangChar1CharCharCharCharCharChar">
@@ -8062,6 +7839,7 @@
       <w:rFonts w:ascii=".VnCentury Schoolbook" w:hAnsi=".VnCentury Schoolbook" w:cs=".VnCentury Schoolbook"/>
       <w:color w:val="000000"/>
       <w:sz w:val="22"/>
+      <w:lang w:val="en-US"/>
     </w:rPr>
   </w:style>
   <w:style w:type="character" w:styleId="cChar1CharCharCharCharCharCharCharChar">
@@ -8071,6 +7849,7 @@
       <w:rFonts w:ascii=".VnCentury Schoolbook" w:hAnsi=".VnCentury Schoolbook" w:cs=".VnCentury Schoolbook"/>
       <w:color w:val="000000"/>
       <w:sz w:val="22"/>
+      <w:lang w:val="en-US"/>
     </w:rPr>
   </w:style>
   <w:style w:type="character" w:styleId="cChar1CharCharCharCharCharCharChar">
@@ -8080,6 +7859,7 @@
       <w:rFonts w:ascii=".VnCentury Schoolbook" w:hAnsi=".VnCentury Schoolbook" w:cs=".VnCentury Schoolbook"/>
       <w:color w:val="000000"/>
       <w:sz w:val="22"/>
+      <w:lang w:val="en-US"/>
     </w:rPr>
   </w:style>
   <w:style w:type="character" w:styleId="nCharCharCharCharCharCharChar">
@@ -8089,6 +7869,7 @@
       <w:rFonts w:ascii=".VnCentury Schoolbook" w:hAnsi=".VnCentury Schoolbook" w:cs=".VnCentury Schoolbook"/>
       <w:color w:val="000000"/>
       <w:sz w:val="22"/>
+      <w:lang w:val="en-US"/>
     </w:rPr>
   </w:style>
   <w:style w:type="character" w:styleId="nCharCharCharCharCharChar">
@@ -8098,6 +7879,7 @@
       <w:rFonts w:ascii=".VnCentury Schoolbook" w:hAnsi=".VnCentury Schoolbook" w:cs=".VnCentury Schoolbook"/>
       <w:color w:val="000000"/>
       <w:sz w:val="22"/>
+      <w:lang w:val="en-US"/>
     </w:rPr>
   </w:style>
   <w:style w:type="character" w:styleId="BodyTextFirstIndentChar1">
@@ -8106,7 +7888,7 @@
     <w:rPr>
       <w:sz w:val="24"/>
       <w:szCs w:val="24"/>
-      <w:lang w:bidi="ar-SA"/>
+      <w:lang w:val="en-US" w:bidi="ar-SA"/>
     </w:rPr>
   </w:style>
   <w:style w:type="character" w:styleId="BodyTextFirstIndent2Char1">
@@ -8116,7 +7898,7 @@
       <w:rFonts w:ascii=".VnTime" w:hAnsi=".VnTime" w:cs="Times New Roman"/>
       <w:sz w:val="24"/>
       <w:szCs w:val="24"/>
-      <w:lang w:bidi="ar-SA"/>
+      <w:lang w:val="en-US" w:bidi="ar-SA"/>
     </w:rPr>
   </w:style>
   <w:style w:type="character" w:styleId="ClosingChar1">
@@ -8125,7 +7907,7 @@
     <w:rPr>
       <w:sz w:val="24"/>
       <w:szCs w:val="24"/>
-      <w:lang w:bidi="ar-SA"/>
+      <w:lang w:val="en-US" w:bidi="ar-SA"/>
     </w:rPr>
   </w:style>
   <w:style w:type="character" w:styleId="HTMLAddressChar1">
@@ -8136,7 +7918,7 @@
       <w:iCs/>
       <w:sz w:val="24"/>
       <w:szCs w:val="24"/>
-      <w:lang w:bidi="ar-SA"/>
+      <w:lang w:val="en-US" w:bidi="ar-SA"/>
     </w:rPr>
   </w:style>
   <w:style w:type="character" w:styleId="HTMLPreformattedChar1">
@@ -8144,7 +7926,7 @@
     <w:qFormat/>
     <w:rPr>
       <w:rFonts w:ascii="Arial Unicode MS" w:hAnsi="Arial Unicode MS" w:eastAsia="Arial Unicode MS" w:cs="Arial Unicode MS"/>
-      <w:lang w:bidi="ar-SA"/>
+      <w:lang w:val="en-US" w:bidi="ar-SA"/>
     </w:rPr>
   </w:style>
   <w:style w:type="character" w:styleId="MessageHeaderChar1">
@@ -8154,7 +7936,7 @@
       <w:rFonts w:ascii="Arial" w:hAnsi="Arial" w:cs="Arial"/>
       <w:sz w:val="24"/>
       <w:szCs w:val="24"/>
-      <w:lang w:bidi="ar-SA"/>
+      <w:lang w:val="en-US" w:bidi="ar-SA"/>
     </w:rPr>
   </w:style>
   <w:style w:type="character" w:styleId="NoteHeadingChar1">
@@ -8163,7 +7945,7 @@
     <w:rPr>
       <w:sz w:val="24"/>
       <w:szCs w:val="24"/>
-      <w:lang w:bidi="ar-SA"/>
+      <w:lang w:val="en-US" w:bidi="ar-SA"/>
     </w:rPr>
   </w:style>
   <w:style w:type="character" w:styleId="SalutationChar1">
@@ -8172,7 +7954,7 @@
     <w:rPr>
       <w:sz w:val="28"/>
       <w:szCs w:val="28"/>
-      <w:lang w:bidi="ar-SA"/>
+      <w:lang w:val="en-US" w:bidi="ar-SA"/>
     </w:rPr>
   </w:style>
   <w:style w:type="character" w:styleId="SignatureChar1">
@@ -8181,7 +7963,7 @@
     <w:rPr>
       <w:sz w:val="24"/>
       <w:szCs w:val="24"/>
-      <w:lang w:bidi="ar-SA"/>
+      <w:lang w:val="en-US" w:bidi="ar-SA"/>
     </w:rPr>
   </w:style>
   <w:style w:type="character" w:styleId="Style1chinhtrangChar1BoldCharCharCharChar">
@@ -8192,6 +7974,7 @@
       <w:b/>
       <w:color w:val="000000"/>
       <w:sz w:val="22"/>
+      <w:lang w:val="en-US"/>
     </w:rPr>
   </w:style>
   <w:style w:type="character" w:styleId="noCharCharCharCharCharChar">
@@ -8202,7 +7985,7 @@
       <w:color w:val="000000"/>
       <w:sz w:val="22"/>
       <w:szCs w:val="22"/>
-      <w:lang w:bidi="ar-SA"/>
+      <w:lang w:val="en-US" w:bidi="ar-SA"/>
     </w:rPr>
   </w:style>
   <w:style w:type="character" w:styleId="71CharCharCharCharCharCharCharCharCharChar">
@@ -8214,7 +7997,7 @@
       <w:color w:val="000000"/>
       <w:sz w:val="22"/>
       <w:szCs w:val="22"/>
-      <w:lang w:bidi="ar-SA"/>
+      <w:lang w:val="en-US" w:bidi="ar-SA"/>
     </w:rPr>
   </w:style>
   <w:style w:type="character" w:styleId="8DakyCharCharCharCharChar">
@@ -8226,7 +8009,7 @@
       <w:color w:val="000000"/>
       <w:sz w:val="22"/>
       <w:szCs w:val="22"/>
-      <w:lang w:bidi="ar-SA"/>
+      <w:lang w:val="en-US" w:bidi="ar-SA"/>
     </w:rPr>
   </w:style>
   <w:style w:type="character" w:styleId="5somucCharCharCharCharCharCharCharCharCharCharChar">
@@ -8238,7 +8021,7 @@
       <w:color w:val="000000"/>
       <w:sz w:val="22"/>
       <w:szCs w:val="22"/>
-      <w:lang w:bidi="ar-SA"/>
+      <w:lang w:val="en-US" w:bidi="ar-SA"/>
     </w:rPr>
   </w:style>
   <w:style w:type="character" w:styleId="1chinhtrangCharCharCharCharCharCharCharChar">
@@ -8249,7 +8032,7 @@
       <w:color w:val="000000"/>
       <w:sz w:val="22"/>
       <w:szCs w:val="22"/>
-      <w:lang w:bidi="ar-SA"/>
+      <w:lang w:val="en-US" w:bidi="ar-SA"/>
     </w:rPr>
   </w:style>
   <w:style w:type="character" w:styleId="4tenchuongCharCharCharCharCharCharChar">
@@ -8261,7 +8044,7 @@
       <w:color w:val="000000"/>
       <w:sz w:val="22"/>
       <w:szCs w:val="22"/>
-      <w:lang w:bidi="ar-SA"/>
+      <w:lang w:val="en-US" w:bidi="ar-SA"/>
     </w:rPr>
   </w:style>
   <w:style w:type="character" w:styleId="2dongcachCharCharCharCharCharCharChar">
@@ -8273,7 +8056,7 @@
       <w:color w:val="000000"/>
       <w:sz w:val="22"/>
       <w:szCs w:val="22"/>
-      <w:lang w:bidi="ar-SA"/>
+      <w:lang w:val="en-US" w:bidi="ar-SA"/>
     </w:rPr>
   </w:style>
   <w:style w:type="character" w:styleId="cCharCharCharCharCharCharChar">
@@ -8283,6 +8066,7 @@
       <w:rFonts w:ascii=".VnCentury Schoolbook" w:hAnsi=".VnCentury Schoolbook" w:cs=".VnCentury Schoolbook"/>
       <w:color w:val="000000"/>
       <w:sz w:val="26"/>
+      <w:lang w:val="en-US"/>
     </w:rPr>
   </w:style>
   <w:style w:type="character" w:styleId="coCharCharCharCharCharCharChar">
@@ -8293,7 +8077,7 @@
       <w:color w:val="000000"/>
       <w:sz w:val="22"/>
       <w:szCs w:val="22"/>
-      <w:lang w:bidi="ar-SA"/>
+      <w:lang w:val="en-US" w:bidi="ar-SA"/>
     </w:rPr>
   </w:style>
   <w:style w:type="character" w:styleId="aCharCharCharChar">
@@ -8305,7 +8089,7 @@
       <w:color w:val="000000"/>
       <w:sz w:val="26"/>
       <w:szCs w:val="26"/>
-      <w:lang w:bidi="ar-SA"/>
+      <w:lang w:val="en-US" w:bidi="ar-SA"/>
     </w:rPr>
   </w:style>
   <w:style w:type="character" w:styleId="phanCharCharCharCharCharCharCharChar">
@@ -8317,7 +8101,7 @@
       <w:color w:val="000000"/>
       <w:sz w:val="22"/>
       <w:szCs w:val="22"/>
-      <w:lang w:bidi="ar-SA"/>
+      <w:lang w:val="en-US" w:bidi="ar-SA"/>
     </w:rPr>
   </w:style>
   <w:style w:type="character" w:styleId="71CharCharCharCharCharCharChar">
@@ -8329,7 +8113,7 @@
       <w:color w:val="000000"/>
       <w:sz w:val="22"/>
       <w:szCs w:val="22"/>
-      <w:lang w:bidi="ar-SA"/>
+      <w:lang w:val="en-US" w:bidi="ar-SA"/>
     </w:rPr>
   </w:style>
   <w:style w:type="character" w:styleId="5somucCharCharCharCharCharCharCharChar">
@@ -8341,7 +8125,7 @@
       <w:color w:val="000000"/>
       <w:sz w:val="22"/>
       <w:szCs w:val="22"/>
-      <w:lang w:bidi="ar-SA"/>
+      <w:lang w:val="en-US" w:bidi="ar-SA"/>
     </w:rPr>
   </w:style>
   <w:style w:type="character" w:styleId="phanCharCharCharCharChar">
@@ -8353,7 +8137,7 @@
       <w:color w:val="000000"/>
       <w:sz w:val="22"/>
       <w:szCs w:val="22"/>
-      <w:lang w:bidi="ar-SA"/>
+      <w:lang w:val="en-US" w:bidi="ar-SA"/>
     </w:rPr>
   </w:style>
   <w:style w:type="character" w:styleId="Heading1Char2CharChar1">
@@ -8366,7 +8150,7 @@
       <w:kern w:val="2"/>
       <w:sz w:val="32"/>
       <w:szCs w:val="32"/>
-      <w:lang w:bidi="ar-SA"/>
+      <w:lang w:val="en-US" w:bidi="ar-SA"/>
     </w:rPr>
   </w:style>
   <w:style w:type="character" w:styleId="prodetaiidesc1">
@@ -8395,7 +8179,7 @@
       <w:kern w:val="2"/>
       <w:sz w:val="32"/>
       <w:szCs w:val="32"/>
-      <w:lang w:bidi="ar-SA"/>
+      <w:lang w:val="en-US" w:bidi="ar-SA"/>
     </w:rPr>
   </w:style>
   <w:style w:type="character" w:styleId="grame">
@@ -8477,7 +8261,7 @@
       <w:rFonts w:ascii="Calibri" w:hAnsi="Calibri" w:cs="Cordia New"/>
       <w:sz w:val="22"/>
       <w:szCs w:val="22"/>
-      <w:lang w:bidi="en-US"/>
+      <w:lang w:val="en-US" w:bidi="en-US"/>
     </w:rPr>
   </w:style>
   <w:style w:type="character" w:styleId="PlaceholderText">
@@ -8501,7 +8285,7 @@
     <w:rPr>
       <w:sz w:val="28"/>
       <w:szCs w:val="28"/>
-      <w:lang w:bidi="ar-SA"/>
+      <w:lang w:val="en-US" w:bidi="ar-SA"/>
     </w:rPr>
   </w:style>
   <w:style w:type="character" w:styleId="CharChar51">
@@ -8512,6 +8296,7 @@
       <w:b/>
       <w:i/>
       <w:sz w:val="28"/>
+      <w:lang w:val="en-US"/>
     </w:rPr>
   </w:style>
   <w:style w:type="character" w:styleId="CharChar611">
@@ -8521,6 +8306,7 @@
       <w:b/>
       <w:kern w:val="2"/>
       <w:sz w:val="48"/>
+      <w:lang w:val="en-US"/>
     </w:rPr>
   </w:style>
   <w:style w:type="character" w:styleId="abChar">
@@ -8531,7 +8317,7 @@
       <w:bCs/>
       <w:sz w:val="40"/>
       <w:szCs w:val="40"/>
-      <w:lang w:val="vi-VN" w:bidi="ar-SA"/>
+      <w:lang w:bidi="ar-SA"/>
     </w:rPr>
   </w:style>
   <w:style w:type="character" w:styleId="bChar">
@@ -8542,7 +8328,7 @@
       <w:color w:val="000000"/>
       <w:sz w:val="26"/>
       <w:szCs w:val="26"/>
-      <w:lang w:bidi="ar-SA"/>
+      <w:lang w:val="en-US" w:bidi="ar-SA"/>
     </w:rPr>
   </w:style>
   <w:style w:type="character" w:styleId="price">
@@ -8562,7 +8348,6 @@
       <w:rFonts w:ascii="Times New Roman" w:hAnsi="Times New Roman" w:eastAsia="Times New Roman" w:cs="Times New Roman"/>
       <w:sz w:val="28"/>
       <w:szCs w:val="28"/>
-      <w:lang w:val="vi-VN"/>
     </w:rPr>
   </w:style>
   <w:style w:type="character" w:styleId="FooterChar1">
@@ -8572,7 +8357,6 @@
       <w:rFonts w:ascii="Times New Roman" w:hAnsi="Times New Roman" w:eastAsia="Times New Roman" w:cs="Times New Roman"/>
       <w:sz w:val="28"/>
       <w:szCs w:val="28"/>
-      <w:lang w:val="vi-VN"/>
     </w:rPr>
   </w:style>
   <w:style w:type="character" w:styleId="cattitolo1">
@@ -8602,7 +8386,7 @@
       <w:rFonts w:ascii="Tahoma" w:hAnsi="Tahoma" w:cs="Tahoma"/>
       <w:sz w:val="16"/>
       <w:szCs w:val="16"/>
-      <w:lang w:bidi="ar-SA"/>
+      <w:lang w:val="en-US" w:bidi="ar-SA"/>
     </w:rPr>
   </w:style>
   <w:style w:type="character" w:styleId="HeaderCharChar">
@@ -8611,7 +8395,7 @@
     <w:rPr>
       <w:sz w:val="24"/>
       <w:szCs w:val="24"/>
-      <w:lang w:bidi="ar-SA"/>
+      <w:lang w:val="en-US" w:bidi="ar-SA"/>
     </w:rPr>
   </w:style>
   <w:style w:type="character" w:styleId="10CachdongChar">
@@ -8621,7 +8405,7 @@
       <w:rFonts w:eastAsia="Batang"/>
       <w:sz w:val="28"/>
       <w:szCs w:val="26"/>
-      <w:lang w:val="en-US" w:bidi="ar-SA"/>
+      <w:lang w:val="vi-VN" w:bidi="ar-SA"/>
     </w:rPr>
   </w:style>
   <w:style w:type="character" w:styleId="heading4-h">
@@ -8635,7 +8419,7 @@
     <w:qFormat/>
     <w:rPr>
       <w:rFonts w:ascii="Courier New" w:hAnsi="Courier New" w:cs="Courier New"/>
-      <w:lang w:bidi="ar-SA"/>
+      <w:lang w:val="en-US" w:bidi="ar-SA"/>
     </w:rPr>
   </w:style>
   <w:style w:type="character" w:styleId="HeaderChar">
@@ -8678,7 +8462,7 @@
       <w:b/>
       <w:sz w:val="24"/>
       <w:szCs w:val="24"/>
-      <w:lang w:val="en-US" w:eastAsia="en-US" w:bidi="ar-SA"/>
+      <w:lang w:val="vi-VN" w:eastAsia="vi-VN" w:bidi="ar-SA"/>
     </w:rPr>
   </w:style>
   <w:style w:type="character" w:styleId="muc11Char">
@@ -8691,7 +8475,7 @@
       <w:color w:val="000000"/>
       <w:sz w:val="22"/>
       <w:szCs w:val="22"/>
-      <w:lang w:val="en-US" w:eastAsia="en-US" w:bidi="ar-SA"/>
+      <w:lang w:val="vi-VN" w:eastAsia="vi-VN" w:bidi="ar-SA"/>
     </w:rPr>
   </w:style>
   <w:style w:type="character" w:styleId="ReportTitleCharChar1">
@@ -8704,7 +8488,7 @@
       <w:kern w:val="2"/>
       <w:sz w:val="36"/>
       <w:szCs w:val="32"/>
-      <w:lang w:val="en-US" w:eastAsia="en-US"/>
+      <w:lang w:val="vi-VN" w:eastAsia="vi-VN"/>
     </w:rPr>
   </w:style>
   <w:style w:type="character" w:styleId="cO9Char">
@@ -8781,7 +8565,7 @@
       <w:b/>
       <w:sz w:val="24"/>
       <w:szCs w:val="26"/>
-      <w:lang w:val="en-US" w:eastAsia="en-US" w:bidi="ar-SA"/>
+      <w:lang w:val="vi-VN" w:eastAsia="vi-VN" w:bidi="ar-SA"/>
     </w:rPr>
   </w:style>
   <w:style w:type="character" w:styleId="ReportTitleCharChar">
@@ -8802,7 +8586,7 @@
       <w:b/>
       <w:sz w:val="26"/>
       <w:szCs w:val="26"/>
-      <w:lang w:val="en-US" w:eastAsia="en-US" w:bidi="ar-SA"/>
+      <w:lang w:val="vi-VN" w:eastAsia="vi-VN" w:bidi="ar-SA"/>
     </w:rPr>
   </w:style>
   <w:style w:type="character" w:styleId="mw-editsection">
@@ -8832,7 +8616,7 @@
       <w:bCs/>
       <w:sz w:val="28"/>
       <w:szCs w:val="24"/>
-      <w:lang w:bidi="ar-SA"/>
+      <w:lang w:val="en-US" w:bidi="ar-SA"/>
     </w:rPr>
   </w:style>
   <w:style w:type="character" w:styleId="TITLECharChar">
@@ -8845,7 +8629,7 @@
       <w:iCs/>
       <w:sz w:val="26"/>
       <w:szCs w:val="26"/>
-      <w:lang w:bidi="ar-SA"/>
+      <w:lang w:val="en-US" w:bidi="ar-SA"/>
     </w:rPr>
   </w:style>
   <w:style w:type="character" w:styleId="FAATableTextChar">
@@ -8853,7 +8637,7 @@
     <w:qFormat/>
     <w:rPr>
       <w:rFonts w:ascii="Arial Narrow" w:hAnsi="Arial Narrow" w:eastAsia="Calibri" w:cs="Arial Narrow"/>
-      <w:lang w:val="en-US" w:bidi="ar-SA"/>
+      <w:lang w:val="vi-VN" w:bidi="ar-SA"/>
     </w:rPr>
   </w:style>
   <w:style w:type="character" w:styleId="StyleStyleHeading29pt12ptNotItalicChar">
@@ -8866,7 +8650,7 @@
       <w:color w:val="FF0000"/>
       <w:sz w:val="22"/>
       <w:szCs w:val="22"/>
-      <w:lang w:val="en-US" w:bidi="ar-SA"/>
+      <w:lang w:val="vi-VN" w:bidi="ar-SA"/>
     </w:rPr>
   </w:style>
   <w:style w:type="character" w:styleId="Style15">
@@ -8957,7 +8741,7 @@
     <w:qFormat/>
     <w:rPr>
       <w:rFonts w:ascii="Consolas" w:hAnsi="Consolas" w:eastAsia="Calibri" w:cs="Consolas"/>
-      <w:lang w:bidi="ar-SA"/>
+      <w:lang w:val="en-US" w:bidi="ar-SA"/>
     </w:rPr>
   </w:style>
   <w:style w:type="character" w:styleId="Style5Char">
@@ -8966,7 +8750,7 @@
     <w:rPr>
       <w:sz w:val="28"/>
       <w:szCs w:val="28"/>
-      <w:lang w:bidi="ar-SA"/>
+      <w:lang w:val="en-US" w:bidi="ar-SA"/>
     </w:rPr>
   </w:style>
   <w:style w:type="character" w:styleId="Heading2CharCharCharChar">
@@ -9913,7 +9697,7 @@
       <w:rFonts w:ascii="Calibri" w:hAnsi="Calibri" w:eastAsia="Calibri" w:cs="Calibri"/>
       <w:sz w:val="22"/>
       <w:szCs w:val="22"/>
-      <w:lang w:bidi="ar-SA"/>
+      <w:lang w:val="en-US" w:bidi="ar-SA"/>
     </w:rPr>
   </w:style>
   <w:style w:type="character" w:styleId="msoins">
@@ -9939,7 +9723,7 @@
     <w:rPr>
       <w:sz w:val="24"/>
       <w:szCs w:val="24"/>
-      <w:lang w:bidi="ar-SA"/>
+      <w:lang w:val="en-US" w:bidi="ar-SA"/>
     </w:rPr>
   </w:style>
   <w:style w:type="character" w:styleId="charchar10">
@@ -9955,7 +9739,7 @@
       <w:rFonts w:eastAsia="Arial"/>
       <w:sz w:val="16"/>
       <w:szCs w:val="16"/>
-      <w:lang w:val="vi-VN" w:bidi="ar-SA"/>
+      <w:lang w:bidi="ar-SA"/>
     </w:rPr>
   </w:style>
   <w:style w:type="character" w:styleId="SubtitleChar">
@@ -9968,7 +9752,7 @@
       <w:sz w:val="28"/>
       <w:szCs w:val="28"/>
       <w:u w:val="single"/>
-      <w:lang w:bidi="ar-SA"/>
+      <w:lang w:val="en-US" w:bidi="ar-SA"/>
     </w:rPr>
   </w:style>
   <w:style w:type="character" w:styleId="BalloonTextChar1">
@@ -9978,7 +9762,7 @@
       <w:rFonts w:ascii="Tahoma" w:hAnsi="Tahoma" w:cs="Tahoma"/>
       <w:sz w:val="16"/>
       <w:szCs w:val="16"/>
-      <w:lang w:val="en-US"/>
+      <w:lang w:val="vi-VN"/>
     </w:rPr>
   </w:style>
   <w:style w:type="character" w:styleId="CharChar13">
@@ -9990,6 +9774,7 @@
       <w:bCs/>
       <w:sz w:val="28"/>
       <w:szCs w:val="28"/>
+      <w:lang w:val="en-US"/>
     </w:rPr>
   </w:style>
   <w:style w:type="character" w:styleId="Footnote2">
@@ -10107,7 +9892,7 @@
     <w:qFormat/>
     <w:rPr>
       <w:shd w:fill="FFFFFF" w:val="clear"/>
-      <w:lang w:val="en-US" w:eastAsia="en-US"/>
+      <w:lang w:val="vi-VN" w:eastAsia="vi-VN"/>
     </w:rPr>
   </w:style>
   <w:style w:type="character" w:styleId="Bodytext4">
@@ -10147,7 +9932,7 @@
       <w:sz w:val="8"/>
       <w:szCs w:val="8"/>
       <w:shd w:fill="FFFFFF" w:val="clear"/>
-      <w:lang w:val="en-US" w:eastAsia="en-US"/>
+      <w:lang w:val="vi-VN" w:eastAsia="vi-VN"/>
     </w:rPr>
   </w:style>
   <w:style w:type="character" w:styleId="Tablecaption">
@@ -10163,7 +9948,7 @@
     <w:qFormat/>
     <w:rPr>
       <w:shd w:fill="FFFFFF" w:val="clear"/>
-      <w:lang w:val="en-US" w:eastAsia="en-US"/>
+      <w:lang w:val="vi-VN" w:eastAsia="vi-VN"/>
     </w:rPr>
   </w:style>
   <w:style w:type="character" w:styleId="Bodytext25">
@@ -10206,7 +9991,7 @@
     <w:rPr>
       <w:rFonts w:ascii="Microsoft Sans Serif" w:hAnsi="Microsoft Sans Serif" w:cs="Microsoft Sans Serif"/>
       <w:shd w:fill="FFFFFF" w:val="clear"/>
-      <w:lang w:val="en-US" w:eastAsia="en-US" w:bidi="ar-SA"/>
+      <w:lang w:val="vi-VN" w:eastAsia="vi-VN" w:bidi="ar-SA"/>
     </w:rPr>
   </w:style>
   <w:style w:type="character" w:styleId="Tablecaption21">
@@ -10216,7 +10001,7 @@
       <w:rFonts w:ascii="Microsoft Sans Serif" w:hAnsi="Microsoft Sans Serif" w:cs="Microsoft Sans Serif"/>
       <w:u w:val="single"/>
       <w:shd w:fill="FFFFFF" w:val="clear"/>
-      <w:lang w:val="en-US" w:eastAsia="en-US"/>
+      <w:lang w:val="vi-VN" w:eastAsia="vi-VN"/>
     </w:rPr>
   </w:style>
   <w:style w:type="character" w:styleId="Tablecaption2Italic">
@@ -10227,7 +10012,7 @@
       <w:i/>
       <w:iCs/>
       <w:shd w:fill="FFFFFF" w:val="clear"/>
-      <w:lang w:val="en-US" w:eastAsia="en-US"/>
+      <w:lang w:val="vi-VN" w:eastAsia="vi-VN"/>
     </w:rPr>
   </w:style>
   <w:style w:type="character" w:styleId="BodytextArialBlack">
@@ -10250,7 +10035,7 @@
       <w:sz w:val="8"/>
       <w:szCs w:val="8"/>
       <w:shd w:fill="FFFFFF" w:val="clear"/>
-      <w:lang w:val="en-US" w:eastAsia="en-US"/>
+      <w:lang w:val="vi-VN" w:eastAsia="vi-VN"/>
     </w:rPr>
   </w:style>
   <w:style w:type="character" w:styleId="Bodytext23">
@@ -10335,6 +10120,7 @@
       <w:sz w:val="8"/>
       <w:szCs w:val="8"/>
       <w:shd w:fill="FFFFFF" w:val="clear"/>
+      <w:lang w:val="en-US"/>
     </w:rPr>
   </w:style>
   <w:style w:type="character" w:styleId="Bodytext11pt6">
@@ -10390,7 +10176,7 @@
       <w:sz w:val="8"/>
       <w:szCs w:val="8"/>
       <w:shd w:fill="FFFFFF" w:val="clear"/>
-      <w:lang w:val="en-US" w:eastAsia="en-US"/>
+      <w:lang w:val="vi-VN" w:eastAsia="vi-VN"/>
     </w:rPr>
   </w:style>
   <w:style w:type="character" w:styleId="BodytextTrebuchetMS4">
@@ -10442,7 +10228,7 @@
     <w:qFormat/>
     <w:rPr>
       <w:shd w:fill="FFFFFF" w:val="clear"/>
-      <w:lang w:val="en-US" w:eastAsia="en-US"/>
+      <w:lang w:val="vi-VN" w:eastAsia="vi-VN"/>
     </w:rPr>
   </w:style>
   <w:style w:type="character" w:styleId="Tablecaption3">
@@ -10487,7 +10273,7 @@
       <w:sz w:val="10"/>
       <w:szCs w:val="10"/>
       <w:shd w:fill="FFFFFF" w:val="clear"/>
-      <w:lang w:val="en-US" w:eastAsia="en-US"/>
+      <w:lang w:val="vi-VN" w:eastAsia="vi-VN"/>
     </w:rPr>
   </w:style>
   <w:style w:type="character" w:styleId="Bodytext45pt11">
@@ -10521,7 +10307,7 @@
       <w:sz w:val="8"/>
       <w:szCs w:val="8"/>
       <w:shd w:fill="FFFFFF" w:val="clear"/>
-      <w:lang w:val="en-US" w:eastAsia="en-US"/>
+      <w:lang w:val="vi-VN" w:eastAsia="vi-VN"/>
     </w:rPr>
   </w:style>
   <w:style w:type="character" w:styleId="BodytextArial1">
@@ -10586,7 +10372,7 @@
       <w:sz w:val="25"/>
       <w:szCs w:val="25"/>
       <w:shd w:fill="FFFFFF" w:val="clear"/>
-      <w:lang w:val="en-US" w:eastAsia="en-US"/>
+      <w:lang w:val="vi-VN" w:eastAsia="vi-VN"/>
     </w:rPr>
   </w:style>
   <w:style w:type="character" w:styleId="Bodytext115pt14">
@@ -10608,7 +10394,7 @@
       <w:sz w:val="10"/>
       <w:szCs w:val="10"/>
       <w:shd w:fill="FFFFFF" w:val="clear"/>
-      <w:lang w:val="en-US" w:eastAsia="en-US" w:bidi="ar-SA"/>
+      <w:lang w:val="vi-VN" w:eastAsia="vi-VN" w:bidi="ar-SA"/>
     </w:rPr>
   </w:style>
   <w:style w:type="character" w:styleId="Bodytext175pt">
@@ -10628,7 +10414,7 @@
       <w:sz w:val="8"/>
       <w:szCs w:val="8"/>
       <w:shd w:fill="FFFFFF" w:val="clear"/>
-      <w:lang w:val="en-US" w:eastAsia="en-US"/>
+      <w:lang w:val="vi-VN" w:eastAsia="vi-VN"/>
     </w:rPr>
   </w:style>
   <w:style w:type="character" w:styleId="Tablecaption31">
@@ -10853,7 +10639,7 @@
       <w:sz w:val="12"/>
       <w:szCs w:val="12"/>
       <w:shd w:fill="FFFFFF" w:val="clear"/>
-      <w:lang w:val="en-US" w:eastAsia="en-US" w:bidi="ar-SA"/>
+      <w:lang w:val="vi-VN" w:eastAsia="vi-VN" w:bidi="ar-SA"/>
     </w:rPr>
   </w:style>
   <w:style w:type="character" w:styleId="Bodytext26TrebuchetMS">
@@ -10864,7 +10650,7 @@
       <w:sz w:val="14"/>
       <w:szCs w:val="14"/>
       <w:shd w:fill="FFFFFF" w:val="clear"/>
-      <w:lang w:val="en-US" w:eastAsia="en-US"/>
+      <w:lang w:val="vi-VN" w:eastAsia="vi-VN"/>
     </w:rPr>
   </w:style>
   <w:style w:type="character" w:styleId="Bodytext27">
@@ -10938,7 +10724,7 @@
       <w:sz w:val="20"/>
       <w:szCs w:val="20"/>
       <w:shd w:fill="FFFFFF" w:val="clear"/>
-      <w:lang w:val="en-US" w:eastAsia="en-US"/>
+      <w:lang w:val="vi-VN" w:eastAsia="vi-VN"/>
     </w:rPr>
   </w:style>
   <w:style w:type="character" w:styleId="BodytextItalic6">
@@ -10979,7 +10765,7 @@
       <w:sz w:val="8"/>
       <w:szCs w:val="8"/>
       <w:shd w:fill="FFFFFF" w:val="clear"/>
-      <w:lang w:val="en-US" w:eastAsia="en-US"/>
+      <w:lang w:val="vi-VN" w:eastAsia="vi-VN"/>
     </w:rPr>
   </w:style>
   <w:style w:type="character" w:styleId="Bodytext45pt10">
@@ -11061,6 +10847,7 @@
       <w:sz w:val="26"/>
       <w:szCs w:val="26"/>
       <w:shd w:fill="FFFFFF" w:val="clear"/>
+      <w:lang w:val="en-US"/>
     </w:rPr>
   </w:style>
   <w:style w:type="character" w:styleId="Bodytext171">
@@ -11087,7 +10874,7 @@
       <w:sz w:val="9"/>
       <w:szCs w:val="9"/>
       <w:shd w:fill="FFFFFF" w:val="clear"/>
-      <w:lang w:val="en-US" w:eastAsia="en-US"/>
+      <w:lang w:val="vi-VN" w:eastAsia="vi-VN"/>
     </w:rPr>
   </w:style>
   <w:style w:type="character" w:styleId="Bodytext161">
@@ -11119,6 +10906,7 @@
       <w:sz w:val="10"/>
       <w:szCs w:val="10"/>
       <w:shd w:fill="FFFFFF" w:val="clear"/>
+      <w:lang w:val="en-US"/>
     </w:rPr>
   </w:style>
   <w:style w:type="character" w:styleId="Bodytext115pt12">
@@ -11147,6 +10935,7 @@
       <w:sz w:val="23"/>
       <w:szCs w:val="23"/>
       <w:shd w:fill="FFFFFF" w:val="clear"/>
+      <w:lang w:val="en-US"/>
     </w:rPr>
   </w:style>
   <w:style w:type="character" w:styleId="Bodytext4pt7">
@@ -11180,6 +10969,7 @@
       <w:sz w:val="23"/>
       <w:szCs w:val="23"/>
       <w:shd w:fill="FFFFFF" w:val="clear"/>
+      <w:lang w:val="en-US"/>
     </w:rPr>
   </w:style>
   <w:style w:type="character" w:styleId="Bodytext5pt4">
@@ -11191,7 +10981,7 @@
       <w:sz w:val="10"/>
       <w:szCs w:val="10"/>
       <w:shd w:fill="FFFFFF" w:val="clear"/>
-      <w:lang w:val="en-US" w:eastAsia="en-US"/>
+      <w:lang w:val="vi-VN" w:eastAsia="vi-VN"/>
     </w:rPr>
   </w:style>
   <w:style w:type="character" w:styleId="Bodytext10pt">
@@ -11252,6 +11042,7 @@
       <w:sz w:val="18"/>
       <w:szCs w:val="18"/>
       <w:shd w:fill="FFFFFF" w:val="clear"/>
+      <w:lang w:val="en-US"/>
     </w:rPr>
   </w:style>
   <w:style w:type="character" w:styleId="Bodytext175pt3">
@@ -11308,6 +11099,7 @@
       <w:sz w:val="10"/>
       <w:szCs w:val="10"/>
       <w:shd w:fill="FFFFFF" w:val="clear"/>
+      <w:lang w:val="en-US"/>
     </w:rPr>
   </w:style>
   <w:style w:type="character" w:styleId="BodytextArialBlack2">
@@ -11318,6 +11110,7 @@
       <w:sz w:val="8"/>
       <w:szCs w:val="8"/>
       <w:shd w:fill="FFFFFF" w:val="clear"/>
+      <w:lang w:val="en-US"/>
     </w:rPr>
   </w:style>
   <w:style w:type="character" w:styleId="Bodytext85pt">
@@ -11347,7 +11140,7 @@
       <w:sz w:val="10"/>
       <w:szCs w:val="10"/>
       <w:shd w:fill="FFFFFF" w:val="clear"/>
-      <w:lang w:val="en-US" w:eastAsia="en-US"/>
+      <w:lang w:val="vi-VN" w:eastAsia="vi-VN"/>
     </w:rPr>
   </w:style>
   <w:style w:type="character" w:styleId="Bodytext115pt10">
@@ -11369,7 +11162,7 @@
       <w:sz w:val="9"/>
       <w:szCs w:val="9"/>
       <w:shd w:fill="FFFFFF" w:val="clear"/>
-      <w:lang w:val="en-US" w:eastAsia="en-US"/>
+      <w:lang w:val="vi-VN" w:eastAsia="vi-VN"/>
     </w:rPr>
   </w:style>
   <w:style w:type="character" w:styleId="Bodytext4pt6">
@@ -11380,6 +11173,7 @@
       <w:sz w:val="8"/>
       <w:szCs w:val="8"/>
       <w:shd w:fill="FFFFFF" w:val="clear"/>
+      <w:lang w:val="en-US"/>
     </w:rPr>
   </w:style>
   <w:style w:type="character" w:styleId="Bodytext4pt5">
@@ -11389,7 +11183,7 @@
       <w:sz w:val="8"/>
       <w:szCs w:val="8"/>
       <w:shd w:fill="FFFFFF" w:val="clear"/>
-      <w:lang w:val="en-US" w:eastAsia="en-US"/>
+      <w:lang w:val="vi-VN" w:eastAsia="vi-VN"/>
     </w:rPr>
   </w:style>
   <w:style w:type="character" w:styleId="Bodytext10pt4">
@@ -11411,7 +11205,7 @@
       <w:sz w:val="8"/>
       <w:szCs w:val="8"/>
       <w:shd w:fill="FFFFFF" w:val="clear"/>
-      <w:lang w:val="en-US" w:eastAsia="en-US" w:bidi="ar-SA"/>
+      <w:lang w:val="vi-VN" w:eastAsia="vi-VN" w:bidi="ar-SA"/>
     </w:rPr>
   </w:style>
   <w:style w:type="character" w:styleId="Tablecaption33">
@@ -11438,6 +11232,7 @@
       <w:sz w:val="8"/>
       <w:szCs w:val="8"/>
       <w:shd w:fill="FFFFFF" w:val="clear"/>
+      <w:lang w:val="en-US"/>
     </w:rPr>
   </w:style>
   <w:style w:type="character" w:styleId="Bodytext175pt1">
@@ -11480,6 +11275,7 @@
       <w:sz w:val="23"/>
       <w:szCs w:val="23"/>
       <w:shd w:fill="FFFFFF" w:val="clear"/>
+      <w:lang w:val="en-US"/>
     </w:rPr>
   </w:style>
   <w:style w:type="character" w:styleId="Bodytext13pt1">
@@ -11532,7 +11328,7 @@
       <w:sz w:val="11"/>
       <w:szCs w:val="11"/>
       <w:shd w:fill="FFFFFF" w:val="clear"/>
-      <w:lang w:val="en-US" w:eastAsia="en-US"/>
+      <w:lang w:val="vi-VN" w:eastAsia="vi-VN"/>
     </w:rPr>
   </w:style>
   <w:style w:type="character" w:styleId="Bodytext4pt4">
@@ -11542,7 +11338,7 @@
       <w:sz w:val="8"/>
       <w:szCs w:val="8"/>
       <w:shd w:fill="FFFFFF" w:val="clear"/>
-      <w:lang w:val="en-US" w:eastAsia="en-US"/>
+      <w:lang w:val="vi-VN" w:eastAsia="vi-VN"/>
     </w:rPr>
   </w:style>
   <w:style w:type="character" w:styleId="Bodytext115pt7">
@@ -11552,6 +11348,7 @@
       <w:sz w:val="23"/>
       <w:szCs w:val="23"/>
       <w:shd w:fill="FFFFFF" w:val="clear"/>
+      <w:lang w:val="en-US"/>
     </w:rPr>
   </w:style>
   <w:style w:type="character" w:styleId="BodytextSpacing-2pt">
@@ -11560,6 +11357,7 @@
     <w:rPr>
       <w:spacing w:val="-40"/>
       <w:shd w:fill="FFFFFF" w:val="clear"/>
+      <w:lang w:val="en-US"/>
     </w:rPr>
   </w:style>
   <w:style w:type="character" w:styleId="Bodytext135pt1">
@@ -11569,6 +11367,7 @@
       <w:sz w:val="27"/>
       <w:szCs w:val="27"/>
       <w:shd w:fill="FFFFFF" w:val="clear"/>
+      <w:lang w:val="en-US"/>
     </w:rPr>
   </w:style>
   <w:style w:type="character" w:styleId="Tablecaption6">
@@ -11578,7 +11377,7 @@
       <w:sz w:val="22"/>
       <w:szCs w:val="22"/>
       <w:shd w:fill="FFFFFF" w:val="clear"/>
-      <w:lang w:val="en-US" w:eastAsia="en-US" w:bidi="ar-SA"/>
+      <w:lang w:val="vi-VN" w:eastAsia="vi-VN" w:bidi="ar-SA"/>
     </w:rPr>
   </w:style>
   <w:style w:type="character" w:styleId="Tablecaption65pt">
@@ -11590,7 +11389,7 @@
       <w:sz w:val="10"/>
       <w:szCs w:val="10"/>
       <w:shd w:fill="FFFFFF" w:val="clear"/>
-      <w:lang w:val="en-US" w:eastAsia="en-US"/>
+      <w:lang w:val="vi-VN" w:eastAsia="vi-VN"/>
     </w:rPr>
   </w:style>
   <w:style w:type="character" w:styleId="TablecaptionItalic">
@@ -11600,6 +11399,7 @@
       <w:i/>
       <w:iCs/>
       <w:shd w:fill="FFFFFF" w:val="clear"/>
+      <w:lang w:val="en-US"/>
     </w:rPr>
   </w:style>
   <w:style w:type="character" w:styleId="BodytextGaramond">
@@ -11646,7 +11446,7 @@
       <w:sz w:val="8"/>
       <w:szCs w:val="8"/>
       <w:shd w:fill="FFFFFF" w:val="clear"/>
-      <w:lang w:val="en-US" w:eastAsia="en-US"/>
+      <w:lang w:val="vi-VN" w:eastAsia="vi-VN"/>
     </w:rPr>
   </w:style>
   <w:style w:type="character" w:styleId="Bodytext11pt3">
@@ -11677,6 +11477,7 @@
       <w:sz w:val="20"/>
       <w:szCs w:val="20"/>
       <w:shd w:fill="FFFFFF" w:val="clear"/>
+      <w:lang w:val="en-US"/>
     </w:rPr>
   </w:style>
   <w:style w:type="character" w:styleId="Bodytext91">
@@ -11738,6 +11539,7 @@
     <w:qFormat/>
     <w:rPr>
       <w:shd w:fill="FFFFFF" w:val="clear"/>
+      <w:lang w:val="en-US"/>
     </w:rPr>
   </w:style>
   <w:style w:type="character" w:styleId="BodytextItalic1">
@@ -11777,7 +11579,7 @@
       <w:sz w:val="15"/>
       <w:szCs w:val="15"/>
       <w:shd w:fill="FFFFFF" w:val="clear"/>
-      <w:lang w:val="en-US" w:eastAsia="en-US"/>
+      <w:lang w:val="vi-VN" w:eastAsia="vi-VN"/>
     </w:rPr>
   </w:style>
   <w:style w:type="character" w:styleId="Bodytext45pt5">
@@ -11789,7 +11591,7 @@
       <w:sz w:val="9"/>
       <w:szCs w:val="9"/>
       <w:shd w:fill="FFFFFF" w:val="clear"/>
-      <w:lang w:val="en-US" w:eastAsia="en-US"/>
+      <w:lang w:val="vi-VN" w:eastAsia="vi-VN"/>
     </w:rPr>
   </w:style>
   <w:style w:type="character" w:styleId="BodytextCourierNew">
@@ -11802,7 +11604,7 @@
       <w:sz w:val="8"/>
       <w:szCs w:val="8"/>
       <w:shd w:fill="FFFFFF" w:val="clear"/>
-      <w:lang w:val="en-US" w:eastAsia="en-US"/>
+      <w:lang w:val="vi-VN" w:eastAsia="vi-VN"/>
     </w:rPr>
   </w:style>
   <w:style w:type="character" w:styleId="Bodytext4pt3">
@@ -11866,7 +11668,7 @@
       <w:sz w:val="9"/>
       <w:szCs w:val="9"/>
       <w:shd w:fill="FFFFFF" w:val="clear"/>
-      <w:lang w:val="en-US" w:eastAsia="en-US"/>
+      <w:lang w:val="vi-VN" w:eastAsia="vi-VN"/>
     </w:rPr>
   </w:style>
   <w:style w:type="character" w:styleId="Tablecaption22">
@@ -11932,6 +11734,7 @@
       <w:sz w:val="12"/>
       <w:szCs w:val="12"/>
       <w:shd w:fill="FFFFFF" w:val="clear"/>
+      <w:lang w:val="en-US"/>
     </w:rPr>
   </w:style>
   <w:style w:type="character" w:styleId="Bodytext41">
@@ -11939,6 +11742,7 @@
     <w:qFormat/>
     <w:rPr>
       <w:shd w:fill="FFFFFF" w:val="clear"/>
+      <w:lang w:val="en-US"/>
     </w:rPr>
   </w:style>
   <w:style w:type="character" w:styleId="Bodytext115pt4">
@@ -11959,6 +11763,7 @@
       <w:sz w:val="13"/>
       <w:szCs w:val="13"/>
       <w:shd w:fill="FFFFFF" w:val="clear"/>
+      <w:lang w:val="en-US"/>
     </w:rPr>
   </w:style>
   <w:style w:type="character" w:styleId="Bodytext125pt">
@@ -11978,6 +11783,7 @@
       <w:sz w:val="23"/>
       <w:szCs w:val="23"/>
       <w:shd w:fill="FFFFFF" w:val="clear"/>
+      <w:lang w:val="en-US"/>
     </w:rPr>
   </w:style>
   <w:style w:type="character" w:styleId="Bodytext9pt1">
@@ -11989,7 +11795,7 @@
       <w:sz w:val="18"/>
       <w:szCs w:val="18"/>
       <w:shd w:fill="FFFFFF" w:val="clear"/>
-      <w:lang w:val="en-US" w:eastAsia="en-US"/>
+      <w:lang w:val="vi-VN" w:eastAsia="vi-VN"/>
     </w:rPr>
   </w:style>
   <w:style w:type="character" w:styleId="Heading122">
@@ -12012,7 +11818,7 @@
       <w:sz w:val="8"/>
       <w:szCs w:val="8"/>
       <w:shd w:fill="FFFFFF" w:val="clear"/>
-      <w:lang w:val="en-US" w:eastAsia="en-US"/>
+      <w:lang w:val="vi-VN" w:eastAsia="vi-VN"/>
     </w:rPr>
   </w:style>
   <w:style w:type="character" w:styleId="Bodytext5pt1">
@@ -12022,7 +11828,7 @@
       <w:sz w:val="10"/>
       <w:szCs w:val="10"/>
       <w:shd w:fill="FFFFFF" w:val="clear"/>
-      <w:lang w:val="en-US" w:eastAsia="en-US"/>
+      <w:lang w:val="vi-VN" w:eastAsia="vi-VN"/>
     </w:rPr>
   </w:style>
   <w:style w:type="character" w:styleId="Bodytext11pt1">
@@ -12044,7 +11850,7 @@
       <w:sz w:val="8"/>
       <w:szCs w:val="8"/>
       <w:shd w:fill="FFFFFF" w:val="clear"/>
-      <w:lang w:val="en-US" w:eastAsia="en-US"/>
+      <w:lang w:val="vi-VN" w:eastAsia="vi-VN"/>
     </w:rPr>
   </w:style>
   <w:style w:type="character" w:styleId="Bodytext222">
@@ -12083,7 +11889,7 @@
     <w:qFormat/>
     <w:rPr>
       <w:shd w:fill="FFFFFF" w:val="clear"/>
-      <w:lang w:val="en-US" w:eastAsia="en-US" w:bidi="ar-SA"/>
+      <w:lang w:val="vi-VN" w:eastAsia="vi-VN" w:bidi="ar-SA"/>
     </w:rPr>
   </w:style>
   <w:style w:type="character" w:styleId="Tablecaption7Italic">
@@ -12093,7 +11899,7 @@
       <w:i/>
       <w:iCs/>
       <w:shd w:fill="FFFFFF" w:val="clear"/>
-      <w:lang w:val="en-US" w:eastAsia="en-US"/>
+      <w:lang w:val="vi-VN" w:eastAsia="vi-VN"/>
     </w:rPr>
   </w:style>
   <w:style w:type="character" w:styleId="Bodytext4pt2">
@@ -12121,7 +11927,7 @@
       <w:sz w:val="8"/>
       <w:szCs w:val="8"/>
       <w:shd w:fill="FFFFFF" w:val="clear"/>
-      <w:lang w:val="en-US" w:eastAsia="en-US"/>
+      <w:lang w:val="vi-VN" w:eastAsia="vi-VN"/>
     </w:rPr>
   </w:style>
   <w:style w:type="character" w:styleId="BodytextTahoma1">
@@ -12139,7 +11945,7 @@
     <w:qFormat/>
     <w:rPr>
       <w:shd w:fill="FFFFFF" w:val="clear"/>
-      <w:lang w:val="en-US" w:eastAsia="en-US"/>
+      <w:lang w:val="vi-VN" w:eastAsia="vi-VN"/>
     </w:rPr>
   </w:style>
   <w:style w:type="character" w:styleId="BodytextGeorgia">
@@ -12175,7 +11981,7 @@
       <w:sz w:val="23"/>
       <w:szCs w:val="23"/>
       <w:shd w:fill="FFFFFF" w:val="clear"/>
-      <w:lang w:val="en-US" w:eastAsia="en-US"/>
+      <w:lang w:val="vi-VN" w:eastAsia="vi-VN"/>
     </w:rPr>
   </w:style>
   <w:style w:type="character" w:styleId="fontstyle01">
@@ -12205,6 +12011,7 @@
     <w:rPr>
       <w:b/>
       <w:sz w:val="28"/>
+      <w:lang w:val="en-US"/>
     </w:rPr>
   </w:style>
   <w:style w:type="character" w:styleId="HeadingCharChar">
@@ -12217,7 +12024,7 @@
       <w:color w:val="000000"/>
       <w:sz w:val="30"/>
       <w:szCs w:val="24"/>
-      <w:lang w:val="en-US"/>
+      <w:lang w:val="vi-VN"/>
     </w:rPr>
   </w:style>
   <w:style w:type="character" w:styleId="2headlineChar">
@@ -12244,7 +12051,7 @@
       <w:color w:val="000000"/>
       <w:sz w:val="28"/>
       <w:szCs w:val="28"/>
-      <w:lang w:bidi="ar-SA"/>
+      <w:lang w:val="en-US" w:bidi="ar-SA"/>
     </w:rPr>
   </w:style>
   <w:style w:type="character" w:styleId="m2Char">
@@ -12256,7 +12063,7 @@
       <w:i/>
       <w:sz w:val="28"/>
       <w:szCs w:val="22"/>
-      <w:lang w:bidi="ar-SA"/>
+      <w:lang w:val="en-US" w:bidi="ar-SA"/>
     </w:rPr>
   </w:style>
   <w:style w:type="character" w:styleId="CharChar14">
@@ -12269,7 +12076,7 @@
       <w:color w:val="000000"/>
       <w:sz w:val="30"/>
       <w:szCs w:val="24"/>
-      <w:lang w:val="en-US"/>
+      <w:lang w:val="vi-VN"/>
     </w:rPr>
   </w:style>
   <w:style w:type="character" w:styleId="2headlineChar1">
@@ -12311,6 +12118,7 @@
     <w:rPr>
       <w:sz w:val="24"/>
       <w:szCs w:val="24"/>
+      <w:lang w:val="en-US"/>
     </w:rPr>
   </w:style>
   <w:style w:type="character" w:styleId="H1CharChar">
@@ -12356,7 +12164,7 @@
     <w:rPr>
       <w:sz w:val="28"/>
       <w:szCs w:val="28"/>
-      <w:lang w:bidi="ar-SA"/>
+      <w:lang w:val="en-US" w:bidi="ar-SA"/>
     </w:rPr>
   </w:style>
   <w:style w:type="character" w:styleId="footCharChar">
@@ -12391,7 +12199,7 @@
       <w:color w:val="000000"/>
       <w:sz w:val="16"/>
       <w:szCs w:val="16"/>
-      <w:lang w:bidi="ar-SA"/>
+      <w:lang w:val="en-US" w:bidi="ar-SA"/>
     </w:rPr>
   </w:style>
   <w:style w:type="character" w:styleId="EndnoteTextChar">
@@ -12408,14 +12216,14 @@
     <w:qFormat/>
     <w:rPr>
       <w:rFonts w:ascii="Courier New" w:hAnsi="Courier New" w:cs="Courier New"/>
-      <w:lang w:bidi="ar-SA"/>
+      <w:lang w:val="en-US" w:bidi="ar-SA"/>
     </w:rPr>
   </w:style>
   <w:style w:type="character" w:styleId="E-mailSignatureChar">
     <w:name w:val="E-mail Signature Char"/>
     <w:qFormat/>
     <w:rPr>
-      <w:lang w:bidi="ar-SA"/>
+      <w:lang w:val="en-US" w:bidi="ar-SA"/>
     </w:rPr>
   </w:style>
   <w:style w:type="character" w:styleId="BodyTextFirstIndentChar">
@@ -12427,7 +12235,7 @@
       <w:bCs/>
       <w:sz w:val="28"/>
       <w:szCs w:val="28"/>
-      <w:lang w:bidi="ar-SA"/>
+      <w:lang w:val="en-US" w:bidi="ar-SA"/>
     </w:rPr>
   </w:style>
   <w:style w:type="character" w:styleId="BodyTextFirstIndent2Char">
@@ -12437,21 +12245,21 @@
       <w:rFonts w:ascii=".VnTime" w:hAnsi=".VnTime" w:cs="Times New Roman"/>
       <w:sz w:val="20"/>
       <w:szCs w:val="20"/>
-      <w:lang w:bidi="ar-SA"/>
+      <w:lang w:val="en-US" w:bidi="ar-SA"/>
     </w:rPr>
   </w:style>
   <w:style w:type="character" w:styleId="ClosingChar">
     <w:name w:val="Closing Char"/>
     <w:qFormat/>
     <w:rPr>
-      <w:lang w:bidi="ar-SA"/>
+      <w:lang w:val="en-US" w:bidi="ar-SA"/>
     </w:rPr>
   </w:style>
   <w:style w:type="character" w:styleId="DateChar">
     <w:name w:val="Date Char"/>
     <w:qFormat/>
     <w:rPr>
-      <w:lang w:bidi="ar-SA"/>
+      <w:lang w:val="en-US" w:bidi="ar-SA"/>
     </w:rPr>
   </w:style>
   <w:style w:type="character" w:styleId="HTMLAddressChar">
@@ -12460,7 +12268,7 @@
     <w:rPr>
       <w:i/>
       <w:iCs/>
-      <w:lang w:bidi="ar-SA"/>
+      <w:lang w:val="en-US" w:bidi="ar-SA"/>
     </w:rPr>
   </w:style>
   <w:style w:type="character" w:styleId="MessageHeaderChar">
@@ -12470,28 +12278,28 @@
       <w:rFonts w:ascii="Arial" w:hAnsi="Arial" w:cs="Arial"/>
       <w:sz w:val="24"/>
       <w:szCs w:val="24"/>
-      <w:lang w:bidi="ar-SA"/>
+      <w:lang w:val="en-US" w:bidi="ar-SA"/>
     </w:rPr>
   </w:style>
   <w:style w:type="character" w:styleId="NoteHeadingChar">
     <w:name w:val="Note Heading Char"/>
     <w:qFormat/>
     <w:rPr>
-      <w:lang w:bidi="ar-SA"/>
+      <w:lang w:val="en-US" w:bidi="ar-SA"/>
     </w:rPr>
   </w:style>
   <w:style w:type="character" w:styleId="SalutationChar">
     <w:name w:val="Salutation Char"/>
     <w:qFormat/>
     <w:rPr>
-      <w:lang w:bidi="ar-SA"/>
+      <w:lang w:val="en-US" w:bidi="ar-SA"/>
     </w:rPr>
   </w:style>
   <w:style w:type="character" w:styleId="SignatureChar">
     <w:name w:val="Signature Char"/>
     <w:qFormat/>
     <w:rPr>
-      <w:lang w:bidi="ar-SA"/>
+      <w:lang w:val="en-US" w:bidi="ar-SA"/>
     </w:rPr>
   </w:style>
   <w:style w:type="character" w:styleId="Bodytext4NotItalic">
@@ -12523,7 +12331,7 @@
       <w:color w:val="000000"/>
       <w:sz w:val="22"/>
       <w:szCs w:val="24"/>
-      <w:lang w:bidi="ar-SA"/>
+      <w:lang w:val="en-US" w:bidi="ar-SA"/>
     </w:rPr>
   </w:style>
   <w:style w:type="character" w:styleId="88Char">
@@ -12533,7 +12341,7 @@
       <w:rFonts w:ascii="Arial" w:hAnsi="Arial" w:cs="Arial"/>
       <w:sz w:val="24"/>
       <w:szCs w:val="24"/>
-      <w:lang w:val="en-US" w:bidi="ar-SA"/>
+      <w:lang w:val="vi-VN" w:bidi="ar-SA"/>
     </w:rPr>
   </w:style>
   <w:style w:type="character" w:styleId="1ngoacChar">
@@ -12543,7 +12351,7 @@
       <w:rFonts w:ascii="Arial" w:hAnsi="Arial" w:cs="Arial"/>
       <w:sz w:val="24"/>
       <w:szCs w:val="24"/>
-      <w:lang w:bidi="ar-SA"/>
+      <w:lang w:val="en-US" w:bidi="ar-SA"/>
     </w:rPr>
   </w:style>
   <w:style w:type="character" w:styleId="168Char">
@@ -12554,7 +12362,7 @@
       <w:bCs/>
       <w:sz w:val="24"/>
       <w:szCs w:val="24"/>
-      <w:lang w:val="en-US" w:bidi="ar-SA"/>
+      <w:lang w:val="vi-VN" w:bidi="ar-SA"/>
     </w:rPr>
   </w:style>
   <w:style w:type="character" w:styleId="1congoacChar">
@@ -12564,7 +12372,7 @@
       <w:rFonts w:ascii="Arial" w:hAnsi="Arial" w:cs="Arial"/>
       <w:sz w:val="24"/>
       <w:szCs w:val="24"/>
-      <w:lang w:bidi="ar-SA"/>
+      <w:lang w:val="en-US" w:bidi="ar-SA"/>
     </w:rPr>
   </w:style>
   <w:style w:type="character" w:styleId="ANgoacChar">
@@ -12574,7 +12382,7 @@
       <w:rFonts w:ascii="Arial" w:hAnsi="Arial" w:cs="Arial"/>
       <w:sz w:val="24"/>
       <w:szCs w:val="24"/>
-      <w:lang w:val="en-US" w:bidi="ar-SA"/>
+      <w:lang w:val="vi-VN" w:bidi="ar-SA"/>
     </w:rPr>
   </w:style>
   <w:style w:type="character" w:styleId="248Char">
@@ -12585,7 +12393,7 @@
       <w:bCs/>
       <w:sz w:val="24"/>
       <w:szCs w:val="24"/>
-      <w:lang w:val="en-US" w:bidi="ar-SA"/>
+      <w:lang w:val="vi-VN" w:bidi="ar-SA"/>
     </w:rPr>
   </w:style>
   <w:style w:type="character" w:styleId="368Char">
@@ -12596,7 +12404,7 @@
       <w:bCs/>
       <w:sz w:val="24"/>
       <w:szCs w:val="24"/>
-      <w:lang w:bidi="ar-SA"/>
+      <w:lang w:val="en-US" w:bidi="ar-SA"/>
     </w:rPr>
   </w:style>
   <w:style w:type="character" w:styleId="08Char">
@@ -12605,7 +12413,7 @@
     <w:rPr>
       <w:rFonts w:ascii="Arial" w:hAnsi="Arial" w:cs="Arial"/>
       <w:sz w:val="24"/>
-      <w:lang w:val="en-US" w:bidi="ar-SA"/>
+      <w:lang w:val="vi-VN" w:bidi="ar-SA"/>
     </w:rPr>
   </w:style>
   <w:style w:type="character" w:styleId="0BangChar">
@@ -12615,7 +12423,7 @@
       <w:rFonts w:ascii="Arial" w:hAnsi="Arial" w:cs="Arial"/>
       <w:b/>
       <w:sz w:val="24"/>
-      <w:lang w:val="en-US" w:bidi="ar-SA"/>
+      <w:lang w:val="vi-VN" w:bidi="ar-SA"/>
     </w:rPr>
   </w:style>
   <w:style w:type="character" w:styleId="CommentTextChar1">
@@ -12645,7 +12453,7 @@
       <w:b/>
       <w:sz w:val="24"/>
       <w:szCs w:val="22"/>
-      <w:lang w:val="en-US" w:bidi="ar-SA"/>
+      <w:lang w:val="vi-VN" w:bidi="ar-SA"/>
     </w:rPr>
   </w:style>
   <w:style w:type="character" w:styleId="BPhanMuclucChar">
@@ -12656,7 +12464,7 @@
       <w:b/>
       <w:sz w:val="24"/>
       <w:szCs w:val="22"/>
-      <w:lang w:val="en-US" w:bidi="ar-SA"/>
+      <w:lang w:val="vi-VN" w:bidi="ar-SA"/>
     </w:rPr>
   </w:style>
   <w:style w:type="character" w:styleId="Style4Char">
@@ -12668,7 +12476,7 @@
       <w:kern w:val="2"/>
       <w:sz w:val="28"/>
       <w:szCs w:val="28"/>
-      <w:lang w:bidi="ar-SA"/>
+      <w:lang w:val="en-US" w:bidi="ar-SA"/>
     </w:rPr>
   </w:style>
   <w:style w:type="character" w:styleId="1phanChar">
@@ -12679,7 +12487,7 @@
       <w:b/>
       <w:sz w:val="24"/>
       <w:szCs w:val="24"/>
-      <w:lang w:bidi="ar-SA"/>
+      <w:lang w:val="en-US" w:bidi="ar-SA"/>
     </w:rPr>
   </w:style>
   <w:style w:type="character" w:styleId="016Char">
@@ -12689,7 +12497,7 @@
       <w:rFonts w:ascii="Arial" w:hAnsi="Arial" w:cs="Arial"/>
       <w:b/>
       <w:sz w:val="24"/>
-      <w:lang w:bidi="ar-SA"/>
+      <w:lang w:val="en-US" w:bidi="ar-SA"/>
     </w:rPr>
   </w:style>
   <w:style w:type="character" w:styleId="3chamChar">
@@ -12699,7 +12507,7 @@
       <w:rFonts w:ascii="Arial" w:hAnsi="Arial" w:cs="Arial"/>
       <w:b/>
       <w:sz w:val="24"/>
-      <w:lang w:bidi="ar-SA"/>
+      <w:lang w:val="en-US" w:bidi="ar-SA"/>
     </w:rPr>
   </w:style>
   <w:style w:type="character" w:styleId="StyleArial12ptBoldJustifiedLeft0cmHanging195cmChar">
@@ -12710,7 +12518,7 @@
       <w:b/>
       <w:bCs/>
       <w:sz w:val="24"/>
-      <w:lang w:bidi="ar-SA"/>
+      <w:lang w:val="en-US" w:bidi="ar-SA"/>
     </w:rPr>
   </w:style>
   <w:style w:type="character" w:styleId="3cham1Char">
@@ -12720,7 +12528,7 @@
       <w:rFonts w:ascii="Arial" w:hAnsi="Arial" w:eastAsia="Malgun Gothic" w:cs="Arial"/>
       <w:sz w:val="24"/>
       <w:szCs w:val="24"/>
-      <w:lang w:bidi="ar-SA"/>
+      <w:lang w:val="en-US" w:bidi="ar-SA"/>
     </w:rPr>
   </w:style>
   <w:style w:type="character" w:styleId="NORMAL1Char">
@@ -12741,7 +12549,7 @@
       <w:rFonts w:ascii="Arial" w:hAnsi="Arial" w:eastAsia="MS Mincho" w:cs="Arial"/>
       <w:sz w:val="24"/>
       <w:szCs w:val="24"/>
-      <w:lang w:val="en-US" w:bidi="ar-SA"/>
+      <w:lang w:val="vi-VN" w:bidi="ar-SA"/>
     </w:rPr>
   </w:style>
   <w:style w:type="character" w:styleId="NORMAL111Char">
@@ -12751,7 +12559,7 @@
       <w:rFonts w:ascii="Arial" w:hAnsi="Arial" w:cs="Arial"/>
       <w:sz w:val="24"/>
       <w:szCs w:val="24"/>
-      <w:lang w:bidi="ar-SA"/>
+      <w:lang w:val="en-US" w:bidi="ar-SA"/>
     </w:rPr>
   </w:style>
   <w:style w:type="character" w:styleId="NORMAL1Char1">
@@ -12761,7 +12569,7 @@
       <w:rFonts w:ascii="Arial" w:hAnsi="Arial" w:cs="Arial"/>
       <w:sz w:val="24"/>
       <w:szCs w:val="24"/>
-      <w:lang w:bidi="ar-SA"/>
+      <w:lang w:val="en-US" w:bidi="ar-SA"/>
     </w:rPr>
   </w:style>
   <w:style w:type="character" w:styleId="normal1indentChar">
@@ -12776,7 +12584,7 @@
     <w:rPr>
       <w:rFonts w:ascii="VNTime" w:hAnsi="VNTime" w:cs="VNTime"/>
       <w:sz w:val="22"/>
-      <w:lang w:bidi="ar-SA"/>
+      <w:lang w:val="en-US" w:bidi="ar-SA"/>
     </w:rPr>
   </w:style>
   <w:style w:type="character" w:styleId="texChar">
@@ -12784,7 +12592,7 @@
     <w:qFormat/>
     <w:rPr>
       <w:rFonts w:ascii="VNTime" w:hAnsi="VNTime" w:cs="VNTime"/>
-      <w:lang w:bidi="ar-SA"/>
+      <w:lang w:val="en-US" w:bidi="ar-SA"/>
     </w:rPr>
   </w:style>
   <w:style w:type="character" w:styleId="ChapterCharChar">
@@ -12817,7 +12625,7 @@
       <w:rFonts w:ascii=".VnTime" w:hAnsi=".VnTime" w:cs=".VnTime"/>
       <w:sz w:val="28"/>
       <w:szCs w:val="28"/>
-      <w:lang w:bidi="ar-SA"/>
+      <w:lang w:val="en-US" w:bidi="ar-SA"/>
     </w:rPr>
   </w:style>
   <w:style w:type="character" w:styleId="Vnbnnidung">
@@ -12887,7 +12695,7 @@
       <w:rFonts w:eastAsia="Calibri"/>
       <w:sz w:val="28"/>
       <w:szCs w:val="22"/>
-      <w:lang w:bidi="ar-SA"/>
+      <w:lang w:val="en-US" w:bidi="ar-SA"/>
     </w:rPr>
   </w:style>
   <w:style w:type="character" w:styleId="Vnbnnidung2">
@@ -12897,7 +12705,7 @@
       <w:rFonts w:eastAsia="Calibri"/>
       <w:sz w:val="28"/>
       <w:szCs w:val="22"/>
-      <w:lang w:bidi="ar-SA"/>
+      <w:lang w:val="en-US" w:bidi="ar-SA"/>
     </w:rPr>
   </w:style>
   <w:style w:type="character" w:styleId="Vnbnnidung5">
@@ -13068,7 +12876,7 @@
       <w:b/>
       <w:sz w:val="32"/>
       <w:szCs w:val="26"/>
-      <w:lang w:val="en-US" w:eastAsia="en-US"/>
+      <w:lang w:val="vi-VN" w:eastAsia="vi-VN"/>
     </w:rPr>
   </w:style>
   <w:style w:type="paragraph" w:styleId="BodyText212">
@@ -13115,8 +12923,8 @@
       <w:suppressLineNumbers/>
       <w:tabs>
         <w:tab w:val="clear" w:pos="709"/>
-        <w:tab w:val="center" w:pos="4986" w:leader="none"/>
-        <w:tab w:val="right" w:pos="9972" w:leader="none"/>
+        <w:tab w:val="center" w:pos="4819" w:leader="none"/>
+        <w:tab w:val="right" w:pos="9638" w:leader="none"/>
       </w:tabs>
     </w:pPr>
     <w:rPr/>
@@ -14240,7 +14048,7 @@
     <w:rPr>
       <w:sz w:val="20"/>
       <w:szCs w:val="20"/>
-      <w:lang w:val="en-AU" w:eastAsia="en-US"/>
+      <w:lang w:val="en-AU" w:eastAsia="vi-VN"/>
     </w:rPr>
   </w:style>
   <w:style w:type="paragraph" w:styleId="Style11">
@@ -14314,7 +14122,7 @@
     </w:pPr>
     <w:rPr>
       <w:spacing w:val="-10"/>
-      <w:lang w:val="en-US" w:eastAsia="en-US"/>
+      <w:lang w:val="vi-VN" w:eastAsia="vi-VN"/>
     </w:rPr>
   </w:style>
   <w:style w:type="paragraph" w:styleId="TOC2">
@@ -14331,7 +14139,7 @@
       <w:rFonts w:ascii="Arial" w:hAnsi="Arial" w:cs="Arial"/>
       <w:sz w:val="25"/>
       <w:szCs w:val="25"/>
-      <w:lang w:val="en-US" w:eastAsia="en-US"/>
+      <w:lang w:val="vi-VN" w:eastAsia="vi-VN"/>
     </w:rPr>
   </w:style>
   <w:style w:type="paragraph" w:styleId="TOC3">
@@ -14872,7 +14680,7 @@
       <w:color w:val="000000"/>
       <w:sz w:val="24"/>
       <w:szCs w:val="24"/>
-      <w:lang w:bidi="ar-SA" w:val="en-US" w:eastAsia="zh-CN"/>
+      <w:lang w:val="en-US" w:bidi="ar-SA" w:eastAsia="zh-CN"/>
     </w:rPr>
   </w:style>
   <w:style w:type="paragraph" w:styleId="Char1CharCharChar1CharCharChar">
@@ -15347,7 +15155,7 @@
       <w:color w:val="auto"/>
       <w:sz w:val="32"/>
       <w:szCs w:val="32"/>
-      <w:lang w:bidi="ar-SA" w:val="en-US" w:eastAsia="zh-CN"/>
+      <w:lang w:val="en-US" w:bidi="ar-SA" w:eastAsia="zh-CN"/>
     </w:rPr>
   </w:style>
   <w:style w:type="paragraph" w:styleId="than">
@@ -15365,7 +15173,7 @@
       <w:color w:val="auto"/>
       <w:sz w:val="28"/>
       <w:szCs w:val="28"/>
-      <w:lang w:bidi="ar-SA" w:val="en-US" w:eastAsia="zh-CN"/>
+      <w:lang w:val="en-US" w:bidi="ar-SA" w:eastAsia="zh-CN"/>
     </w:rPr>
   </w:style>
   <w:style w:type="paragraph" w:styleId="tenmon">
@@ -15383,7 +15191,7 @@
       <w:color w:val="auto"/>
       <w:sz w:val="28"/>
       <w:szCs w:val="28"/>
-      <w:lang w:bidi="ar-SA" w:val="en-US" w:eastAsia="zh-CN"/>
+      <w:lang w:val="en-US" w:bidi="ar-SA" w:eastAsia="zh-CN"/>
     </w:rPr>
   </w:style>
   <w:style w:type="paragraph" w:styleId="bang1">
@@ -15399,7 +15207,7 @@
       <w:color w:val="auto"/>
       <w:sz w:val="28"/>
       <w:szCs w:val="28"/>
-      <w:lang w:bidi="ar-SA" w:val="en-US" w:eastAsia="zh-CN"/>
+      <w:lang w:val="en-US" w:bidi="ar-SA" w:eastAsia="zh-CN"/>
     </w:rPr>
   </w:style>
   <w:style w:type="paragraph" w:styleId="bang2">
@@ -15414,7 +15222,7 @@
       <w:color w:val="auto"/>
       <w:sz w:val="28"/>
       <w:szCs w:val="28"/>
-      <w:lang w:bidi="ar-SA" w:val="en-US" w:eastAsia="zh-CN"/>
+      <w:lang w:val="en-US" w:bidi="ar-SA" w:eastAsia="zh-CN"/>
     </w:rPr>
   </w:style>
   <w:style w:type="paragraph" w:styleId="bang21">
@@ -15441,7 +15249,7 @@
       <w:color w:val="auto"/>
       <w:sz w:val="36"/>
       <w:szCs w:val="36"/>
-      <w:lang w:bidi="ar-SA" w:val="en-US" w:eastAsia="zh-CN"/>
+      <w:lang w:val="en-US" w:bidi="ar-SA" w:eastAsia="zh-CN"/>
     </w:rPr>
   </w:style>
   <w:style w:type="paragraph" w:styleId="bang3">
@@ -15457,7 +15265,7 @@
       <w:color w:val="auto"/>
       <w:sz w:val="28"/>
       <w:szCs w:val="28"/>
-      <w:lang w:bidi="ar-SA" w:val="en-US" w:eastAsia="zh-CN"/>
+      <w:lang w:val="en-US" w:bidi="ar-SA" w:eastAsia="zh-CN"/>
     </w:rPr>
   </w:style>
   <w:style w:type="paragraph" w:styleId="BodyTextFirstIndent2">
@@ -15614,7 +15422,7 @@
       <w:color w:val="auto"/>
       <w:sz w:val="24"/>
       <w:szCs w:val="24"/>
-      <w:lang w:bidi="ar-SA" w:val="en-US" w:eastAsia="zh-CN"/>
+      <w:lang w:val="en-US" w:bidi="ar-SA" w:eastAsia="zh-CN"/>
     </w:rPr>
   </w:style>
   <w:style w:type="paragraph" w:styleId="i2">
@@ -15701,7 +15509,7 @@
       <w:color w:val="auto"/>
       <w:sz w:val="26"/>
       <w:szCs w:val="26"/>
-      <w:lang w:bidi="ar-SA" w:val="en-US" w:eastAsia="zh-CN"/>
+      <w:lang w:val="en-US" w:bidi="ar-SA" w:eastAsia="zh-CN"/>
     </w:rPr>
   </w:style>
   <w:style w:type="paragraph" w:styleId="Form">
@@ -15843,7 +15651,7 @@
       <w:color w:val="auto"/>
       <w:sz w:val="28"/>
       <w:szCs w:val="28"/>
-      <w:lang w:bidi="ar-SA" w:val="en-US" w:eastAsia="zh-CN"/>
+      <w:lang w:val="en-US" w:bidi="ar-SA" w:eastAsia="zh-CN"/>
     </w:rPr>
   </w:style>
   <w:style w:type="paragraph" w:styleId="TieuDeMuc">
@@ -15861,7 +15669,7 @@
       <w:color w:val="auto"/>
       <w:sz w:val="26"/>
       <w:szCs w:val="28"/>
-      <w:lang w:bidi="ar-SA" w:val="en-US" w:eastAsia="zh-CN"/>
+      <w:lang w:val="en-US" w:bidi="ar-SA" w:eastAsia="zh-CN"/>
     </w:rPr>
   </w:style>
   <w:style w:type="paragraph" w:styleId="Than1">
@@ -15889,7 +15697,7 @@
       <w:color w:val="auto"/>
       <w:sz w:val="24"/>
       <w:szCs w:val="24"/>
-      <w:lang w:bidi="ar-SA" w:val="en-US" w:eastAsia="zh-CN"/>
+      <w:lang w:val="en-US" w:bidi="ar-SA" w:eastAsia="zh-CN"/>
     </w:rPr>
   </w:style>
   <w:style w:type="paragraph" w:styleId="font5">
@@ -17435,7 +17243,7 @@
     <w:rPr>
       <w:sz w:val="20"/>
       <w:szCs w:val="20"/>
-      <w:lang w:val="en-AU" w:eastAsia="en-US"/>
+      <w:lang w:val="en-AU" w:eastAsia="vi-VN"/>
     </w:rPr>
   </w:style>
   <w:style w:type="paragraph" w:styleId="Char1CharChar11">
@@ -18055,7 +17863,7 @@
       <w:color w:val="auto"/>
       <w:sz w:val="20"/>
       <w:szCs w:val="20"/>
-      <w:lang w:bidi="ar-SA" w:val="en-US" w:eastAsia="zh-CN"/>
+      <w:lang w:val="en-US" w:bidi="ar-SA" w:eastAsia="zh-CN"/>
     </w:rPr>
   </w:style>
   <w:style w:type="paragraph" w:styleId="MessageHeader">
@@ -18490,7 +18298,7 @@
       <w:color w:val="auto"/>
       <w:sz w:val="22"/>
       <w:szCs w:val="22"/>
-      <w:lang w:bidi="en-US" w:val="en-US" w:eastAsia="zh-CN"/>
+      <w:lang w:val="en-US" w:bidi="en-US" w:eastAsia="zh-CN"/>
     </w:rPr>
   </w:style>
   <w:style w:type="paragraph" w:styleId="Quote">
@@ -18563,7 +18371,7 @@
       <w:vanish/>
       <w:sz w:val="16"/>
       <w:szCs w:val="16"/>
-      <w:lang w:val="en-US" w:eastAsia="en-US"/>
+      <w:lang w:val="vi-VN" w:eastAsia="vi-VN"/>
     </w:rPr>
   </w:style>
   <w:style w:type="paragraph" w:styleId="CharCharCharCharCharChar1CharCharChar">
@@ -23566,7 +23374,7 @@
       <w:kern w:val="2"/>
       <w:sz w:val="28"/>
       <w:szCs w:val="28"/>
-      <w:lang w:bidi="ar-SA" w:val="en-US" w:eastAsia="zh-CN"/>
+      <w:lang w:val="en-US" w:bidi="ar-SA" w:eastAsia="zh-CN"/>
     </w:rPr>
   </w:style>
   <w:style w:type="paragraph" w:styleId="Headline">
@@ -23585,7 +23393,7 @@
       <w:kern w:val="2"/>
       <w:sz w:val="46"/>
       <w:szCs w:val="46"/>
-      <w:lang w:bidi="ar-SA" w:val="en-US" w:eastAsia="zh-CN"/>
+      <w:lang w:val="en-US" w:bidi="ar-SA" w:eastAsia="zh-CN"/>
     </w:rPr>
   </w:style>
   <w:style w:type="paragraph" w:styleId="PublicationName">
@@ -23606,7 +23414,7 @@
       <w:kern w:val="2"/>
       <w:sz w:val="32"/>
       <w:szCs w:val="32"/>
-      <w:lang w:bidi="ar-SA" w:val="en-US" w:eastAsia="zh-CN"/>
+      <w:lang w:val="en-US" w:bidi="ar-SA" w:eastAsia="zh-CN"/>
     </w:rPr>
   </w:style>
   <w:style w:type="paragraph" w:styleId="PublicationDate">
@@ -23626,7 +23434,7 @@
       <w:kern w:val="2"/>
       <w:sz w:val="28"/>
       <w:szCs w:val="28"/>
-      <w:lang w:bidi="ar-SA" w:val="en-US" w:eastAsia="zh-CN"/>
+      <w:lang w:val="en-US" w:bidi="ar-SA" w:eastAsia="zh-CN"/>
     </w:rPr>
   </w:style>
   <w:style w:type="paragraph" w:styleId="Name">
@@ -24159,7 +23967,7 @@
       <w:color w:val="auto"/>
       <w:sz w:val="28"/>
       <w:szCs w:val="28"/>
-      <w:lang w:bidi="ar-SA" w:val="en-US" w:eastAsia="zh-CN"/>
+      <w:lang w:val="en-US" w:bidi="ar-SA" w:eastAsia="zh-CN"/>
     </w:rPr>
   </w:style>
   <w:style w:type="paragraph" w:styleId="NumberedParagraphCharChar">
@@ -24751,7 +24559,7 @@
       <w:color w:val="FF0000"/>
       <w:sz w:val="28"/>
       <w:szCs w:val="28"/>
-      <w:lang w:val="vi-VN" w:eastAsia="en-US"/>
+      <w:lang w:val="vi-VN" w:eastAsia="vi-VN"/>
     </w:rPr>
   </w:style>
   <w:style w:type="paragraph" w:styleId="MERSskillsknowledge">
@@ -24779,7 +24587,7 @@
     </w:pPr>
     <w:rPr>
       <w:color w:val="000000"/>
-      <w:lang w:val="en-AU" w:eastAsia="en-US"/>
+      <w:lang w:val="en-AU" w:eastAsia="vi-VN"/>
     </w:rPr>
   </w:style>
   <w:style w:type="paragraph" w:styleId="t1">
@@ -25717,7 +25525,7 @@
       <w:color w:val="auto"/>
       <w:sz w:val="26"/>
       <w:szCs w:val="20"/>
-      <w:lang w:val="en-US" w:eastAsia="en-US" w:bidi="ar-SA"/>
+      <w:lang w:val="en-US" w:eastAsia="vi-VN" w:bidi="ar-SA"/>
     </w:rPr>
   </w:style>
   <w:style w:type="paragraph" w:styleId="Style9CharChar1">
@@ -25734,7 +25542,7 @@
       <w:rFonts w:ascii=".VnTime" w:hAnsi=".VnTime" w:cs=".VnTime"/>
       <w:sz w:val="26"/>
       <w:szCs w:val="24"/>
-      <w:lang w:val="it-IT" w:eastAsia="en-US"/>
+      <w:lang w:val="it-IT" w:eastAsia="vi-VN"/>
     </w:rPr>
   </w:style>
   <w:style w:type="paragraph" w:styleId="StyleTimesNewRomanFirstline127cmBefore3pt">
@@ -25908,7 +25716,7 @@
       <w:rFonts w:ascii=".VnTime" w:hAnsi=".VnTime" w:cs=".VnTime"/>
       <w:sz w:val="26"/>
       <w:szCs w:val="24"/>
-      <w:lang w:val="it-IT" w:eastAsia="en-US"/>
+      <w:lang w:val="it-IT" w:eastAsia="vi-VN"/>
     </w:rPr>
   </w:style>
   <w:style w:type="paragraph" w:styleId="Style9CharCharCharChar">
@@ -26257,7 +26065,7 @@
       <w:rFonts w:ascii="Arial" w:hAnsi="Arial" w:cs="Arial"/>
       <w:sz w:val="24"/>
       <w:szCs w:val="20"/>
-      <w:lang w:val="en-US"/>
+      <w:lang w:val="vi-VN"/>
     </w:rPr>
   </w:style>
   <w:style w:type="paragraph" w:styleId="1phan">
@@ -26745,7 +26553,7 @@
     <w:rPr>
       <w:rFonts w:ascii=".VnTime" w:hAnsi=".VnTime" w:cs=".VnTime"/>
       <w:szCs w:val="20"/>
-      <w:lang w:val="vi-VN" w:eastAsia="en-US"/>
+      <w:lang w:val="vi-VN" w:eastAsia="vi-VN"/>
     </w:rPr>
   </w:style>
   <w:style w:type="paragraph" w:styleId="GiuaCharChar">
@@ -26785,7 +26593,7 @@
     <w:rPr>
       <w:sz w:val="20"/>
       <w:szCs w:val="20"/>
-      <w:lang w:val="en-AU" w:eastAsia="en-US"/>
+      <w:lang w:val="en-AU" w:eastAsia="vi-VN"/>
     </w:rPr>
   </w:style>
   <w:style w:type="paragraph" w:styleId="CharCharCharCharCharCharCharCharCharCharCharCharCharCharCharCharCharCharCharCharChar">
@@ -26798,7 +26606,7 @@
     <w:rPr>
       <w:sz w:val="20"/>
       <w:szCs w:val="20"/>
-      <w:lang w:val="en-AU" w:eastAsia="en-US"/>
+      <w:lang w:val="en-AU" w:eastAsia="vi-VN"/>
     </w:rPr>
   </w:style>
   <w:style w:type="paragraph" w:styleId="MB">
@@ -26862,7 +26670,7 @@
       <w:color w:val="auto"/>
       <w:sz w:val="26"/>
       <w:szCs w:val="22"/>
-      <w:lang w:bidi="ar-SA" w:val="en-US" w:eastAsia="zh-CN"/>
+      <w:lang w:val="en-US" w:bidi="ar-SA" w:eastAsia="zh-CN"/>
     </w:rPr>
   </w:style>
   <w:style w:type="paragraph" w:styleId="ThongTu">
@@ -26877,7 +26685,7 @@
       <w:rFonts w:eastAsia="Batang"/>
       <w:bCs/>
       <w:color w:val="1F497D"/>
-      <w:lang w:val="en-US" w:eastAsia="en-US"/>
+      <w:lang w:val="vi-VN" w:eastAsia="vi-VN"/>
     </w:rPr>
   </w:style>
   <w:style w:type="paragraph" w:styleId="su">
@@ -27122,7 +26930,7 @@
       <w:color w:val="000000"/>
       <w:sz w:val="22"/>
       <w:szCs w:val="22"/>
-      <w:lang w:val="en-US" w:eastAsia="en-US"/>
+      <w:lang w:val="vi-VN" w:eastAsia="vi-VN"/>
     </w:rPr>
   </w:style>
   <w:style w:type="paragraph" w:styleId="8DakyCharCharChar">
@@ -27173,7 +26981,7 @@
       <w:color w:val="000000"/>
       <w:sz w:val="36"/>
       <w:szCs w:val="36"/>
-      <w:lang w:bidi="ar-SA" w:val="en-US" w:eastAsia="zh-CN"/>
+      <w:lang w:val="en-US" w:bidi="ar-SA" w:eastAsia="zh-CN"/>
     </w:rPr>
   </w:style>
   <w:style w:type="paragraph" w:styleId="10chutrongbang">
@@ -27212,7 +27020,7 @@
       <w:color w:val="000000"/>
       <w:sz w:val="26"/>
       <w:szCs w:val="20"/>
-      <w:lang w:bidi="ar-SA" w:val="en-US" w:eastAsia="zh-CN"/>
+      <w:lang w:val="en-US" w:bidi="ar-SA" w:eastAsia="zh-CN"/>
     </w:rPr>
   </w:style>
   <w:style w:type="paragraph" w:styleId="cChar1CharCharChar">
@@ -27305,7 +27113,7 @@
       <w:color w:val="000000"/>
       <w:sz w:val="22"/>
       <w:szCs w:val="20"/>
-      <w:lang w:bidi="ar-SA" w:val="en-US" w:eastAsia="zh-CN"/>
+      <w:lang w:val="en-US" w:bidi="ar-SA" w:eastAsia="zh-CN"/>
     </w:rPr>
   </w:style>
   <w:style w:type="paragraph" w:styleId="5somucCharChar">
@@ -27521,7 +27329,7 @@
       <w:color w:val="000000"/>
       <w:sz w:val="22"/>
       <w:szCs w:val="22"/>
-      <w:lang w:bidi="ar-SA" w:val="en-US" w:eastAsia="zh-CN"/>
+      <w:lang w:val="en-US" w:bidi="ar-SA" w:eastAsia="zh-CN"/>
     </w:rPr>
   </w:style>
   <w:style w:type="paragraph" w:styleId="DNtd1tencq">
@@ -27540,7 +27348,7 @@
       <w:color w:val="000000"/>
       <w:sz w:val="20"/>
       <w:szCs w:val="20"/>
-      <w:lang w:bidi="ar-SA" w:val="en-US" w:eastAsia="zh-CN"/>
+      <w:lang w:val="en-US" w:bidi="ar-SA" w:eastAsia="zh-CN"/>
     </w:rPr>
   </w:style>
   <w:style w:type="paragraph" w:styleId="tk">
@@ -27589,7 +27397,7 @@
       <w:color w:val="000000"/>
       <w:sz w:val="32"/>
       <w:szCs w:val="32"/>
-      <w:lang w:bidi="ar-SA" w:val="en-US" w:eastAsia="zh-CN"/>
+      <w:lang w:val="en-US" w:bidi="ar-SA" w:eastAsia="zh-CN"/>
     </w:rPr>
   </w:style>
   <w:style w:type="paragraph" w:styleId="cChar1">
@@ -27743,7 +27551,7 @@
       <w:color w:val="000000"/>
       <w:sz w:val="20"/>
       <w:szCs w:val="22"/>
-      <w:lang w:bidi="ar-SA" w:val="en-US" w:eastAsia="zh-CN"/>
+      <w:lang w:val="en-US" w:bidi="ar-SA" w:eastAsia="zh-CN"/>
     </w:rPr>
   </w:style>
   <w:style w:type="paragraph" w:styleId="DNkyCQky">
@@ -27766,7 +27574,7 @@
       <w:color w:val="auto"/>
       <w:sz w:val="20"/>
       <w:szCs w:val="20"/>
-      <w:lang w:bidi="ar-SA" w:val="en-US" w:eastAsia="zh-CN"/>
+      <w:lang w:val="en-US" w:bidi="ar-SA" w:eastAsia="zh-CN"/>
     </w:rPr>
   </w:style>
   <w:style w:type="paragraph" w:styleId="c1d">
@@ -28079,7 +27887,7 @@
       <w:color w:val="000000"/>
       <w:sz w:val="21"/>
       <w:szCs w:val="22"/>
-      <w:lang w:bidi="ar-SA" w:val="en-US" w:eastAsia="zh-CN"/>
+      <w:lang w:val="en-US" w:bidi="ar-SA" w:eastAsia="zh-CN"/>
     </w:rPr>
   </w:style>
   <w:style w:type="paragraph" w:styleId="DNbangtieude">
@@ -28098,7 +27906,7 @@
       <w:color w:val="000000"/>
       <w:sz w:val="21"/>
       <w:szCs w:val="22"/>
-      <w:lang w:bidi="ar-SA" w:val="en-US" w:eastAsia="zh-CN"/>
+      <w:lang w:val="en-US" w:bidi="ar-SA" w:eastAsia="zh-CN"/>
     </w:rPr>
   </w:style>
   <w:style w:type="paragraph" w:styleId="DNbieusauky">
@@ -28117,7 +27925,7 @@
       <w:color w:val="000000"/>
       <w:sz w:val="22"/>
       <w:szCs w:val="22"/>
-      <w:lang w:bidi="ar-SA" w:val="en-US" w:eastAsia="zh-CN"/>
+      <w:lang w:val="en-US" w:bidi="ar-SA" w:eastAsia="zh-CN"/>
     </w:rPr>
   </w:style>
   <w:style w:type="paragraph" w:styleId="DNkynguoiky">
@@ -28140,7 +27948,7 @@
       <w:color w:val="000000"/>
       <w:sz w:val="22"/>
       <w:szCs w:val="22"/>
-      <w:lang w:bidi="ar-SA" w:val="en-US" w:eastAsia="zh-CN"/>
+      <w:lang w:val="en-US" w:bidi="ar-SA" w:eastAsia="zh-CN"/>
     </w:rPr>
   </w:style>
   <w:style w:type="paragraph" w:styleId="DNnd3mucA">
@@ -28158,7 +27966,7 @@
       <w:color w:val="000000"/>
       <w:sz w:val="22"/>
       <w:szCs w:val="22"/>
-      <w:lang w:bidi="ar-SA" w:val="en-US" w:eastAsia="zh-CN"/>
+      <w:lang w:val="en-US" w:bidi="ar-SA" w:eastAsia="zh-CN"/>
     </w:rPr>
   </w:style>
   <w:style w:type="paragraph" w:styleId="DNnd4dieu">
@@ -28179,7 +27987,7 @@
       <w:color w:val="000000"/>
       <w:sz w:val="22"/>
       <w:szCs w:val="22"/>
-      <w:lang w:bidi="ar-SA" w:val="en-US" w:eastAsia="zh-CN"/>
+      <w:lang w:val="en-US" w:bidi="ar-SA" w:eastAsia="zh-CN"/>
     </w:rPr>
   </w:style>
   <w:style w:type="paragraph" w:styleId="DNnd5mucnho12ab">
@@ -28201,7 +28009,7 @@
       <w:color w:val="000000"/>
       <w:sz w:val="22"/>
       <w:szCs w:val="22"/>
-      <w:lang w:bidi="ar-SA" w:val="en-US" w:eastAsia="zh-CN"/>
+      <w:lang w:val="en-US" w:bidi="ar-SA" w:eastAsia="zh-CN"/>
     </w:rPr>
   </w:style>
   <w:style w:type="paragraph" w:styleId="DNnd6vanban">
@@ -28221,7 +28029,7 @@
       <w:color w:val="000000"/>
       <w:sz w:val="22"/>
       <w:szCs w:val="22"/>
-      <w:lang w:bidi="ar-SA" w:val="en-US" w:eastAsia="zh-CN"/>
+      <w:lang w:val="en-US" w:bidi="ar-SA" w:eastAsia="zh-CN"/>
     </w:rPr>
   </w:style>
   <w:style w:type="paragraph" w:styleId="DNnd7VBnghieng">
@@ -28242,7 +28050,7 @@
       <w:color w:val="000000"/>
       <w:sz w:val="22"/>
       <w:szCs w:val="22"/>
-      <w:lang w:bidi="ar-SA" w:val="en-US" w:eastAsia="zh-CN"/>
+      <w:lang w:val="en-US" w:bidi="ar-SA" w:eastAsia="zh-CN"/>
     </w:rPr>
   </w:style>
   <w:style w:type="paragraph" w:styleId="DNplphuluc">
@@ -28258,7 +28066,7 @@
       <w:color w:val="000000"/>
       <w:sz w:val="22"/>
       <w:szCs w:val="32"/>
-      <w:lang w:bidi="ar-SA" w:val="en-US" w:eastAsia="zh-CN"/>
+      <w:lang w:val="en-US" w:bidi="ar-SA" w:eastAsia="zh-CN"/>
     </w:rPr>
   </w:style>
   <w:style w:type="paragraph" w:styleId="DNtd2tennuoc">
@@ -28277,7 +28085,7 @@
       <w:color w:val="000000"/>
       <w:sz w:val="20"/>
       <w:szCs w:val="20"/>
-      <w:lang w:bidi="ar-SA" w:val="en-US" w:eastAsia="zh-CN"/>
+      <w:lang w:val="en-US" w:bidi="ar-SA" w:eastAsia="zh-CN"/>
     </w:rPr>
   </w:style>
   <w:style w:type="paragraph" w:styleId="DNtd3DLTDHP">
@@ -28296,7 +28104,7 @@
       <w:color w:val="000000"/>
       <w:sz w:val="22"/>
       <w:szCs w:val="22"/>
-      <w:lang w:bidi="ar-SA" w:val="en-US" w:eastAsia="zh-CN"/>
+      <w:lang w:val="en-US" w:bidi="ar-SA" w:eastAsia="zh-CN"/>
     </w:rPr>
   </w:style>
   <w:style w:type="paragraph" w:styleId="DNtd4so">
@@ -28319,7 +28127,7 @@
       <w:color w:val="000000"/>
       <w:sz w:val="22"/>
       <w:szCs w:val="22"/>
-      <w:lang w:bidi="ar-SA" w:val="en-US" w:eastAsia="zh-CN"/>
+      <w:lang w:val="en-US" w:bidi="ar-SA" w:eastAsia="zh-CN"/>
     </w:rPr>
   </w:style>
   <w:style w:type="paragraph" w:styleId="StylecLeft">
@@ -28870,7 +28678,7 @@
       <w:color w:val="0000FF"/>
       <w:sz w:val="24"/>
       <w:szCs w:val="24"/>
-      <w:lang w:val="en-US" w:eastAsia="en-US" w:bidi="ar-SA"/>
+      <w:lang w:val="en-US" w:eastAsia="vi-VN" w:bidi="ar-SA"/>
     </w:rPr>
   </w:style>
   <w:style w:type="paragraph" w:styleId="chucdanh">
@@ -28887,7 +28695,7 @@
       <w:color w:val="0000FF"/>
       <w:sz w:val="20"/>
       <w:szCs w:val="20"/>
-      <w:lang w:val="en-US" w:eastAsia="en-US" w:bidi="ar-SA"/>
+      <w:lang w:val="en-US" w:eastAsia="vi-VN" w:bidi="ar-SA"/>
     </w:rPr>
   </w:style>
   <w:style w:type="paragraph" w:styleId="loai-vb">
@@ -28909,7 +28717,7 @@
       <w:spacing w:val="100"/>
       <w:sz w:val="32"/>
       <w:szCs w:val="32"/>
-      <w:lang w:val="en-US" w:eastAsia="en-US" w:bidi="ar-SA"/>
+      <w:lang w:val="en-US" w:eastAsia="vi-VN" w:bidi="ar-SA"/>
     </w:rPr>
   </w:style>
   <w:style w:type="paragraph" w:styleId="ten-vb">
@@ -28929,7 +28737,7 @@
       <w:spacing w:val="24"/>
       <w:sz w:val="20"/>
       <w:szCs w:val="20"/>
-      <w:lang w:val="en-US" w:eastAsia="en-US" w:bidi="ar-SA"/>
+      <w:lang w:val="en-US" w:eastAsia="vi-VN" w:bidi="ar-SA"/>
     </w:rPr>
   </w:style>
   <w:style w:type="paragraph" w:styleId="congbo">
@@ -28949,7 +28757,7 @@
       <w:color w:val="0000FF"/>
       <w:sz w:val="20"/>
       <w:szCs w:val="20"/>
-      <w:lang w:val="en-US" w:eastAsia="en-US" w:bidi="ar-SA"/>
+      <w:lang w:val="en-US" w:eastAsia="vi-VN" w:bidi="ar-SA"/>
     </w:rPr>
   </w:style>
   <w:style w:type="paragraph" w:styleId="n-chuong1">
@@ -28983,7 +28791,7 @@
       <w:color w:val="0000FF"/>
       <w:sz w:val="22"/>
       <w:szCs w:val="22"/>
-      <w:lang w:val="en-US" w:eastAsia="en-US" w:bidi="ar-SA"/>
+      <w:lang w:val="en-US" w:eastAsia="vi-VN" w:bidi="ar-SA"/>
     </w:rPr>
   </w:style>
   <w:style w:type="paragraph" w:styleId="giua-nghieng">
@@ -29002,7 +28810,7 @@
       <w:color w:val="0000FF"/>
       <w:sz w:val="20"/>
       <w:szCs w:val="24"/>
-      <w:lang w:val="en-US" w:eastAsia="en-US" w:bidi="ar-SA"/>
+      <w:lang w:val="en-US" w:eastAsia="vi-VN" w:bidi="ar-SA"/>
     </w:rPr>
   </w:style>
   <w:style w:type="paragraph" w:styleId="141">
@@ -29579,7 +29387,7 @@
       <w:color w:val="000000"/>
       <w:sz w:val="22"/>
       <w:szCs w:val="22"/>
-      <w:lang w:val="en-US" w:eastAsia="en-US"/>
+      <w:lang w:val="vi-VN" w:eastAsia="vi-VN"/>
     </w:rPr>
   </w:style>
   <w:style w:type="paragraph" w:styleId="3sochuongChar">
@@ -30535,7 +30343,7 @@
       <w:color w:val="000000"/>
       <w:sz w:val="22"/>
       <w:szCs w:val="22"/>
-      <w:lang w:bidi="ar-SA" w:val="en-US" w:eastAsia="zh-CN"/>
+      <w:lang w:val="en-US" w:bidi="ar-SA" w:eastAsia="zh-CN"/>
     </w:rPr>
   </w:style>
   <w:style w:type="paragraph" w:styleId="headingsample">
@@ -31013,7 +30821,7 @@
     <w:qFormat/>
     <w:pPr/>
     <w:rPr>
-      <w:lang w:val="en-US" w:eastAsia="en-US"/>
+      <w:lang w:val="vi-VN" w:eastAsia="vi-VN"/>
     </w:rPr>
   </w:style>
   <w:style w:type="paragraph" w:styleId="CharCharCharChar11">
@@ -31478,7 +31286,7 @@
       <w:color w:val="FF00FF"/>
       <w:sz w:val="26"/>
       <w:szCs w:val="20"/>
-      <w:lang w:val="en-US"/>
+      <w:lang w:val="vi-VN"/>
     </w:rPr>
   </w:style>
   <w:style w:type="paragraph" w:styleId="d2">
@@ -31532,7 +31340,7 @@
     <w:rPr>
       <w:rFonts w:eastAsia="Batang"/>
       <w:szCs w:val="26"/>
-      <w:lang w:val="en-US"/>
+      <w:lang w:val="vi-VN"/>
     </w:rPr>
   </w:style>
   <w:style w:type="paragraph" w:styleId="Reference">
@@ -31664,7 +31472,7 @@
       <w:b/>
       <w:sz w:val="24"/>
       <w:szCs w:val="24"/>
-      <w:lang w:val="en-US" w:eastAsia="en-US"/>
+      <w:lang w:val="vi-VN" w:eastAsia="vi-VN"/>
     </w:rPr>
   </w:style>
   <w:style w:type="paragraph" w:styleId="dieu11">
@@ -31712,7 +31520,7 @@
       <w:color w:val="000000"/>
       <w:sz w:val="22"/>
       <w:szCs w:val="22"/>
-      <w:lang w:val="en-US" w:eastAsia="en-US"/>
+      <w:lang w:val="vi-VN" w:eastAsia="vi-VN"/>
     </w:rPr>
   </w:style>
   <w:style w:type="paragraph" w:styleId="Co9th">
@@ -31753,7 +31561,7 @@
     <w:rPr>
       <w:sz w:val="20"/>
       <w:szCs w:val="20"/>
-      <w:lang w:val="en-US" w:eastAsia="en-US"/>
+      <w:lang w:val="vi-VN" w:eastAsia="vi-VN"/>
     </w:rPr>
   </w:style>
   <w:style w:type="paragraph" w:styleId="StyleBodyTextVnArial11pt3">
@@ -31768,7 +31576,7 @@
       <w:rFonts w:ascii="Times New Roman" w:hAnsi="Times New Roman" w:eastAsia="SimSun" w:cs="Times New Roman"/>
       <w:b w:val="false"/>
       <w:szCs w:val="24"/>
-      <w:lang w:val="en-US"/>
+      <w:lang w:val="vi-VN"/>
     </w:rPr>
   </w:style>
   <w:style w:type="paragraph" w:styleId="InsertionNote">
@@ -31799,7 +31607,7 @@
       <w:color w:val="FF0000"/>
       <w:sz w:val="26"/>
       <w:szCs w:val="26"/>
-      <w:lang w:val="en-US" w:eastAsia="en-US"/>
+      <w:lang w:val="vi-VN" w:eastAsia="vi-VN"/>
     </w:rPr>
   </w:style>
   <w:style w:type="paragraph" w:styleId="MainItem">
@@ -31822,7 +31630,7 @@
       <w:rFonts w:ascii="Arial" w:hAnsi="Arial" w:cs="Arial"/>
       <w:sz w:val="40"/>
       <w:szCs w:val="26"/>
-      <w:lang w:val="en-US" w:eastAsia="en-US"/>
+      <w:lang w:val="vi-VN" w:eastAsia="vi-VN"/>
     </w:rPr>
   </w:style>
   <w:style w:type="paragraph" w:styleId="Normal-Bullet">
@@ -31841,7 +31649,7 @@
       <w:rFonts w:ascii="Arial" w:hAnsi="Arial" w:cs="Arial"/>
       <w:sz w:val="20"/>
       <w:szCs w:val="20"/>
-      <w:lang w:val="en-US" w:eastAsia="en-US"/>
+      <w:lang w:val="vi-VN" w:eastAsia="vi-VN"/>
     </w:rPr>
   </w:style>
   <w:style w:type="paragraph" w:styleId="SpeakerNotes">
@@ -31881,7 +31689,7 @@
       <w:color w:val="000000"/>
       <w:sz w:val="20"/>
       <w:szCs w:val="23"/>
-      <w:lang w:val="en-US" w:eastAsia="en-US"/>
+      <w:lang w:val="vi-VN" w:eastAsia="vi-VN"/>
     </w:rPr>
   </w:style>
   <w:style w:type="paragraph" w:styleId="Normal21">
@@ -31905,7 +31713,7 @@
       <w:rFonts w:ascii="Arial" w:hAnsi="Arial" w:cs="Arial"/>
       <w:sz w:val="20"/>
       <w:szCs w:val="20"/>
-      <w:lang w:val="en-US" w:eastAsia="en-US"/>
+      <w:lang w:val="vi-VN" w:eastAsia="vi-VN"/>
     </w:rPr>
   </w:style>
   <w:style w:type="paragraph" w:styleId="Normal2-Bullet">
@@ -31940,7 +31748,7 @@
       <w:rFonts w:ascii="Arial" w:hAnsi="Arial" w:cs="Arial"/>
       <w:sz w:val="18"/>
       <w:szCs w:val="18"/>
-      <w:lang w:val="en-US" w:eastAsia="en-US"/>
+      <w:lang w:val="vi-VN" w:eastAsia="vi-VN"/>
     </w:rPr>
   </w:style>
   <w:style w:type="paragraph" w:styleId="Tabletext1">
@@ -31957,7 +31765,7 @@
       <w:bCs/>
       <w:sz w:val="20"/>
       <w:szCs w:val="20"/>
-      <w:lang w:val="en-US" w:eastAsia="en-US"/>
+      <w:lang w:val="vi-VN" w:eastAsia="vi-VN"/>
     </w:rPr>
   </w:style>
   <w:style w:type="paragraph" w:styleId="Appendixheading1">
@@ -31978,7 +31786,7 @@
       <w:b/>
       <w:sz w:val="20"/>
       <w:szCs w:val="20"/>
-      <w:lang w:val="en-US" w:eastAsia="en-US"/>
+      <w:lang w:val="vi-VN" w:eastAsia="vi-VN"/>
     </w:rPr>
   </w:style>
   <w:style w:type="paragraph" w:styleId="Appendixheading2">
@@ -32017,7 +31825,7 @@
     </w:pPr>
     <w:rPr>
       <w:rFonts w:ascii="Arial" w:hAnsi="Arial" w:cs="Arial"/>
-      <w:lang w:val="en-US" w:eastAsia="en-US"/>
+      <w:lang w:val="vi-VN" w:eastAsia="vi-VN"/>
     </w:rPr>
   </w:style>
   <w:style w:type="paragraph" w:styleId="Normal-Bullet2">
@@ -32071,7 +31879,7 @@
       <w:caps/>
       <w:sz w:val="22"/>
       <w:szCs w:val="26"/>
-      <w:lang w:val="en-US" w:eastAsia="en-US"/>
+      <w:lang w:val="vi-VN" w:eastAsia="vi-VN"/>
     </w:rPr>
   </w:style>
   <w:style w:type="paragraph" w:styleId="HeadingC3L2">
@@ -32098,7 +31906,7 @@
       <w:w w:val="90"/>
       <w:sz w:val="22"/>
       <w:szCs w:val="36"/>
-      <w:lang w:val="en-US" w:eastAsia="en-US"/>
+      <w:lang w:val="vi-VN" w:eastAsia="vi-VN"/>
     </w:rPr>
   </w:style>
   <w:style w:type="paragraph" w:styleId="Heading3SS4">
@@ -32122,7 +31930,7 @@
       <w:color w:val="000000"/>
       <w:sz w:val="20"/>
       <w:szCs w:val="20"/>
-      <w:lang w:val="en-US"/>
+      <w:lang w:val="vi-VN"/>
     </w:rPr>
   </w:style>
   <w:style w:type="paragraph" w:styleId="Heading4SS4">
@@ -32315,7 +32123,7 @@
     </w:pPr>
     <w:rPr>
       <w:rFonts w:ascii="Arial" w:hAnsi="Arial" w:cs="Arial"/>
-      <w:lang w:val="en-US" w:eastAsia="en-US"/>
+      <w:lang w:val="vi-VN" w:eastAsia="vi-VN"/>
     </w:rPr>
   </w:style>
   <w:style w:type="paragraph" w:styleId="Stylemuc1ComplexArialComplex13pt1">
@@ -32456,7 +32264,7 @@
       <w:b/>
       <w:sz w:val="26"/>
       <w:szCs w:val="20"/>
-      <w:lang w:val="en-GB" w:eastAsia="en-US"/>
+      <w:lang w:val="en-GB" w:eastAsia="vi-VN"/>
     </w:rPr>
   </w:style>
   <w:style w:type="paragraph" w:styleId="FAATableText">
@@ -32471,7 +32279,7 @@
       <w:rFonts w:ascii="Arial Narrow" w:hAnsi="Arial Narrow" w:eastAsia="Calibri" w:cs="Arial Narrow"/>
       <w:sz w:val="20"/>
       <w:szCs w:val="20"/>
-      <w:lang w:val="en-US"/>
+      <w:lang w:val="vi-VN"/>
     </w:rPr>
   </w:style>
   <w:style w:type="paragraph" w:styleId="StyleHeading213ptJustifiedBefore0ptAfter0pt">
@@ -32603,7 +32411,7 @@
       <w:color w:val="FF0000"/>
       <w:sz w:val="22"/>
       <w:szCs w:val="22"/>
-      <w:lang w:val="en-US"/>
+      <w:lang w:val="vi-VN"/>
     </w:rPr>
   </w:style>
   <w:style w:type="paragraph" w:styleId="StyleStyleHeading213ptJustifiedBefore0ptAfter0pt">
@@ -32975,7 +32783,7 @@
       <w:bCs/>
       <w:sz w:val="26"/>
       <w:szCs w:val="26"/>
-      <w:lang w:val="en-US"/>
+      <w:lang w:val="vi-VN"/>
     </w:rPr>
   </w:style>
   <w:style w:type="paragraph" w:styleId="CharCharCharCharCharCharCharCharChar">
@@ -32998,7 +32806,7 @@
       <w:jc w:val="both"/>
     </w:pPr>
     <w:rPr>
-      <w:lang w:val="vi-VN" w:eastAsia="en-US"/>
+      <w:lang w:val="vi-VN" w:eastAsia="vi-VN"/>
     </w:rPr>
   </w:style>
   <w:style w:type="paragraph" w:styleId="Nidung">
@@ -33093,7 +32901,7 @@
       <w:color w:val="auto"/>
       <w:sz w:val="24"/>
       <w:szCs w:val="24"/>
-      <w:lang w:bidi="ar-SA" w:val="en-US" w:eastAsia="zh-CN"/>
+      <w:lang w:val="en-US" w:bidi="ar-SA" w:eastAsia="zh-CN"/>
     </w:rPr>
   </w:style>
   <w:style w:type="paragraph" w:styleId="Quydinhchung">
@@ -33111,7 +32919,7 @@
       <w:color w:val="auto"/>
       <w:sz w:val="24"/>
       <w:szCs w:val="24"/>
-      <w:lang w:bidi="ar-SA" w:val="en-US" w:eastAsia="zh-CN"/>
+      <w:lang w:val="en-US" w:bidi="ar-SA" w:eastAsia="zh-CN"/>
     </w:rPr>
   </w:style>
   <w:style w:type="paragraph" w:styleId="coditab">
@@ -33142,7 +32950,7 @@
       <w:color w:val="auto"/>
       <w:sz w:val="28"/>
       <w:szCs w:val="28"/>
-      <w:lang w:bidi="ar-SA" w:val="en-US" w:eastAsia="zh-CN"/>
+      <w:lang w:val="en-US" w:bidi="ar-SA" w:eastAsia="zh-CN"/>
     </w:rPr>
   </w:style>
   <w:style w:type="paragraph" w:styleId="Char2">
@@ -33173,7 +32981,7 @@
       <w:sz w:val="20"/>
       <w:szCs w:val="20"/>
       <w:shd w:fill="FFFFFF" w:val="clear"/>
-      <w:lang w:val="en-US"/>
+      <w:lang w:val="vi-VN"/>
     </w:rPr>
   </w:style>
   <w:style w:type="paragraph" w:styleId="Heading111">
@@ -33192,7 +33000,7 @@
       <w:sz w:val="20"/>
       <w:szCs w:val="20"/>
       <w:shd w:fill="FFFFFF" w:val="clear"/>
-      <w:lang w:val="en-US"/>
+      <w:lang w:val="vi-VN"/>
     </w:rPr>
   </w:style>
   <w:style w:type="paragraph" w:styleId="Bodytext1101">
@@ -33209,7 +33017,7 @@
       <w:sz w:val="20"/>
       <w:szCs w:val="20"/>
       <w:shd w:fill="FFFFFF" w:val="clear"/>
-      <w:lang w:val="en-US"/>
+      <w:lang w:val="vi-VN"/>
     </w:rPr>
   </w:style>
   <w:style w:type="paragraph" w:styleId="Bodytext215">
@@ -33228,7 +33036,7 @@
       <w:bCs/>
       <w:sz w:val="20"/>
       <w:szCs w:val="20"/>
-      <w:lang w:val="en-US"/>
+      <w:lang w:val="vi-VN"/>
     </w:rPr>
   </w:style>
   <w:style w:type="paragraph" w:styleId="Bodytext35">
@@ -33246,7 +33054,7 @@
       <w:sz w:val="26"/>
       <w:szCs w:val="26"/>
       <w:shd w:fill="FFFFFF" w:val="clear"/>
-      <w:lang w:val="en-US"/>
+      <w:lang w:val="vi-VN"/>
     </w:rPr>
   </w:style>
   <w:style w:type="paragraph" w:styleId="Headerorfooter11">
@@ -33262,7 +33070,7 @@
       <w:sz w:val="20"/>
       <w:szCs w:val="20"/>
       <w:shd w:fill="FFFFFF" w:val="clear"/>
-      <w:lang w:val="en-US"/>
+      <w:lang w:val="vi-VN"/>
     </w:rPr>
   </w:style>
   <w:style w:type="paragraph" w:styleId="Bodytext43">
@@ -33283,7 +33091,7 @@
       <w:sz w:val="22"/>
       <w:szCs w:val="22"/>
       <w:shd w:fill="FFFFFF" w:val="clear"/>
-      <w:lang w:val="en-US"/>
+      <w:lang w:val="vi-VN"/>
     </w:rPr>
   </w:style>
   <w:style w:type="paragraph" w:styleId="Bodytext52">
@@ -33302,7 +33110,7 @@
       <w:sz w:val="18"/>
       <w:szCs w:val="18"/>
       <w:shd w:fill="FFFFFF" w:val="clear"/>
-      <w:lang w:val="en-US"/>
+      <w:lang w:val="vi-VN"/>
     </w:rPr>
   </w:style>
   <w:style w:type="paragraph" w:styleId="Tablecaption11">
@@ -33319,7 +33127,7 @@
       <w:sz w:val="20"/>
       <w:szCs w:val="20"/>
       <w:shd w:fill="FFFFFF" w:val="clear"/>
-      <w:lang w:val="en-US"/>
+      <w:lang w:val="vi-VN"/>
     </w:rPr>
   </w:style>
   <w:style w:type="paragraph" w:styleId="Tablecaption211">
@@ -33337,7 +33145,7 @@
       <w:sz w:val="20"/>
       <w:szCs w:val="20"/>
       <w:shd w:fill="FFFFFF" w:val="clear"/>
-      <w:lang w:val="en-US" w:eastAsia="en-US"/>
+      <w:lang w:val="vi-VN" w:eastAsia="vi-VN"/>
     </w:rPr>
   </w:style>
   <w:style w:type="paragraph" w:styleId="Bodytext62">
@@ -33353,7 +33161,7 @@
       <w:sz w:val="20"/>
       <w:szCs w:val="20"/>
       <w:shd w:fill="FFFFFF" w:val="clear"/>
-      <w:lang w:val="en-US"/>
+      <w:lang w:val="vi-VN"/>
     </w:rPr>
   </w:style>
   <w:style w:type="paragraph" w:styleId="Bodytext72">
@@ -33369,7 +33177,7 @@
       <w:sz w:val="22"/>
       <w:szCs w:val="22"/>
       <w:shd w:fill="FFFFFF" w:val="clear"/>
-      <w:lang w:val="en-US"/>
+      <w:lang w:val="vi-VN"/>
     </w:rPr>
   </w:style>
   <w:style w:type="paragraph" w:styleId="Bodytext82">
@@ -33385,7 +33193,7 @@
       <w:sz w:val="20"/>
       <w:szCs w:val="20"/>
       <w:shd w:fill="FFFFFF" w:val="clear"/>
-      <w:lang w:val="en-US"/>
+      <w:lang w:val="vi-VN"/>
     </w:rPr>
   </w:style>
   <w:style w:type="paragraph" w:styleId="Tablecaption311">
@@ -33403,7 +33211,7 @@
       <w:sz w:val="20"/>
       <w:szCs w:val="20"/>
       <w:shd w:fill="FFFFFF" w:val="clear"/>
-      <w:lang w:val="en-US"/>
+      <w:lang w:val="vi-VN"/>
     </w:rPr>
   </w:style>
   <w:style w:type="paragraph" w:styleId="Tablecaption41">
@@ -33422,7 +33230,7 @@
       <w:sz w:val="10"/>
       <w:szCs w:val="10"/>
       <w:shd w:fill="FFFFFF" w:val="clear"/>
-      <w:lang w:val="en-US" w:eastAsia="en-US"/>
+      <w:lang w:val="vi-VN" w:eastAsia="vi-VN"/>
     </w:rPr>
   </w:style>
   <w:style w:type="paragraph" w:styleId="Bodytext92">
@@ -33438,7 +33246,7 @@
       <w:sz w:val="23"/>
       <w:szCs w:val="23"/>
       <w:shd w:fill="FFFFFF" w:val="clear"/>
-      <w:lang w:val="en-US"/>
+      <w:lang w:val="vi-VN"/>
     </w:rPr>
   </w:style>
   <w:style w:type="paragraph" w:styleId="Bodytext102">
@@ -33454,7 +33262,7 @@
       <w:sz w:val="23"/>
       <w:szCs w:val="23"/>
       <w:shd w:fill="FFFFFF" w:val="clear"/>
-      <w:lang w:val="en-US"/>
+      <w:lang w:val="vi-VN"/>
     </w:rPr>
   </w:style>
   <w:style w:type="paragraph" w:styleId="Bodytext112">
@@ -33470,7 +33278,7 @@
       <w:sz w:val="25"/>
       <w:szCs w:val="25"/>
       <w:shd w:fill="FFFFFF" w:val="clear"/>
-      <w:lang w:val="en-US"/>
+      <w:lang w:val="vi-VN"/>
     </w:rPr>
   </w:style>
   <w:style w:type="paragraph" w:styleId="Bodytext122">
@@ -33486,7 +33294,7 @@
       <w:sz w:val="23"/>
       <w:szCs w:val="23"/>
       <w:shd w:fill="FFFFFF" w:val="clear"/>
-      <w:lang w:val="en-US"/>
+      <w:lang w:val="vi-VN"/>
     </w:rPr>
   </w:style>
   <w:style w:type="paragraph" w:styleId="Bodytext132">
@@ -33503,7 +33311,7 @@
       <w:sz w:val="23"/>
       <w:szCs w:val="23"/>
       <w:shd w:fill="FFFFFF" w:val="clear"/>
-      <w:lang w:val="en-US"/>
+      <w:lang w:val="vi-VN"/>
     </w:rPr>
   </w:style>
   <w:style w:type="paragraph" w:styleId="Bodytext142">
@@ -33519,7 +33327,7 @@
       <w:sz w:val="23"/>
       <w:szCs w:val="23"/>
       <w:shd w:fill="FFFFFF" w:val="clear"/>
-      <w:lang w:val="en-US"/>
+      <w:lang w:val="vi-VN"/>
     </w:rPr>
   </w:style>
   <w:style w:type="paragraph" w:styleId="Bodytext152">
@@ -33535,7 +33343,7 @@
       <w:sz w:val="23"/>
       <w:szCs w:val="23"/>
       <w:shd w:fill="FFFFFF" w:val="clear"/>
-      <w:lang w:val="en-US"/>
+      <w:lang w:val="vi-VN"/>
     </w:rPr>
   </w:style>
   <w:style w:type="paragraph" w:styleId="Bodytext162">
@@ -33551,7 +33359,7 @@
       <w:sz w:val="23"/>
       <w:szCs w:val="23"/>
       <w:shd w:fill="FFFFFF" w:val="clear"/>
-      <w:lang w:val="en-US"/>
+      <w:lang w:val="vi-VN"/>
     </w:rPr>
   </w:style>
   <w:style w:type="paragraph" w:styleId="Bodytext172">
@@ -33567,7 +33375,7 @@
       <w:sz w:val="23"/>
       <w:szCs w:val="23"/>
       <w:shd w:fill="FFFFFF" w:val="clear"/>
-      <w:lang w:val="en-US"/>
+      <w:lang w:val="vi-VN"/>
     </w:rPr>
   </w:style>
   <w:style w:type="paragraph" w:styleId="Bodytext182">
@@ -33583,7 +33391,7 @@
       <w:sz w:val="23"/>
       <w:szCs w:val="23"/>
       <w:shd w:fill="FFFFFF" w:val="clear"/>
-      <w:lang w:val="en-US"/>
+      <w:lang w:val="vi-VN"/>
     </w:rPr>
   </w:style>
   <w:style w:type="paragraph" w:styleId="Bodytext192">
@@ -33600,7 +33408,7 @@
       <w:sz w:val="23"/>
       <w:szCs w:val="23"/>
       <w:shd w:fill="FFFFFF" w:val="clear"/>
-      <w:lang w:val="en-US"/>
+      <w:lang w:val="vi-VN"/>
     </w:rPr>
   </w:style>
   <w:style w:type="paragraph" w:styleId="Bodytext202">
@@ -33617,7 +33425,7 @@
       <w:sz w:val="23"/>
       <w:szCs w:val="23"/>
       <w:shd w:fill="FFFFFF" w:val="clear"/>
-      <w:lang w:val="en-US"/>
+      <w:lang w:val="vi-VN"/>
     </w:rPr>
   </w:style>
   <w:style w:type="paragraph" w:styleId="Bodytext216">
@@ -33634,7 +33442,7 @@
       <w:sz w:val="23"/>
       <w:szCs w:val="23"/>
       <w:shd w:fill="FFFFFF" w:val="clear"/>
-      <w:lang w:val="en-US"/>
+      <w:lang w:val="vi-VN"/>
     </w:rPr>
   </w:style>
   <w:style w:type="paragraph" w:styleId="Bodytext224">
@@ -33651,7 +33459,7 @@
       <w:sz w:val="22"/>
       <w:szCs w:val="22"/>
       <w:shd w:fill="FFFFFF" w:val="clear"/>
-      <w:lang w:val="en-US"/>
+      <w:lang w:val="vi-VN"/>
     </w:rPr>
   </w:style>
   <w:style w:type="paragraph" w:styleId="Bodytext233">
@@ -33668,7 +33476,7 @@
       <w:sz w:val="22"/>
       <w:szCs w:val="22"/>
       <w:shd w:fill="FFFFFF" w:val="clear"/>
-      <w:lang w:val="en-US"/>
+      <w:lang w:val="vi-VN"/>
     </w:rPr>
   </w:style>
   <w:style w:type="paragraph" w:styleId="Bodytext242">
@@ -33684,7 +33492,7 @@
       <w:sz w:val="20"/>
       <w:szCs w:val="20"/>
       <w:shd w:fill="FFFFFF" w:val="clear"/>
-      <w:lang w:val="en-US"/>
+      <w:lang w:val="vi-VN"/>
     </w:rPr>
   </w:style>
   <w:style w:type="paragraph" w:styleId="Bodytext252">
@@ -33701,7 +33509,7 @@
       <w:sz w:val="22"/>
       <w:szCs w:val="22"/>
       <w:shd w:fill="FFFFFF" w:val="clear"/>
-      <w:lang w:val="en-US"/>
+      <w:lang w:val="vi-VN"/>
     </w:rPr>
   </w:style>
   <w:style w:type="paragraph" w:styleId="Bodytext261">
@@ -33718,7 +33526,7 @@
       <w:sz w:val="12"/>
       <w:szCs w:val="12"/>
       <w:shd w:fill="FFFFFF" w:val="clear"/>
-      <w:lang w:val="en-US" w:eastAsia="en-US"/>
+      <w:lang w:val="vi-VN" w:eastAsia="vi-VN"/>
     </w:rPr>
   </w:style>
   <w:style w:type="paragraph" w:styleId="Bodytext271">
@@ -33734,7 +33542,7 @@
       <w:sz w:val="23"/>
       <w:szCs w:val="23"/>
       <w:shd w:fill="FFFFFF" w:val="clear"/>
-      <w:lang w:val="en-US"/>
+      <w:lang w:val="vi-VN"/>
     </w:rPr>
   </w:style>
   <w:style w:type="paragraph" w:styleId="Bodytext281">
@@ -33751,7 +33559,7 @@
       <w:sz w:val="23"/>
       <w:szCs w:val="23"/>
       <w:shd w:fill="FFFFFF" w:val="clear"/>
-      <w:lang w:val="en-US"/>
+      <w:lang w:val="vi-VN"/>
     </w:rPr>
   </w:style>
   <w:style w:type="paragraph" w:styleId="Bodytext291">
@@ -33767,7 +33575,7 @@
       <w:sz w:val="23"/>
       <w:szCs w:val="23"/>
       <w:shd w:fill="FFFFFF" w:val="clear"/>
-      <w:lang w:val="en-US"/>
+      <w:lang w:val="vi-VN"/>
     </w:rPr>
   </w:style>
   <w:style w:type="paragraph" w:styleId="Bodytext301">
@@ -33784,7 +33592,7 @@
       <w:sz w:val="23"/>
       <w:szCs w:val="23"/>
       <w:shd w:fill="FFFFFF" w:val="clear"/>
-      <w:lang w:val="en-US"/>
+      <w:lang w:val="vi-VN"/>
     </w:rPr>
   </w:style>
   <w:style w:type="paragraph" w:styleId="Bodytext311">
@@ -33801,7 +33609,7 @@
       <w:sz w:val="22"/>
       <w:szCs w:val="22"/>
       <w:shd w:fill="FFFFFF" w:val="clear"/>
-      <w:lang w:val="en-US"/>
+      <w:lang w:val="vi-VN"/>
     </w:rPr>
   </w:style>
   <w:style w:type="paragraph" w:styleId="Bodytext321">
@@ -33817,7 +33625,7 @@
       <w:sz w:val="23"/>
       <w:szCs w:val="23"/>
       <w:shd w:fill="FFFFFF" w:val="clear"/>
-      <w:lang w:val="en-US"/>
+      <w:lang w:val="vi-VN"/>
     </w:rPr>
   </w:style>
   <w:style w:type="paragraph" w:styleId="Heading123">
@@ -33835,7 +33643,7 @@
       <w:sz w:val="20"/>
       <w:szCs w:val="20"/>
       <w:shd w:fill="FFFFFF" w:val="clear"/>
-      <w:lang w:val="en-US"/>
+      <w:lang w:val="vi-VN"/>
     </w:rPr>
   </w:style>
   <w:style w:type="paragraph" w:styleId="Heading212">
@@ -33855,7 +33663,7 @@
       <w:sz w:val="20"/>
       <w:szCs w:val="20"/>
       <w:shd w:fill="FFFFFF" w:val="clear"/>
-      <w:lang w:val="en-US"/>
+      <w:lang w:val="vi-VN"/>
     </w:rPr>
   </w:style>
   <w:style w:type="paragraph" w:styleId="Tablecaption51">
@@ -33875,7 +33683,7 @@
       <w:sz w:val="8"/>
       <w:szCs w:val="8"/>
       <w:shd w:fill="FFFFFF" w:val="clear"/>
-      <w:lang w:val="en-US" w:eastAsia="en-US"/>
+      <w:lang w:val="vi-VN" w:eastAsia="vi-VN"/>
     </w:rPr>
   </w:style>
   <w:style w:type="paragraph" w:styleId="Tablecaption61">
@@ -33892,7 +33700,7 @@
       <w:sz w:val="22"/>
       <w:szCs w:val="22"/>
       <w:shd w:fill="FFFFFF" w:val="clear"/>
-      <w:lang w:val="en-US" w:eastAsia="en-US"/>
+      <w:lang w:val="vi-VN" w:eastAsia="vi-VN"/>
     </w:rPr>
   </w:style>
   <w:style w:type="paragraph" w:styleId="Tablecaption71">
@@ -33909,7 +33717,7 @@
       <w:sz w:val="20"/>
       <w:szCs w:val="20"/>
       <w:shd w:fill="FFFFFF" w:val="clear"/>
-      <w:lang w:val="en-US" w:eastAsia="en-US"/>
+      <w:lang w:val="vi-VN" w:eastAsia="vi-VN"/>
     </w:rPr>
   </w:style>
   <w:style w:type="paragraph" w:styleId="msonormal">
@@ -38577,7 +38385,7 @@
       <w:color w:val="auto"/>
       <w:sz w:val="24"/>
       <w:szCs w:val="24"/>
-      <w:lang w:val="vi-VN" w:bidi="ar-SA" w:eastAsia="zh-CN"/>
+      <w:lang w:bidi="ar-SA" w:val="vi-VN" w:eastAsia="zh-CN"/>
     </w:rPr>
   </w:style>
   <w:style w:type="paragraph" w:styleId="Tenchitieu">
@@ -38760,7 +38568,7 @@
       <w:color w:val="auto"/>
       <w:sz w:val="20"/>
       <w:szCs w:val="20"/>
-      <w:lang w:bidi="ar-SA" w:val="en-US" w:eastAsia="zh-CN"/>
+      <w:lang w:val="en-US" w:bidi="ar-SA" w:eastAsia="zh-CN"/>
     </w:rPr>
   </w:style>
   <w:style w:type="paragraph" w:styleId="heading51">
@@ -38850,7 +38658,7 @@
     <w:rPr>
       <w:rFonts w:ascii="Times New Roman" w:hAnsi="Times New Roman" w:cs="Times New Roman"/>
       <w:sz w:val="28"/>
-      <w:lang w:val="en-US"/>
+      <w:lang w:val="vi-VN"/>
     </w:rPr>
   </w:style>
   <w:style w:type="paragraph" w:styleId="CM21">
@@ -38939,7 +38747,7 @@
       <w:iCs w:val="false"/>
       <w:sz w:val="24"/>
       <w:szCs w:val="24"/>
-      <w:lang w:val="en-US"/>
+      <w:lang w:val="vi-VN"/>
     </w:rPr>
   </w:style>
   <w:style w:type="paragraph" w:styleId="248">
@@ -38973,7 +38781,7 @@
       <w:rFonts w:ascii="Arial" w:hAnsi="Arial" w:cs="Arial"/>
       <w:sz w:val="24"/>
       <w:szCs w:val="24"/>
-      <w:lang w:val="en-US"/>
+      <w:lang w:val="vi-VN"/>
     </w:rPr>
   </w:style>
   <w:style w:type="paragraph" w:styleId="A11">
@@ -39108,7 +38916,7 @@
       <w:rFonts w:ascii="Arial" w:hAnsi="Arial" w:cs="Arial"/>
       <w:sz w:val="24"/>
       <w:szCs w:val="20"/>
-      <w:lang w:val="en-US"/>
+      <w:lang w:val="vi-VN"/>
     </w:rPr>
   </w:style>
   <w:style w:type="paragraph" w:styleId="Congthuc">
@@ -39223,7 +39031,7 @@
       <w:rFonts w:ascii="Arial" w:hAnsi="Arial" w:cs="Arial"/>
       <w:sz w:val="24"/>
       <w:szCs w:val="24"/>
-      <w:lang w:val="en-US"/>
+      <w:lang w:val="vi-VN"/>
     </w:rPr>
   </w:style>
   <w:style w:type="paragraph" w:styleId="0Bang">
@@ -39235,7 +39043,7 @@
       <w:jc w:val="center"/>
     </w:pPr>
     <w:rPr>
-      <w:lang w:val="en-US"/>
+      <w:lang w:val="vi-VN"/>
     </w:rPr>
   </w:style>
   <w:style w:type="paragraph" w:styleId="368">
@@ -39463,7 +39271,7 @@
       <w:b/>
       <w:i/>
       <w:szCs w:val="28"/>
-      <w:lang w:val="en-US"/>
+      <w:lang w:val="vi-VN"/>
     </w:rPr>
   </w:style>
   <w:style w:type="paragraph" w:styleId="Style168Left23cmHanging12cmBefore3pt">
@@ -39606,7 +39414,7 @@
       <w:b/>
       <w:sz w:val="24"/>
       <w:szCs w:val="22"/>
-      <w:lang w:val="en-US"/>
+      <w:lang w:val="vi-VN"/>
     </w:rPr>
   </w:style>
   <w:style w:type="paragraph" w:styleId="BPhanMucluc">
@@ -39629,7 +39437,7 @@
       <w:spacing w:val="0"/>
       <w:sz w:val="24"/>
       <w:szCs w:val="22"/>
-      <w:lang w:val="en-US"/>
+      <w:lang w:val="vi-VN"/>
     </w:rPr>
   </w:style>
   <w:style w:type="paragraph" w:styleId="Angoaccongthuc">
@@ -40002,7 +39810,7 @@
       <w:color w:val="auto"/>
       <w:sz w:val="28"/>
       <w:szCs w:val="28"/>
-      <w:lang w:bidi="ar-SA" w:val="en-US" w:eastAsia="zh-CN"/>
+      <w:lang w:val="en-US" w:bidi="ar-SA" w:eastAsia="zh-CN"/>
     </w:rPr>
   </w:style>
   <w:style w:type="paragraph" w:styleId="preamble">
@@ -40111,7 +39919,7 @@
       <w:color w:val="auto"/>
       <w:sz w:val="24"/>
       <w:szCs w:val="24"/>
-      <w:lang w:bidi="ar-SA" w:val="en-US" w:eastAsia="zh-CN"/>
+      <w:lang w:val="en-US" w:bidi="ar-SA" w:eastAsia="zh-CN"/>
     </w:rPr>
   </w:style>
   <w:style w:type="paragraph" w:styleId="cover1">
@@ -40128,7 +39936,7 @@
       <w:color w:val="auto"/>
       <w:sz w:val="28"/>
       <w:szCs w:val="28"/>
-      <w:lang w:bidi="ar-SA" w:val="en-US" w:eastAsia="zh-CN"/>
+      <w:lang w:val="en-US" w:bidi="ar-SA" w:eastAsia="zh-CN"/>
     </w:rPr>
   </w:style>
   <w:style w:type="paragraph" w:styleId="cover2">
@@ -40575,7 +40383,7 @@
       <w:rFonts w:ascii="Arial" w:hAnsi="Arial" w:eastAsia="MS Mincho" w:cs="Arial"/>
       <w:sz w:val="24"/>
       <w:szCs w:val="24"/>
-      <w:lang w:val="en-US"/>
+      <w:lang w:val="vi-VN"/>
     </w:rPr>
   </w:style>
   <w:style w:type="paragraph" w:styleId="NORMALa">
@@ -40687,7 +40495,7 @@
       <w:color w:val="auto"/>
       <w:sz w:val="22"/>
       <w:szCs w:val="22"/>
-      <w:lang w:bidi="ar-SA" w:val="en-US" w:eastAsia="zh-CN"/>
+      <w:lang w:val="en-US" w:bidi="ar-SA" w:eastAsia="zh-CN"/>
     </w:rPr>
   </w:style>
   <w:style w:type="paragraph" w:styleId="tableindent">
@@ -40720,7 +40528,7 @@
       <w:color w:val="auto"/>
       <w:sz w:val="24"/>
       <w:szCs w:val="24"/>
-      <w:lang w:bidi="ar-SA" w:val="en-US" w:eastAsia="zh-CN"/>
+      <w:lang w:val="en-US" w:bidi="ar-SA" w:eastAsia="zh-CN"/>
     </w:rPr>
   </w:style>
   <w:style w:type="paragraph" w:styleId="TENCHUONG2">
@@ -40739,7 +40547,7 @@
       <w:color w:val="auto"/>
       <w:sz w:val="24"/>
       <w:szCs w:val="24"/>
-      <w:lang w:bidi="ar-SA" w:val="en-US" w:eastAsia="zh-CN"/>
+      <w:lang w:val="en-US" w:bidi="ar-SA" w:eastAsia="zh-CN"/>
     </w:rPr>
   </w:style>
   <w:style w:type="paragraph" w:styleId="111reindent">
@@ -40887,7 +40695,7 @@
       <w:color w:val="auto"/>
       <w:sz w:val="32"/>
       <w:szCs w:val="32"/>
-      <w:lang w:bidi="ar-SA" w:val="en-US" w:eastAsia="zh-CN"/>
+      <w:lang w:val="en-US" w:bidi="ar-SA" w:eastAsia="zh-CN"/>
     </w:rPr>
   </w:style>
   <w:style w:type="paragraph" w:styleId="aindent">
@@ -40922,7 +40730,7 @@
       <w:color w:val="auto"/>
       <w:sz w:val="24"/>
       <w:szCs w:val="24"/>
-      <w:lang w:bidi="ar-SA" w:val="en-US" w:eastAsia="zh-CN"/>
+      <w:lang w:val="en-US" w:bidi="ar-SA" w:eastAsia="zh-CN"/>
     </w:rPr>
   </w:style>
   <w:style w:type="paragraph" w:styleId="iindent">
@@ -40982,7 +40790,7 @@
       <w:color w:val="auto"/>
       <w:sz w:val="24"/>
       <w:szCs w:val="24"/>
-      <w:lang w:bidi="ar-SA" w:val="en-US" w:eastAsia="zh-CN"/>
+      <w:lang w:val="en-US" w:bidi="ar-SA" w:eastAsia="zh-CN"/>
     </w:rPr>
   </w:style>
   <w:style w:type="paragraph" w:styleId="content11">
@@ -41016,7 +40824,7 @@
       <w:color w:val="auto"/>
       <w:sz w:val="24"/>
       <w:szCs w:val="24"/>
-      <w:lang w:bidi="ar-SA" w:val="en-US" w:eastAsia="zh-CN"/>
+      <w:lang w:val="en-US" w:bidi="ar-SA" w:eastAsia="zh-CN"/>
     </w:rPr>
   </w:style>
   <w:style w:type="paragraph" w:styleId="Footer2">
@@ -41032,7 +40840,7 @@
       <w:color w:val="auto"/>
       <w:sz w:val="24"/>
       <w:szCs w:val="24"/>
-      <w:lang w:bidi="ar-SA" w:val="en-US" w:eastAsia="zh-CN"/>
+      <w:lang w:val="en-US" w:bidi="ar-SA" w:eastAsia="zh-CN"/>
     </w:rPr>
   </w:style>
   <w:style w:type="paragraph" w:styleId="gridtable">
@@ -41063,7 +40871,7 @@
       <w:color w:val="auto"/>
       <w:sz w:val="24"/>
       <w:szCs w:val="24"/>
-      <w:lang w:bidi="ar-SA" w:val="en-US" w:eastAsia="zh-CN"/>
+      <w:lang w:val="en-US" w:bidi="ar-SA" w:eastAsia="zh-CN"/>
     </w:rPr>
   </w:style>
   <w:style w:type="paragraph" w:styleId="Header2">
@@ -41080,7 +40888,7 @@
       <w:color w:val="auto"/>
       <w:sz w:val="24"/>
       <w:szCs w:val="24"/>
-      <w:lang w:bidi="ar-SA" w:val="en-US" w:eastAsia="zh-CN"/>
+      <w:lang w:val="en-US" w:bidi="ar-SA" w:eastAsia="zh-CN"/>
     </w:rPr>
   </w:style>
   <w:style w:type="paragraph" w:styleId="normalleft01">
@@ -41135,7 +40943,7 @@
       <w:color w:val="auto"/>
       <w:sz w:val="24"/>
       <w:szCs w:val="24"/>
-      <w:lang w:bidi="ar-SA" w:val="en-US" w:eastAsia="zh-CN"/>
+      <w:lang w:val="en-US" w:bidi="ar-SA" w:eastAsia="zh-CN"/>
     </w:rPr>
   </w:style>
   <w:style w:type="paragraph" w:styleId="Char1CharCharCharCharCharChar">
@@ -41205,7 +41013,7 @@
       <w:color w:val="auto"/>
       <w:sz w:val="20"/>
       <w:szCs w:val="20"/>
-      <w:lang w:eastAsia="ko-KR" w:bidi="ar-SA" w:val="en-US"/>
+      <w:lang w:val="en-US" w:eastAsia="ko-KR" w:bidi="ar-SA"/>
     </w:rPr>
   </w:style>
   <w:style w:type="paragraph" w:styleId="heading2-p">
@@ -41292,7 +41100,7 @@
       <w:spacing w:val="-2"/>
       <w:sz w:val="26"/>
       <w:szCs w:val="20"/>
-      <w:lang w:val="en-US"/>
+      <w:lang w:val="vi-VN"/>
     </w:rPr>
   </w:style>
   <w:style w:type="paragraph" w:styleId="f">
@@ -41329,7 +41137,7 @@
     <w:rPr>
       <w:sz w:val="26"/>
       <w:szCs w:val="26"/>
-      <w:lang w:val="en-US" w:eastAsia="en-US"/>
+      <w:lang w:val="vi-VN" w:eastAsia="vi-VN"/>
     </w:rPr>
   </w:style>
   <w:style w:type="paragraph" w:styleId="Tiu31">
@@ -41347,7 +41155,7 @@
       <w:bCs/>
       <w:sz w:val="26"/>
       <w:szCs w:val="26"/>
-      <w:lang w:val="en-US" w:eastAsia="en-US"/>
+      <w:lang w:val="vi-VN" w:eastAsia="vi-VN"/>
     </w:rPr>
   </w:style>
   <w:style w:type="paragraph" w:styleId="Khc1">
@@ -41362,7 +41170,7 @@
     <w:rPr>
       <w:sz w:val="26"/>
       <w:szCs w:val="26"/>
-      <w:lang w:val="en-US" w:eastAsia="en-US"/>
+      <w:lang w:val="vi-VN" w:eastAsia="vi-VN"/>
     </w:rPr>
   </w:style>
   <w:style w:type="paragraph" w:styleId="Chthchnh1">
@@ -41377,7 +41185,7 @@
     <w:rPr>
       <w:sz w:val="26"/>
       <w:szCs w:val="26"/>
-      <w:lang w:val="en-US" w:eastAsia="en-US"/>
+      <w:lang w:val="vi-VN" w:eastAsia="vi-VN"/>
     </w:rPr>
   </w:style>
   <w:style w:type="paragraph" w:styleId="Other1">
@@ -41394,7 +41202,7 @@
       <w:sz w:val="26"/>
       <w:szCs w:val="26"/>
       <w:shd w:fill="FFFFFF" w:val="clear"/>
-      <w:lang w:val="en-US" w:eastAsia="en-US"/>
+      <w:lang w:val="vi-VN" w:eastAsia="vi-VN"/>
     </w:rPr>
   </w:style>
   <w:style w:type="paragraph" w:styleId="Picturecaption1">
@@ -41411,7 +41219,7 @@
       <w:sz w:val="26"/>
       <w:szCs w:val="26"/>
       <w:shd w:fill="FFFFFF" w:val="clear"/>
-      <w:lang w:val="en-US" w:eastAsia="en-US"/>
+      <w:lang w:val="vi-VN" w:eastAsia="vi-VN"/>
     </w:rPr>
   </w:style>
   <w:style w:type="paragraph" w:styleId="Ghichcuitrang1">
@@ -41454,7 +41262,7 @@
       <w:bCs/>
       <w:sz w:val="18"/>
       <w:szCs w:val="18"/>
-      <w:lang w:val="en-US" w:eastAsia="en-US"/>
+      <w:lang w:val="vi-VN" w:eastAsia="vi-VN"/>
     </w:rPr>
   </w:style>
   <w:style w:type="paragraph" w:styleId="Tiu21">
@@ -41471,7 +41279,7 @@
       <w:iCs/>
       <w:sz w:val="34"/>
       <w:szCs w:val="34"/>
-      <w:lang w:val="en-US" w:eastAsia="en-US"/>
+      <w:lang w:val="vi-VN" w:eastAsia="vi-VN"/>
     </w:rPr>
   </w:style>
   <w:style w:type="paragraph" w:styleId="Chthchbng1">
@@ -41485,7 +41293,7 @@
     <w:rPr>
       <w:sz w:val="26"/>
       <w:szCs w:val="26"/>
-      <w:lang w:val="en-US" w:eastAsia="en-US"/>
+      <w:lang w:val="vi-VN" w:eastAsia="vi-VN"/>
     </w:rPr>
   </w:style>
   <w:style w:type="paragraph" w:styleId="Tiu11">
@@ -41504,7 +41312,7 @@
       <w:sz w:val="36"/>
       <w:szCs w:val="36"/>
       <w:shd w:fill="FFFFFF" w:val="clear"/>
-      <w:lang w:val="en-US" w:eastAsia="en-US"/>
+      <w:lang w:val="vi-VN" w:eastAsia="vi-VN"/>
     </w:rPr>
   </w:style>
   <w:style w:type="numbering" w:styleId="WW8Num1">
@@ -41642,7 +41450,7 @@
 </w:styles>
 </file>
 
-<file path=./word/theme/theme1.xml><?xml version="1.0" encoding="utf-8"?>
+<file path=word/theme/theme1.xml><?xml version="1.0" encoding="utf-8"?>
 <a:theme xmlns:a="http://schemas.openxmlformats.org/drawingml/2006/main" xmlns:r="http://schemas.openxmlformats.org/officeDocument/2006/relationships" name="Office">
   <a:themeElements>
     <a:clrScheme name="LibreOffice">
